--- a/李鑫-嵌入式软件开发工程师-社招简历.docx
+++ b/李鑫-嵌入式软件开发工程师-社招简历.docx
@@ -4,3175 +4,457 @@
   <w:body>
     <w:p>
       <w:pPr>
-        <w:pStyle w:val="Heading1"/>
-        <w:spacing w:after="180"/>
+        <w:jc w:val="center"/>
       </w:pPr>
       <w:r>
         <w:rPr>
-          <w:rFonts w:ascii="Microsoft YaHei" w:eastAsia="Microsoft YaHei" w:hAnsi="Microsoft YaHei" w:cs="Microsoft YaHei" w:hint="eastAsia"/>
-          <w:sz w:val="39"/>
-          <w:lang w:eastAsia="zh-CN"/>
+          <w:b/>
+          <w:sz w:val="36"/>
         </w:rPr>
-        <w:t>李 鑫</w:t>
+        <w:t>李鑫 - 嵌入式软件开发工程师（社招简历） 李 鑫</w:t>
+      </w:r>
+    </w:p>
+    <w:p>
+      <w:r>
+        <w:t>📱 18040309928 📧 lxx18040309928@163.com</w:t>
       </w:r>
     </w:p>
     <w:p>
       <w:r>
         <w:rPr>
-          <w:color w:val="666666"/>
-          <w:sz w:val="21"/>
+          <w:b/>
+          <w:sz w:val="24"/>
         </w:rPr>
+        <w:t>求职意向：嵌入式软件工程师（网络通信 / 无线方向）｜C/C++ 功底 + TCP/IP &amp; 802.11 协议栈 + 底层调用经验｜期望 30-35 万｜成都</w:t>
       </w:r>
+    </w:p>
+    <w:p>
+      <w:r>
+        <w:t>259万+现网 AP 接入数据规模</w:t>
+      </w:r>
+    </w:p>
+    <w:p>
+      <w:r>
+        <w:t>258万+射频(Radio)数据规模</w:t>
+      </w:r>
+    </w:p>
+    <w:p>
       <w:r>
         <w:rPr>
-          <w:color w:val="666666"/>
-          <w:sz w:val="21"/>
+          <w:b/>
         </w:rPr>
-        <w:t>📱 18040309928</w:t>
+        <w:t>19.6万+RRM 纳管无线设备</w:t>
       </w:r>
+    </w:p>
+    <w:p>
       <w:r>
         <w:rPr>
-          <w:color w:val="666666"/>
-          <w:sz w:val="21"/>
+          <w:b/>
         </w:rPr>
+        <w:t>802.11beWiFi7 · 6GHz 全链路支持</w:t>
       </w:r>
+    </w:p>
+    <w:p>
       <w:r>
         <w:rPr>
-          <w:color w:val="666666"/>
-          <w:sz w:val="21"/>
-        </w:rPr>
-        <w:t>📧 lxx18040309928@163.com</w:t>
-      </w:r>
-      <w:r>
-        <w:rPr>
-          <w:color w:val="666666"/>
-          <w:sz w:val="21"/>
-        </w:rPr>
-      </w:r>
-      <w:r/>
-    </w:p>
-    <w:p>
-      <w:pPr>
-        <w:spacing w:after="150"/>
-        <w:pBdr>
-          <w:left w:val="single" w:sz="24" w:space="0" w:color="1A1A1A"/>
-        </w:pBdr>
-        <w:shd w:val="clear" w:color="auto" w:fill="F5F7FA"/>
-      </w:pPr>
-      <w:r>
-        <w:rPr>
-          <w:color w:val="1A1A1A"/>
-          <w:sz w:val="21"/>
-        </w:rPr>
-      </w:r>
-      <w:r>
-        <w:rPr>
-          <w:rFonts w:ascii="Microsoft YaHei" w:eastAsia="Microsoft YaHei" w:hAnsi="Microsoft YaHei" w:cs="Microsoft YaHei" w:hint="eastAsia"/>
           <w:b/>
-          <w:color w:val="1A1A1A"/>
-          <w:sz w:val="21"/>
-          <w:lang w:eastAsia="zh-CN"/>
-        </w:rPr>
-        <w:t>求职意向</w:t>
-      </w:r>
-      <w:r>
-        <w:rPr>
-          <w:rFonts w:ascii="Microsoft YaHei" w:eastAsia="Microsoft YaHei" w:hAnsi="Microsoft YaHei" w:cs="Microsoft YaHei" w:hint="eastAsia"/>
-          <w:color w:val="1A1A1A"/>
-          <w:sz w:val="21"/>
-          <w:lang w:eastAsia="zh-CN"/>
-        </w:rPr>
-        <w:t>：嵌入式软件工程师（网络通信 / 无线方向）｜C/C++ 功底 + TCP/IP &amp; 802.11 协议栈 + 底层调用经验｜期望 30-35 万｜成都</w:t>
-      </w:r>
-      <w:r/>
-    </w:p>
-    <w:p>
-      <w:pPr>
-        <w:pStyle w:val="Heading2"/>
-      </w:pPr>
-      <w:r>
-        <w:rPr>
-          <w:rFonts w:ascii="Microsoft YaHei" w:eastAsia="Microsoft YaHei" w:hAnsi="Microsoft YaHei" w:cs="Microsoft YaHei" w:hint="eastAsia"/>
-          <w:color w:val="FFFFFF"/>
           <w:sz w:val="24"/>
-          <w:lang w:eastAsia="zh-CN"/>
         </w:rPr>
         <w:t>教 育 背 景</w:t>
       </w:r>
-      <w:r/>
-    </w:p>
-    <w:tbl>
-      <w:tblPr>
-        <w:tblW w:type="pct" w:w="5000"/>
-        <w:tblLook w:firstColumn="1" w:firstRow="1" w:lastColumn="0" w:lastRow="0" w:noHBand="0" w:noVBand="1" w:val="04A0"/>
-        <w:tblLayout w:type="autofit"/>
-      </w:tblPr>
-      <w:tblGrid>
-        <w:gridCol w:w="2160"/>
-        <w:gridCol w:w="2160"/>
-        <w:gridCol w:w="2160"/>
-        <w:gridCol w:w="2160"/>
-      </w:tblGrid>
-      <w:tr>
-        <w:tc>
-          <w:tcPr>
-            <w:tcW w:type="dxa" w:w="2160"/>
-            <w:tcBorders>
-              <w:top w:val="single" w:sz="6" w:space="0" w:color="DDDDDD"/>
-              <w:bottom w:val="single" w:sz="6" w:space="0" w:color="DDDDDD"/>
-              <w:left w:val="single" w:sz="6" w:space="0" w:color="DDDDDD"/>
-              <w:right w:val="single" w:sz="6" w:space="0" w:color="DDDDDD"/>
-            </w:tcBorders>
-            <w:shd w:val="clear" w:color="auto" w:fill="F5F5F5"/>
-            <w:vAlign w:val="center"/>
-            <w:tcMar>
-              <w:top w:w="150" w:type="dxa"/>
-              <w:bottom w:w="150" w:type="dxa"/>
-              <w:left w:w="180" w:type="dxa"/>
-              <w:right w:w="180" w:type="dxa"/>
-            </w:tcMar>
-          </w:tcPr>
-          <w:p>
-            <w:pPr>
-              <w:jc w:val="left"/>
-              <w:spacing w:line="240" w:lineRule="auto" w:before="60" w:after="60"/>
-            </w:pPr>
-            <w:r>
-              <w:rPr>
-                <w:b/>
-              </w:rPr>
-              <w:t>学校</w:t>
-            </w:r>
-          </w:p>
-        </w:tc>
-        <w:tc>
-          <w:tcPr>
-            <w:tcW w:type="dxa" w:w="2160"/>
-            <w:tcBorders>
-              <w:top w:val="single" w:sz="6" w:space="0" w:color="DDDDDD"/>
-              <w:bottom w:val="single" w:sz="6" w:space="0" w:color="DDDDDD"/>
-              <w:left w:val="single" w:sz="6" w:space="0" w:color="DDDDDD"/>
-              <w:right w:val="single" w:sz="6" w:space="0" w:color="DDDDDD"/>
-            </w:tcBorders>
-            <w:shd w:val="clear" w:color="auto" w:fill="F5F5F5"/>
-            <w:vAlign w:val="center"/>
-            <w:tcMar>
-              <w:top w:w="150" w:type="dxa"/>
-              <w:bottom w:w="150" w:type="dxa"/>
-              <w:left w:w="180" w:type="dxa"/>
-              <w:right w:w="180" w:type="dxa"/>
-            </w:tcMar>
-          </w:tcPr>
-          <w:p>
-            <w:pPr>
-              <w:jc w:val="left"/>
-              <w:spacing w:line="240" w:lineRule="auto" w:before="60" w:after="60"/>
-            </w:pPr>
-            <w:r>
-              <w:rPr>
-                <w:b/>
-              </w:rPr>
-              <w:t>专业</w:t>
-            </w:r>
-          </w:p>
-        </w:tc>
-        <w:tc>
-          <w:tcPr>
-            <w:tcW w:type="dxa" w:w="2160"/>
-            <w:tcBorders>
-              <w:top w:val="single" w:sz="6" w:space="0" w:color="DDDDDD"/>
-              <w:bottom w:val="single" w:sz="6" w:space="0" w:color="DDDDDD"/>
-              <w:left w:val="single" w:sz="6" w:space="0" w:color="DDDDDD"/>
-              <w:right w:val="single" w:sz="6" w:space="0" w:color="DDDDDD"/>
-            </w:tcBorders>
-            <w:shd w:val="clear" w:color="auto" w:fill="F5F5F5"/>
-            <w:vAlign w:val="center"/>
-            <w:tcMar>
-              <w:top w:w="150" w:type="dxa"/>
-              <w:bottom w:w="150" w:type="dxa"/>
-              <w:left w:w="180" w:type="dxa"/>
-              <w:right w:w="180" w:type="dxa"/>
-            </w:tcMar>
-          </w:tcPr>
-          <w:p>
-            <w:pPr>
-              <w:jc w:val="left"/>
-              <w:spacing w:line="240" w:lineRule="auto" w:before="60" w:after="60"/>
-            </w:pPr>
-            <w:r>
-              <w:rPr>
-                <w:b/>
-              </w:rPr>
-              <w:t>学历</w:t>
-            </w:r>
-          </w:p>
-        </w:tc>
-        <w:tc>
-          <w:tcPr>
-            <w:tcW w:type="dxa" w:w="2160"/>
-            <w:tcBorders>
-              <w:top w:val="single" w:sz="6" w:space="0" w:color="DDDDDD"/>
-              <w:bottom w:val="single" w:sz="6" w:space="0" w:color="DDDDDD"/>
-              <w:left w:val="single" w:sz="6" w:space="0" w:color="DDDDDD"/>
-              <w:right w:val="single" w:sz="6" w:space="0" w:color="DDDDDD"/>
-            </w:tcBorders>
-            <w:shd w:val="clear" w:color="auto" w:fill="F5F5F5"/>
-            <w:vAlign w:val="center"/>
-            <w:tcMar>
-              <w:top w:w="150" w:type="dxa"/>
-              <w:bottom w:w="150" w:type="dxa"/>
-              <w:left w:w="180" w:type="dxa"/>
-              <w:right w:w="180" w:type="dxa"/>
-            </w:tcMar>
-          </w:tcPr>
-          <w:p>
-            <w:pPr>
-              <w:jc w:val="left"/>
-              <w:spacing w:line="240" w:lineRule="auto" w:before="60" w:after="60"/>
-            </w:pPr>
-            <w:r>
-              <w:rPr>
-                <w:b/>
-              </w:rPr>
-              <w:t>时间</w:t>
-            </w:r>
-          </w:p>
-        </w:tc>
-      </w:tr>
-      <w:tr>
-        <w:tc>
-          <w:tcPr>
-            <w:tcW w:type="dxa" w:w="2160"/>
-            <w:tcBorders>
-              <w:top w:val="single" w:sz="6" w:space="0" w:color="DDDDDD"/>
-              <w:bottom w:val="single" w:sz="6" w:space="0" w:color="DDDDDD"/>
-              <w:left w:val="single" w:sz="6" w:space="0" w:color="DDDDDD"/>
-              <w:right w:val="single" w:sz="6" w:space="0" w:color="DDDDDD"/>
-            </w:tcBorders>
-            <w:vAlign w:val="center"/>
-            <w:tcMar>
-              <w:top w:w="150" w:type="dxa"/>
-              <w:bottom w:w="150" w:type="dxa"/>
-              <w:left w:w="180" w:type="dxa"/>
-              <w:right w:w="180" w:type="dxa"/>
-            </w:tcMar>
-          </w:tcPr>
-          <w:p>
-            <w:pPr>
-              <w:jc w:val="left"/>
-              <w:spacing w:line="240" w:lineRule="auto" w:before="60" w:after="60"/>
-            </w:pPr>
-            <w:r>
-              <w:t>重庆邮电大学（重庆市智能空地协同重点实验室）</w:t>
-            </w:r>
-          </w:p>
-        </w:tc>
-        <w:tc>
-          <w:tcPr>
-            <w:tcW w:type="dxa" w:w="2160"/>
-            <w:tcBorders>
-              <w:top w:val="single" w:sz="6" w:space="0" w:color="DDDDDD"/>
-              <w:bottom w:val="single" w:sz="6" w:space="0" w:color="DDDDDD"/>
-              <w:left w:val="single" w:sz="6" w:space="0" w:color="DDDDDD"/>
-              <w:right w:val="single" w:sz="6" w:space="0" w:color="DDDDDD"/>
-            </w:tcBorders>
-            <w:vAlign w:val="center"/>
-            <w:tcMar>
-              <w:top w:w="150" w:type="dxa"/>
-              <w:bottom w:w="150" w:type="dxa"/>
-              <w:left w:w="180" w:type="dxa"/>
-              <w:right w:w="180" w:type="dxa"/>
-            </w:tcMar>
-          </w:tcPr>
-          <w:p>
-            <w:pPr>
-              <w:jc w:val="left"/>
-              <w:spacing w:line="240" w:lineRule="auto" w:before="60" w:after="60"/>
-            </w:pPr>
-            <w:r>
-              <w:t>电子信息</w:t>
-            </w:r>
-          </w:p>
-        </w:tc>
-        <w:tc>
-          <w:tcPr>
-            <w:tcW w:type="dxa" w:w="2160"/>
-            <w:tcBorders>
-              <w:top w:val="single" w:sz="6" w:space="0" w:color="DDDDDD"/>
-              <w:bottom w:val="single" w:sz="6" w:space="0" w:color="DDDDDD"/>
-              <w:left w:val="single" w:sz="6" w:space="0" w:color="DDDDDD"/>
-              <w:right w:val="single" w:sz="6" w:space="0" w:color="DDDDDD"/>
-            </w:tcBorders>
-            <w:vAlign w:val="center"/>
-            <w:tcMar>
-              <w:top w:w="150" w:type="dxa"/>
-              <w:bottom w:w="150" w:type="dxa"/>
-              <w:left w:w="180" w:type="dxa"/>
-              <w:right w:w="180" w:type="dxa"/>
-            </w:tcMar>
-          </w:tcPr>
-          <w:p>
-            <w:pPr>
-              <w:jc w:val="left"/>
-              <w:spacing w:line="240" w:lineRule="auto" w:before="60" w:after="60"/>
-            </w:pPr>
-            <w:r>
-              <w:t>硕士</w:t>
-            </w:r>
-          </w:p>
-        </w:tc>
-        <w:tc>
-          <w:tcPr>
-            <w:tcW w:type="dxa" w:w="2160"/>
-            <w:tcBorders>
-              <w:top w:val="single" w:sz="6" w:space="0" w:color="DDDDDD"/>
-              <w:bottom w:val="single" w:sz="6" w:space="0" w:color="DDDDDD"/>
-              <w:left w:val="single" w:sz="6" w:space="0" w:color="DDDDDD"/>
-              <w:right w:val="single" w:sz="6" w:space="0" w:color="DDDDDD"/>
-            </w:tcBorders>
-            <w:vAlign w:val="center"/>
-            <w:tcMar>
-              <w:top w:w="150" w:type="dxa"/>
-              <w:bottom w:w="150" w:type="dxa"/>
-              <w:left w:w="180" w:type="dxa"/>
-              <w:right w:w="180" w:type="dxa"/>
-            </w:tcMar>
-          </w:tcPr>
-          <w:p>
-            <w:pPr>
-              <w:jc w:val="left"/>
-              <w:spacing w:line="240" w:lineRule="auto" w:before="60" w:after="60"/>
-            </w:pPr>
-            <w:r>
-              <w:t>2020.09 - 2023.06</w:t>
-            </w:r>
-          </w:p>
-        </w:tc>
-      </w:tr>
-      <w:tr>
-        <w:tc>
-          <w:tcPr>
-            <w:tcW w:type="dxa" w:w="2160"/>
-            <w:tcBorders>
-              <w:top w:val="single" w:sz="6" w:space="0" w:color="DDDDDD"/>
-              <w:bottom w:val="single" w:sz="6" w:space="0" w:color="DDDDDD"/>
-              <w:left w:val="single" w:sz="6" w:space="0" w:color="DDDDDD"/>
-              <w:right w:val="single" w:sz="6" w:space="0" w:color="DDDDDD"/>
-            </w:tcBorders>
-            <w:vAlign w:val="center"/>
-            <w:tcMar>
-              <w:top w:w="150" w:type="dxa"/>
-              <w:bottom w:w="150" w:type="dxa"/>
-              <w:left w:w="180" w:type="dxa"/>
-              <w:right w:w="180" w:type="dxa"/>
-            </w:tcMar>
-          </w:tcPr>
-          <w:p>
-            <w:pPr>
-              <w:jc w:val="left"/>
-              <w:spacing w:line="240" w:lineRule="auto" w:before="60" w:after="60"/>
-            </w:pPr>
-            <w:r>
-              <w:t>成都理工大学（双一流）</w:t>
-            </w:r>
-          </w:p>
-        </w:tc>
-        <w:tc>
-          <w:tcPr>
-            <w:tcW w:type="dxa" w:w="2160"/>
-            <w:tcBorders>
-              <w:top w:val="single" w:sz="6" w:space="0" w:color="DDDDDD"/>
-              <w:bottom w:val="single" w:sz="6" w:space="0" w:color="DDDDDD"/>
-              <w:left w:val="single" w:sz="6" w:space="0" w:color="DDDDDD"/>
-              <w:right w:val="single" w:sz="6" w:space="0" w:color="DDDDDD"/>
-            </w:tcBorders>
-            <w:vAlign w:val="center"/>
-            <w:tcMar>
-              <w:top w:w="150" w:type="dxa"/>
-              <w:bottom w:w="150" w:type="dxa"/>
-              <w:left w:w="180" w:type="dxa"/>
-              <w:right w:w="180" w:type="dxa"/>
-            </w:tcMar>
-          </w:tcPr>
-          <w:p>
-            <w:pPr>
-              <w:jc w:val="left"/>
-              <w:spacing w:line="240" w:lineRule="auto" w:before="60" w:after="60"/>
-            </w:pPr>
-            <w:r>
-              <w:t>电气工程及其自动化</w:t>
-            </w:r>
-          </w:p>
-        </w:tc>
-        <w:tc>
-          <w:tcPr>
-            <w:tcW w:type="dxa" w:w="2160"/>
-            <w:tcBorders>
-              <w:top w:val="single" w:sz="6" w:space="0" w:color="DDDDDD"/>
-              <w:bottom w:val="single" w:sz="6" w:space="0" w:color="DDDDDD"/>
-              <w:left w:val="single" w:sz="6" w:space="0" w:color="DDDDDD"/>
-              <w:right w:val="single" w:sz="6" w:space="0" w:color="DDDDDD"/>
-            </w:tcBorders>
-            <w:vAlign w:val="center"/>
-            <w:tcMar>
-              <w:top w:w="150" w:type="dxa"/>
-              <w:bottom w:w="150" w:type="dxa"/>
-              <w:left w:w="180" w:type="dxa"/>
-              <w:right w:w="180" w:type="dxa"/>
-            </w:tcMar>
-          </w:tcPr>
-          <w:p>
-            <w:pPr>
-              <w:jc w:val="left"/>
-              <w:spacing w:line="240" w:lineRule="auto" w:before="60" w:after="60"/>
-            </w:pPr>
-            <w:r>
-              <w:t>学士</w:t>
-            </w:r>
-          </w:p>
-        </w:tc>
-        <w:tc>
-          <w:tcPr>
-            <w:tcW w:type="dxa" w:w="2160"/>
-            <w:tcBorders>
-              <w:top w:val="single" w:sz="6" w:space="0" w:color="DDDDDD"/>
-              <w:bottom w:val="single" w:sz="6" w:space="0" w:color="DDDDDD"/>
-              <w:left w:val="single" w:sz="6" w:space="0" w:color="DDDDDD"/>
-              <w:right w:val="single" w:sz="6" w:space="0" w:color="DDDDDD"/>
-            </w:tcBorders>
-            <w:vAlign w:val="center"/>
-            <w:tcMar>
-              <w:top w:w="150" w:type="dxa"/>
-              <w:bottom w:w="150" w:type="dxa"/>
-              <w:left w:w="180" w:type="dxa"/>
-              <w:right w:w="180" w:type="dxa"/>
-            </w:tcMar>
-          </w:tcPr>
-          <w:p>
-            <w:pPr>
-              <w:jc w:val="left"/>
-              <w:spacing w:line="240" w:lineRule="auto" w:before="60" w:after="60"/>
-            </w:pPr>
-            <w:r>
-              <w:t>2016.09 - 2020.06</w:t>
-            </w:r>
-          </w:p>
-        </w:tc>
-      </w:tr>
-    </w:tbl>
-    <w:p>
-      <w:r/>
     </w:p>
     <w:p>
-      <w:pPr>
-        <w:pStyle w:val="Heading2"/>
-      </w:pPr>
+      <w:r>
+        <w:t>学校专业学历时间</w:t>
+      </w:r>
+    </w:p>
+    <w:p>
+      <w:r>
+        <w:t>重庆邮电大学（重庆市智能空地协同重点实验室）电子信息硕士2020.09 - 2023.06</w:t>
+      </w:r>
+    </w:p>
+    <w:p>
+      <w:r>
+        <w:t>成都理工大学（双一流）电气工程及其自动化学士2016.09 - 2020.06</w:t>
+      </w:r>
+    </w:p>
+    <w:p>
       <w:r>
         <w:rPr>
-          <w:rFonts w:ascii="Microsoft YaHei" w:eastAsia="Microsoft YaHei" w:hAnsi="Microsoft YaHei" w:cs="Microsoft YaHei" w:hint="eastAsia"/>
-          <w:color w:val="FFFFFF"/>
+          <w:b/>
           <w:sz w:val="24"/>
-          <w:lang w:eastAsia="zh-CN"/>
         </w:rPr>
         <w:t>工 作 经 历</w:t>
       </w:r>
-      <w:r/>
     </w:p>
     <w:p>
-      <w:pPr>
-        <w:pStyle w:val="Heading3"/>
-      </w:pPr>
       <w:r>
-        <w:rPr>
-          <w:rFonts w:ascii="Microsoft YaHei" w:eastAsia="Microsoft YaHei" w:hAnsi="Microsoft YaHei" w:cs="Microsoft YaHei" w:hint="eastAsia"/>
-          <w:color w:val="333333"/>
-          <w:sz w:val="22"/>
-          <w:lang w:eastAsia="zh-CN"/>
-        </w:rPr>
         <w:t>新华三技术有限公司（H3C） | 2023.07 - 至今（约3年）</w:t>
       </w:r>
     </w:p>
     <w:p>
-      <w:pPr>
-        <w:spacing w:before="75"/>
-      </w:pPr>
       <w:r>
-        <w:rPr>
-          <w:rFonts w:ascii="Microsoft YaHei" w:eastAsia="Microsoft YaHei" w:hAnsi="Microsoft YaHei" w:cs="Microsoft YaHei" w:hint="eastAsia"/>
-          <w:color w:val="666666"/>
-          <w:sz w:val="21"/>
-          <w:lang w:eastAsia="zh-CN"/>
-        </w:rPr>
-        <w:t>部门：云简网络团队</w:t>
-      </w:r>
-      <w:r>
-        <w:rPr>
-          <w:color w:val="666666"/>
-          <w:sz w:val="21"/>
-        </w:rPr>
-        <w:t xml:space="preserve"> · RRM</w:t>
-      </w:r>
-      <w:r>
-        <w:rPr>
-          <w:rFonts w:ascii="Microsoft YaHei" w:eastAsia="Microsoft YaHei" w:hAnsi="Microsoft YaHei" w:cs="Microsoft YaHei" w:hint="eastAsia"/>
-          <w:color w:val="666666"/>
-          <w:sz w:val="21"/>
-          <w:lang w:eastAsia="zh-CN"/>
-        </w:rPr>
-        <w:t>无线资源管理组</w:t>
-      </w:r>
-      <w:r>
-        <w:rPr>
-          <w:color w:val="666666"/>
-          <w:sz w:val="21"/>
-        </w:rPr>
-        <w:t xml:space="preserve"> · </w:t>
-      </w:r>
-      <w:r>
-        <w:rPr>
-          <w:rFonts w:ascii="Microsoft YaHei" w:eastAsia="Microsoft YaHei" w:hAnsi="Microsoft YaHei" w:cs="Microsoft YaHei" w:hint="eastAsia"/>
-          <w:color w:val="666666"/>
-          <w:sz w:val="21"/>
-          <w:lang w:eastAsia="zh-CN"/>
-        </w:rPr>
-        <w:t>岗位：系统</w:t>
-      </w:r>
-      <w:r>
-        <w:rPr>
-          <w:color w:val="666666"/>
-          <w:sz w:val="21"/>
-        </w:rPr>
-        <w:t>/</w:t>
-      </w:r>
-      <w:r>
-        <w:rPr>
-          <w:rFonts w:ascii="Microsoft YaHei" w:eastAsia="Microsoft YaHei" w:hAnsi="Microsoft YaHei" w:cs="Microsoft YaHei" w:hint="eastAsia"/>
-          <w:color w:val="666666"/>
-          <w:sz w:val="21"/>
-          <w:lang w:eastAsia="zh-CN"/>
-        </w:rPr>
-        <w:t>后端开发工程师（网络通信与无线方向）</w:t>
+        <w:t>部门：云简网络团队 · RRM无线资源管理组 · 岗位：系统/后端开发工程师（网络通信与无线方向）</w:t>
       </w:r>
     </w:p>
     <w:p>
-      <w:pPr>
-        <w:spacing w:before="60"/>
-      </w:pPr>
+      <w:r>
+        <w:t>深度参与网络设备（WBC 一体机）与无线通信系统（802.11/WiFi7）的软件开发：C 语言底层库调用（node-ffi）、TCP/IP 与无线协议、设备资源受限环境优化、Linux 系统开发——通信与嵌入式方向背景扎实</w:t>
+      </w:r>
+    </w:p>
+    <w:p>
       <w:r>
         <w:rPr>
-          <w:rFonts w:ascii="Microsoft YaHei" w:eastAsia="Microsoft YaHei" w:hAnsi="Microsoft YaHei" w:cs="Microsoft YaHei" w:hint="eastAsia"/>
-          <w:color w:val="666666"/>
-          <w:sz w:val="19"/>
-          <w:lang w:eastAsia="zh-CN"/>
-        </w:rPr>
-        <w:t>深度参与</w:t>
-      </w:r>
-      <w:r>
-        <w:rPr>
-          <w:rFonts w:ascii="Microsoft YaHei" w:eastAsia="Microsoft YaHei" w:hAnsi="Microsoft YaHei" w:cs="Microsoft YaHei" w:hint="eastAsia"/>
           <w:b/>
-          <w:color w:val="666666"/>
-          <w:sz w:val="19"/>
-          <w:lang w:eastAsia="zh-CN"/>
-        </w:rPr>
-        <w:t>网络设备（WBC 一体机）与无线通信系统（802.11/WiFi7）</w:t>
-      </w:r>
-      <w:r>
-        <w:rPr>
-          <w:rFonts w:ascii="Microsoft YaHei" w:eastAsia="Microsoft YaHei" w:hAnsi="Microsoft YaHei" w:cs="Microsoft YaHei" w:hint="eastAsia"/>
-          <w:color w:val="666666"/>
-          <w:sz w:val="19"/>
-          <w:lang w:eastAsia="zh-CN"/>
-        </w:rPr>
-        <w:t>的软件开发：</w:t>
-      </w:r>
-      <w:r>
-        <w:rPr>
-          <w:color w:val="666666"/>
-          <w:sz w:val="19"/>
-        </w:rPr>
-        <w:t xml:space="preserve">C </w:t>
-      </w:r>
-      <w:r>
-        <w:rPr>
-          <w:rFonts w:ascii="Microsoft YaHei" w:eastAsia="Microsoft YaHei" w:hAnsi="Microsoft YaHei" w:cs="Microsoft YaHei" w:hint="eastAsia"/>
-          <w:color w:val="666666"/>
-          <w:sz w:val="19"/>
-          <w:lang w:eastAsia="zh-CN"/>
-        </w:rPr>
-        <w:t>语言底层库调用（</w:t>
-      </w:r>
-      <w:r>
-        <w:rPr>
-          <w:color w:val="666666"/>
-          <w:sz w:val="19"/>
-        </w:rPr>
-        <w:t>node-ffi</w:t>
-      </w:r>
-      <w:r>
-        <w:rPr>
-          <w:rFonts w:ascii="Microsoft YaHei" w:eastAsia="Microsoft YaHei" w:hAnsi="Microsoft YaHei" w:cs="Microsoft YaHei" w:hint="eastAsia"/>
-          <w:color w:val="666666"/>
-          <w:sz w:val="19"/>
-          <w:lang w:eastAsia="zh-CN"/>
-        </w:rPr>
-        <w:t>）、</w:t>
-      </w:r>
-      <w:r>
-        <w:rPr>
-          <w:color w:val="666666"/>
-          <w:sz w:val="19"/>
-        </w:rPr>
-        <w:t xml:space="preserve">TCP/IP </w:t>
-      </w:r>
-      <w:r>
-        <w:rPr>
-          <w:rFonts w:ascii="Microsoft YaHei" w:eastAsia="Microsoft YaHei" w:hAnsi="Microsoft YaHei" w:cs="Microsoft YaHei" w:hint="eastAsia"/>
-          <w:color w:val="666666"/>
-          <w:sz w:val="19"/>
-          <w:lang w:eastAsia="zh-CN"/>
-        </w:rPr>
-        <w:t>与无线协议、设备资源受限环境优化、</w:t>
-      </w:r>
-      <w:r>
-        <w:rPr>
-          <w:color w:val="666666"/>
-          <w:sz w:val="19"/>
-        </w:rPr>
-        <w:t xml:space="preserve">Linux </w:t>
-      </w:r>
-      <w:r>
-        <w:rPr>
-          <w:rFonts w:ascii="Microsoft YaHei" w:eastAsia="Microsoft YaHei" w:hAnsi="Microsoft YaHei" w:cs="Microsoft YaHei" w:hint="eastAsia"/>
-          <w:color w:val="666666"/>
-          <w:sz w:val="19"/>
-          <w:lang w:eastAsia="zh-CN"/>
-        </w:rPr>
-        <w:t>系统开发</w:t>
-      </w:r>
-      <w:r>
-        <w:rPr>
-          <w:color w:val="666666"/>
-          <w:sz w:val="19"/>
-        </w:rPr>
-        <w:t>——</w:t>
-      </w:r>
-      <w:r>
-        <w:rPr>
-          <w:rFonts w:ascii="Microsoft YaHei" w:eastAsia="Microsoft YaHei" w:hAnsi="Microsoft YaHei" w:cs="Microsoft YaHei" w:hint="eastAsia"/>
-          <w:color w:val="666666"/>
-          <w:sz w:val="19"/>
-          <w:lang w:eastAsia="zh-CN"/>
-        </w:rPr>
-        <w:t>通信与嵌入式方向背景扎实</w:t>
-      </w:r>
-      <w:r/>
-    </w:p>
-    <w:p>
-      <w:pPr>
-        <w:pStyle w:val="Heading2"/>
-      </w:pPr>
-      <w:r>
-        <w:rPr>
-          <w:rFonts w:ascii="Microsoft YaHei" w:eastAsia="Microsoft YaHei" w:hAnsi="Microsoft YaHei" w:cs="Microsoft YaHei" w:hint="eastAsia"/>
-          <w:color w:val="FFFFFF"/>
           <w:sz w:val="24"/>
-          <w:lang w:eastAsia="zh-CN"/>
         </w:rPr>
         <w:t>核 心 项 目</w:t>
       </w:r>
-      <w:r/>
-      <w:r/>
     </w:p>
     <w:p>
-      <w:pPr>
-        <w:spacing w:after="180"/>
-      </w:pPr>
-      <w:r/>
       <w:r>
         <w:rPr>
-          <w:rFonts w:ascii="Microsoft YaHei" w:eastAsia="Microsoft YaHei" w:hAnsi="Microsoft YaHei" w:cs="Microsoft YaHei" w:hint="eastAsia"/>
           <w:b/>
-          <w:color w:val="1A1A1A"/>
-          <w:sz w:val="22"/>
-          <w:lang w:eastAsia="zh-CN"/>
+          <w:sz w:val="24"/>
         </w:rPr>
-        <w:t>① WBC 设备软件：IoT 2.0 解耦（嵌入式设备资源优化）</w:t>
+        <w:t>1. WBC 设备软件：IoT 2.0 解耦（嵌入式设备资源优化） 2023.07 - 2024.06</w:t>
       </w:r>
-      <w:r/>
+    </w:p>
+    <w:p>
+      <w:r>
+        <w:t>嵌入式设备软件 C/C++ 资源受限优化 Linux 虚拟化 Shell脚本</w:t>
+      </w:r>
+    </w:p>
+    <w:p>
       <w:r>
         <w:rPr>
-          <w:color w:val="888888"/>
-          <w:sz w:val="18"/>
-        </w:rPr>
-        <w:t>2023.07 - 2024.06</w:t>
-      </w:r>
-      <w:r/>
-    </w:p>
-    <w:p>
-      <w:pPr>
-        <w:spacing w:before="150" w:after="150"/>
-      </w:pPr>
-      <w:r/>
-      <w:r>
-        <w:rPr>
-          <w:rFonts w:ascii="Microsoft YaHei" w:eastAsia="Microsoft YaHei" w:hAnsi="Microsoft YaHei" w:cs="Microsoft YaHei" w:hint="eastAsia"/>
-          <w:color w:val="FFFFFF"/>
-          <w:sz w:val="16"/>
-          <w:lang w:eastAsia="zh-CN"/>
-        </w:rPr>
-        <w:t>嵌入式设备软件</w:t>
-      </w:r>
-      <w:r/>
-      <w:r>
-        <w:rPr>
-          <w:color w:val="FFFFFF"/>
-          <w:sz w:val="16"/>
-        </w:rPr>
-        <w:t>C/C++</w:t>
-      </w:r>
-      <w:r/>
-      <w:r>
-        <w:rPr>
-          <w:rFonts w:ascii="Microsoft YaHei" w:eastAsia="Microsoft YaHei" w:hAnsi="Microsoft YaHei" w:cs="Microsoft YaHei" w:hint="eastAsia"/>
-          <w:color w:val="FFFFFF"/>
-          <w:sz w:val="16"/>
-          <w:lang w:eastAsia="zh-CN"/>
-        </w:rPr>
-        <w:t>资源受限优化</w:t>
-      </w:r>
-      <w:r/>
-      <w:r>
-        <w:rPr>
-          <w:color w:val="FFFFFF"/>
-          <w:sz w:val="16"/>
-        </w:rPr>
-        <w:t>Linux</w:t>
-      </w:r>
-      <w:r/>
-      <w:r>
-        <w:rPr>
-          <w:rFonts w:ascii="Microsoft YaHei" w:eastAsia="Microsoft YaHei" w:hAnsi="Microsoft YaHei" w:cs="Microsoft YaHei" w:hint="eastAsia"/>
-          <w:color w:val="FFFFFF"/>
-          <w:sz w:val="16"/>
-          <w:lang w:eastAsia="zh-CN"/>
-        </w:rPr>
-        <w:t>虚拟化</w:t>
-      </w:r>
-      <w:r/>
-      <w:r>
-        <w:rPr>
-          <w:rFonts w:ascii="Microsoft YaHei" w:eastAsia="Microsoft YaHei" w:hAnsi="Microsoft YaHei" w:cs="Microsoft YaHei" w:hint="eastAsia"/>
-          <w:color w:val="FFFFFF"/>
-          <w:sz w:val="16"/>
-          <w:lang w:eastAsia="zh-CN"/>
-        </w:rPr>
-        <w:t>Shell脚本</w:t>
-      </w:r>
-      <w:r/>
-    </w:p>
-    <w:p>
-      <w:pPr>
-        <w:pStyle w:val="Heading4"/>
-      </w:pPr>
-      <w:r>
-        <w:rPr>
-          <w:rFonts w:ascii="Microsoft YaHei" w:eastAsia="Microsoft YaHei" w:hAnsi="Microsoft YaHei" w:cs="Microsoft YaHei" w:hint="eastAsia"/>
-          <w:color w:val="555555"/>
-          <w:sz w:val="21"/>
-          <w:lang w:eastAsia="zh-CN"/>
+          <w:b/>
         </w:rPr>
         <w:t>项目背景</w:t>
       </w:r>
     </w:p>
     <w:p>
-      <w:pPr/>
       <w:r>
-        <w:rPr>
-          <w:color w:val="555555"/>
-          <w:sz w:val="19"/>
-        </w:rPr>
-        <w:t xml:space="preserve">WBC </w:t>
-      </w:r>
-      <w:r>
-        <w:rPr>
-          <w:rFonts w:ascii="Microsoft YaHei" w:eastAsia="Microsoft YaHei" w:hAnsi="Microsoft YaHei" w:cs="Microsoft YaHei" w:hint="eastAsia"/>
-          <w:color w:val="555555"/>
-          <w:sz w:val="19"/>
-          <w:lang w:eastAsia="zh-CN"/>
-        </w:rPr>
-        <w:t>是集无线运维</w:t>
-      </w:r>
-      <w:r>
-        <w:rPr>
-          <w:color w:val="555555"/>
-          <w:sz w:val="19"/>
-        </w:rPr>
-        <w:t>/</w:t>
-      </w:r>
-      <w:r>
-        <w:rPr>
-          <w:rFonts w:ascii="Microsoft YaHei" w:eastAsia="Microsoft YaHei" w:hAnsi="Microsoft YaHei" w:cs="Microsoft YaHei" w:hint="eastAsia"/>
-          <w:color w:val="555555"/>
-          <w:sz w:val="19"/>
-          <w:lang w:eastAsia="zh-CN"/>
-        </w:rPr>
-        <w:t>控制于一体的网络设备，云简与物联网模块高度耦合，</w:t>
-      </w:r>
-      <w:r>
-        <w:rPr>
-          <w:rFonts w:ascii="Microsoft YaHei" w:eastAsia="Microsoft YaHei" w:hAnsi="Microsoft YaHei" w:cs="Microsoft YaHei" w:hint="eastAsia"/>
-          <w:b/>
-          <w:color w:val="555555"/>
-          <w:sz w:val="19"/>
-          <w:lang w:eastAsia="zh-CN"/>
-        </w:rPr>
-        <w:t>设备内存紧张</w:t>
-      </w:r>
-      <w:r>
-        <w:rPr>
-          <w:rFonts w:ascii="Microsoft YaHei" w:eastAsia="Microsoft YaHei" w:hAnsi="Microsoft YaHei" w:cs="Microsoft YaHei" w:hint="eastAsia"/>
-          <w:color w:val="555555"/>
-          <w:sz w:val="19"/>
-          <w:lang w:eastAsia="zh-CN"/>
-        </w:rPr>
-        <w:t>。通过虚拟化方案实现模块解耦。</w:t>
+        <w:t>WBC 是集无线运维/控制于一体的网络设备，云简与物联网模块高度耦合，设备内存紧张。通过虚拟化方案实现模块解耦。</w:t>
       </w:r>
     </w:p>
     <w:p>
-      <w:pPr>
-        <w:pStyle w:val="Heading4"/>
-      </w:pPr>
       <w:r>
-        <w:rPr>
-          <w:rFonts w:ascii="Microsoft YaHei" w:eastAsia="Microsoft YaHei" w:hAnsi="Microsoft YaHei" w:cs="Microsoft YaHei" w:hint="eastAsia"/>
-          <w:color w:val="555555"/>
-          <w:sz w:val="21"/>
-          <w:lang w:eastAsia="zh-CN"/>
-        </w:rPr>
         <w:t>本人分工（嵌入式设备侧）</w:t>
       </w:r>
     </w:p>
     <w:p>
-      <w:pPr>
-        <w:pStyle w:val="ListBullet"/>
-        <w:spacing w:before="90" w:after="90"/>
-      </w:pPr>
       <w:r>
-        <w:rPr>
-          <w:rFonts w:ascii="Microsoft YaHei" w:eastAsia="Microsoft YaHei" w:hAnsi="Microsoft YaHei" w:cs="Microsoft YaHei" w:hint="eastAsia"/>
-          <w:color w:val="444444"/>
-          <w:lang w:eastAsia="zh-CN"/>
-        </w:rPr>
-        <w:t>主导编译打包流程重构，支持</w:t>
-      </w:r>
-      <w:r>
-        <w:rPr>
-          <w:color w:val="444444"/>
-        </w:rPr>
-        <w:t>"</w:t>
-      </w:r>
-      <w:r>
-        <w:rPr>
-          <w:rFonts w:ascii="Microsoft YaHei" w:eastAsia="Microsoft YaHei" w:hAnsi="Microsoft YaHei" w:cs="Microsoft YaHei" w:hint="eastAsia"/>
-          <w:color w:val="444444"/>
-          <w:lang w:eastAsia="zh-CN"/>
-        </w:rPr>
-        <w:t>一体机</w:t>
-      </w:r>
-      <w:r>
-        <w:rPr>
-          <w:color w:val="444444"/>
-        </w:rPr>
-        <w:t>+</w:t>
-      </w:r>
-      <w:r>
-        <w:rPr>
-          <w:rFonts w:ascii="Microsoft YaHei" w:eastAsia="Microsoft YaHei" w:hAnsi="Microsoft YaHei" w:cs="Microsoft YaHei" w:hint="eastAsia"/>
-          <w:color w:val="444444"/>
-          <w:lang w:eastAsia="zh-CN"/>
-        </w:rPr>
-        <w:t>虚拟机</w:t>
-      </w:r>
-      <w:r>
-        <w:rPr>
-          <w:color w:val="444444"/>
-        </w:rPr>
-        <w:t>"</w:t>
-      </w:r>
-      <w:r>
-        <w:rPr>
-          <w:rFonts w:ascii="Microsoft YaHei" w:eastAsia="Microsoft YaHei" w:hAnsi="Microsoft YaHei" w:cs="Microsoft YaHei" w:hint="eastAsia"/>
-          <w:color w:val="444444"/>
-          <w:lang w:eastAsia="zh-CN"/>
-        </w:rPr>
-        <w:t>双镜像模式（设备固件构建）</w:t>
+        <w:t>主导编译打包流程重构，支持"一体机+虚拟机"双镜像模式（设备固件构建）</w:t>
       </w:r>
     </w:p>
     <w:p>
-      <w:pPr>
-        <w:pStyle w:val="ListBullet"/>
-        <w:spacing w:before="90" w:after="90"/>
-      </w:pPr>
       <w:r>
-        <w:rPr>
-          <w:rFonts w:ascii="Microsoft YaHei" w:eastAsia="Microsoft YaHei" w:hAnsi="Microsoft YaHei" w:cs="Microsoft YaHei" w:hint="eastAsia"/>
-          <w:b/>
-          <w:color w:val="444444"/>
-          <w:lang w:eastAsia="zh-CN"/>
-        </w:rPr>
-        <w:t>资源受限优化</w:t>
-      </w:r>
-      <w:r>
-        <w:rPr>
-          <w:rFonts w:ascii="Microsoft YaHei" w:eastAsia="Microsoft YaHei" w:hAnsi="Microsoft YaHei" w:cs="Microsoft YaHei" w:hint="eastAsia"/>
-          <w:color w:val="444444"/>
-          <w:lang w:eastAsia="zh-CN"/>
-        </w:rPr>
-        <w:t>：内存紧张约束下合理分配虚拟机资源，保障核心服务稳定</w:t>
+        <w:t>资源受限优化：内存紧张约束下合理分配虚拟机资源，保障核心服务稳定</w:t>
       </w:r>
     </w:p>
     <w:p>
-      <w:pPr>
-        <w:pStyle w:val="ListBullet"/>
-        <w:spacing w:before="90" w:after="90"/>
-      </w:pPr>
       <w:r>
-        <w:rPr>
-          <w:rFonts w:ascii="Microsoft YaHei" w:eastAsia="Microsoft YaHei" w:hAnsi="Microsoft YaHei" w:cs="Microsoft YaHei" w:hint="eastAsia"/>
-          <w:color w:val="444444"/>
-          <w:lang w:eastAsia="zh-CN"/>
-        </w:rPr>
-        <w:t>开发设备监控平台</w:t>
-      </w:r>
-      <w:r>
-        <w:rPr>
-          <w:color w:val="444444"/>
-        </w:rPr>
-        <w:t xml:space="preserve"> VNC </w:t>
-      </w:r>
-      <w:r>
-        <w:rPr>
-          <w:rFonts w:ascii="Microsoft YaHei" w:eastAsia="Microsoft YaHei" w:hAnsi="Microsoft YaHei" w:cs="Microsoft YaHei" w:hint="eastAsia"/>
-          <w:color w:val="444444"/>
-          <w:lang w:eastAsia="zh-CN"/>
-        </w:rPr>
-        <w:t>远程管理功能（宿主机</w:t>
-      </w:r>
-      <w:r>
-        <w:rPr>
-          <w:color w:val="444444"/>
-        </w:rPr>
-        <w:t xml:space="preserve"> ↔ </w:t>
-      </w:r>
-      <w:r>
-        <w:rPr>
-          <w:rFonts w:ascii="Microsoft YaHei" w:eastAsia="Microsoft YaHei" w:hAnsi="Microsoft YaHei" w:cs="Microsoft YaHei" w:hint="eastAsia"/>
-          <w:color w:val="444444"/>
-          <w:lang w:eastAsia="zh-CN"/>
-        </w:rPr>
-        <w:t>虚拟机安全通信通道）</w:t>
+        <w:t>开发设备监控平台 VNC 远程管理功能（宿主机 ↔ 虚拟机安全通信通道）</w:t>
       </w:r>
     </w:p>
     <w:p>
-      <w:pPr>
-        <w:pStyle w:val="Heading4"/>
-        <w:spacing w:after="120"/>
-      </w:pPr>
       <w:r>
         <w:rPr>
-          <w:rFonts w:ascii="Microsoft YaHei" w:eastAsia="Microsoft YaHei" w:hAnsi="Microsoft YaHei" w:cs="Microsoft YaHei" w:hint="eastAsia"/>
-          <w:color w:val="2E7D32"/>
-          <w:sz w:val="21"/>
-          <w:lang w:eastAsia="zh-CN"/>
+          <w:b/>
         </w:rPr>
-        <w:t>✅ 项目成果</w:t>
+        <w:t>项目成果</w:t>
       </w:r>
     </w:p>
     <w:p>
-      <w:pPr>
-        <w:pStyle w:val="ListBullet"/>
-        <w:spacing w:before="75" w:after="75"/>
-      </w:pPr>
       <w:r>
-        <w:rPr>
-          <w:rFonts w:ascii="Microsoft YaHei" w:eastAsia="Microsoft YaHei" w:hAnsi="Microsoft YaHei" w:cs="Microsoft YaHei" w:hint="eastAsia"/>
-          <w:color w:val="2E7D32"/>
-          <w:sz w:val="19"/>
-          <w:lang w:eastAsia="zh-CN"/>
-        </w:rPr>
         <w:t>实现进程级隔离与独立版本生命周期管理</w:t>
       </w:r>
     </w:p>
     <w:p>
-      <w:pPr>
-        <w:pStyle w:val="ListBullet"/>
-        <w:spacing w:before="75" w:after="75"/>
-      </w:pPr>
+      <w:r>
+        <w:t>为设备软件扩展提供可复制的虚拟化技术范式</w:t>
+      </w:r>
+    </w:p>
+    <w:p>
       <w:r>
         <w:rPr>
-          <w:rFonts w:ascii="Microsoft YaHei" w:eastAsia="Microsoft YaHei" w:hAnsi="Microsoft YaHei" w:cs="Microsoft YaHei" w:hint="eastAsia"/>
-          <w:color w:val="2E7D32"/>
-          <w:sz w:val="19"/>
-          <w:lang w:eastAsia="zh-CN"/>
+          <w:b/>
+          <w:sz w:val="24"/>
         </w:rPr>
-        <w:t>为设备软件扩展提供可复制的虚拟化技术范式</w:t>
+        <w:t>2. RRM 支持 WiFi7（802.11be · 6GHz 无线协议适配） 2024.01 - 2024.12</w:t>
       </w:r>
-      <w:r/>
-      <w:r/>
     </w:p>
     <w:p>
-      <w:pPr>
-        <w:spacing w:after="180"/>
-      </w:pPr>
-      <w:r/>
       <w:r>
         <w:rPr>
-          <w:rFonts w:ascii="Microsoft YaHei" w:eastAsia="Microsoft YaHei" w:hAnsi="Microsoft YaHei" w:cs="Microsoft YaHei" w:hint="eastAsia"/>
           <w:b/>
-          <w:color w:val="1A1A1A"/>
-          <w:sz w:val="22"/>
-          <w:lang w:eastAsia="zh-CN"/>
         </w:rPr>
-        <w:t>② RRM 支持 WiFi7（802.11be · 6GHz 无线协议适配）</w:t>
+        <w:t>802.11 协议 C 库调用(node-ffi) 6GHz Linux TCP/IP</w:t>
       </w:r>
-      <w:r/>
-      <w:r>
-        <w:rPr>
-          <w:color w:val="888888"/>
-          <w:sz w:val="18"/>
-        </w:rPr>
-        <w:t>2024.01 - 2024.12</w:t>
-      </w:r>
-      <w:r/>
     </w:p>
     <w:p>
-      <w:pPr>
-        <w:spacing w:before="150" w:after="150"/>
-      </w:pPr>
-      <w:r/>
       <w:r>
-        <w:rPr>
-          <w:rFonts w:ascii="Microsoft YaHei" w:eastAsia="Microsoft YaHei" w:hAnsi="Microsoft YaHei" w:cs="Microsoft YaHei" w:hint="eastAsia"/>
-          <w:color w:val="FFFFFF"/>
-          <w:sz w:val="16"/>
-          <w:lang w:eastAsia="zh-CN"/>
-        </w:rPr>
-        <w:t>802.11 协议</w:t>
-      </w:r>
-      <w:r/>
-      <w:r>
-        <w:rPr>
-          <w:rFonts w:ascii="Microsoft YaHei" w:eastAsia="Microsoft YaHei" w:hAnsi="Microsoft YaHei" w:cs="Microsoft YaHei" w:hint="eastAsia"/>
-          <w:color w:val="FFFFFF"/>
-          <w:sz w:val="16"/>
-          <w:lang w:eastAsia="zh-CN"/>
-        </w:rPr>
-        <w:t>C 库调用(node-ffi)</w:t>
-      </w:r>
-      <w:r/>
-      <w:r>
-        <w:rPr>
-          <w:color w:val="FFFFFF"/>
-          <w:sz w:val="16"/>
-        </w:rPr>
-        <w:t>6GHz</w:t>
-      </w:r>
-      <w:r/>
-      <w:r>
-        <w:rPr>
-          <w:color w:val="FFFFFF"/>
-          <w:sz w:val="16"/>
-        </w:rPr>
-        <w:t>Linux</w:t>
-      </w:r>
-      <w:r/>
-      <w:r>
-        <w:rPr>
-          <w:color w:val="FFFFFF"/>
-          <w:sz w:val="16"/>
-        </w:rPr>
-        <w:t>TCP/IP</w:t>
-      </w:r>
-      <w:r/>
-    </w:p>
-    <w:p>
-      <w:pPr>
-        <w:pStyle w:val="Heading4"/>
-      </w:pPr>
-      <w:r>
-        <w:rPr>
-          <w:rFonts w:ascii="Microsoft YaHei" w:eastAsia="Microsoft YaHei" w:hAnsi="Microsoft YaHei" w:cs="Microsoft YaHei" w:hint="eastAsia"/>
-          <w:color w:val="555555"/>
-          <w:sz w:val="21"/>
-          <w:lang w:eastAsia="zh-CN"/>
-        </w:rPr>
         <w:t>本人分工</w:t>
       </w:r>
     </w:p>
     <w:p>
-      <w:pPr>
-        <w:pStyle w:val="ListBullet"/>
-        <w:spacing w:before="90" w:after="90"/>
-      </w:pPr>
       <w:r>
-        <w:rPr>
-          <w:rFonts w:ascii="Microsoft YaHei" w:eastAsia="Microsoft YaHei" w:hAnsi="Microsoft YaHei" w:cs="Microsoft YaHei" w:hint="eastAsia"/>
-          <w:color w:val="444444"/>
-          <w:lang w:eastAsia="zh-CN"/>
-        </w:rPr>
-        <w:t>新增</w:t>
-      </w:r>
-      <w:r>
-        <w:rPr>
-          <w:color w:val="444444"/>
-        </w:rPr>
-        <w:t xml:space="preserve"> 6GHz </w:t>
-      </w:r>
-      <w:r>
-        <w:rPr>
-          <w:rFonts w:ascii="Microsoft YaHei" w:eastAsia="Microsoft YaHei" w:hAnsi="Microsoft YaHei" w:cs="Microsoft YaHei" w:hint="eastAsia"/>
-          <w:color w:val="444444"/>
-          <w:lang w:eastAsia="zh-CN"/>
-        </w:rPr>
-        <w:t>频段（</w:t>
-      </w:r>
-      <w:r>
-        <w:rPr>
-          <w:color w:val="444444"/>
-        </w:rPr>
-        <w:t>802.11be</w:t>
-      </w:r>
-      <w:r>
-        <w:rPr>
-          <w:rFonts w:ascii="Microsoft YaHei" w:eastAsia="Microsoft YaHei" w:hAnsi="Microsoft YaHei" w:cs="Microsoft YaHei" w:hint="eastAsia"/>
-          <w:color w:val="444444"/>
-          <w:lang w:eastAsia="zh-CN"/>
-        </w:rPr>
-        <w:t>）全链路适配：信道扫描、</w:t>
-      </w:r>
-      <w:r>
-        <w:rPr>
-          <w:color w:val="444444"/>
-        </w:rPr>
-        <w:t xml:space="preserve">AP </w:t>
-      </w:r>
-      <w:r>
-        <w:rPr>
-          <w:rFonts w:ascii="Microsoft YaHei" w:eastAsia="Microsoft YaHei" w:hAnsi="Microsoft YaHei" w:cs="Microsoft YaHei" w:hint="eastAsia"/>
-          <w:color w:val="444444"/>
-          <w:lang w:eastAsia="zh-CN"/>
-        </w:rPr>
-        <w:t>信息采集、无线参数下发</w:t>
+        <w:t>新增 6GHz 频段（802.11be）全链路适配：信道扫描、AP 信息采集、无线参数下发</w:t>
       </w:r>
     </w:p>
     <w:p>
-      <w:pPr>
-        <w:pStyle w:val="ListBullet"/>
-        <w:spacing w:before="90" w:after="90"/>
-      </w:pPr>
       <w:r>
-        <w:rPr>
-          <w:rFonts w:ascii="Microsoft YaHei" w:eastAsia="Microsoft YaHei" w:hAnsi="Microsoft YaHei" w:cs="Microsoft YaHei" w:hint="eastAsia"/>
-          <w:b/>
-          <w:color w:val="444444"/>
-          <w:lang w:eastAsia="zh-CN"/>
-        </w:rPr>
-        <w:t>node-ffi 调用 C 语言 .so 核心算法库</w:t>
-      </w:r>
-      <w:r>
-        <w:rPr>
-          <w:rFonts w:ascii="Microsoft YaHei" w:eastAsia="Microsoft YaHei" w:hAnsi="Microsoft YaHei" w:cs="Microsoft YaHei" w:hint="eastAsia"/>
-          <w:color w:val="444444"/>
-          <w:lang w:eastAsia="zh-CN"/>
-        </w:rPr>
-        <w:t>：理解</w:t>
-      </w:r>
-      <w:r>
-        <w:rPr>
-          <w:color w:val="444444"/>
-        </w:rPr>
-        <w:t xml:space="preserve"> C </w:t>
-      </w:r>
-      <w:r>
-        <w:rPr>
-          <w:rFonts w:ascii="Microsoft YaHei" w:eastAsia="Microsoft YaHei" w:hAnsi="Microsoft YaHei" w:cs="Microsoft YaHei" w:hint="eastAsia"/>
-          <w:color w:val="444444"/>
-          <w:lang w:eastAsia="zh-CN"/>
-        </w:rPr>
-        <w:t>内存布局、指针传参、内存释放，实现跨语言底层调用</w:t>
+        <w:t>node-ffi 调用 C 语言 .so 核心算法库：理解 C 内存布局、指针传参、内存释放，实现跨语言底层调用</w:t>
       </w:r>
     </w:p>
     <w:p>
-      <w:pPr>
-        <w:pStyle w:val="ListBullet"/>
-        <w:spacing w:before="90" w:after="90"/>
-      </w:pPr>
       <w:r>
-        <w:rPr>
-          <w:rFonts w:ascii="Microsoft YaHei" w:eastAsia="Microsoft YaHei" w:hAnsi="Microsoft YaHei" w:cs="Microsoft YaHei" w:hint="eastAsia"/>
-          <w:color w:val="444444"/>
-          <w:lang w:eastAsia="zh-CN"/>
-        </w:rPr>
-        <w:t>无线信道</w:t>
-      </w:r>
-      <w:r>
-        <w:rPr>
-          <w:color w:val="444444"/>
-        </w:rPr>
-        <w:t>/</w:t>
-      </w:r>
-      <w:r>
-        <w:rPr>
-          <w:rFonts w:ascii="Microsoft YaHei" w:eastAsia="Microsoft YaHei" w:hAnsi="Microsoft YaHei" w:cs="Microsoft YaHei" w:hint="eastAsia"/>
-          <w:color w:val="444444"/>
-          <w:lang w:eastAsia="zh-CN"/>
-        </w:rPr>
-        <w:t>频段参数处理（</w:t>
-      </w:r>
-      <w:r>
-        <w:rPr>
-          <w:color w:val="444444"/>
-        </w:rPr>
-        <w:t xml:space="preserve">2.4G/5G/6G </w:t>
-      </w:r>
-      <w:r>
-        <w:rPr>
-          <w:rFonts w:ascii="Microsoft YaHei" w:eastAsia="Microsoft YaHei" w:hAnsi="Microsoft YaHei" w:cs="Microsoft YaHei" w:hint="eastAsia"/>
-          <w:color w:val="444444"/>
-          <w:lang w:eastAsia="zh-CN"/>
-        </w:rPr>
-        <w:t>三频段统一调度）</w:t>
+        <w:t>无线信道/频段参数处理（2.4G/5G/6G 三频段统一调度）</w:t>
       </w:r>
     </w:p>
     <w:p>
-      <w:pPr>
-        <w:pStyle w:val="Heading4"/>
-        <w:spacing w:after="120"/>
-      </w:pPr>
       <w:r>
-        <w:rPr>
-          <w:rFonts w:ascii="Microsoft YaHei" w:eastAsia="Microsoft YaHei" w:hAnsi="Microsoft YaHei" w:cs="Microsoft YaHei" w:hint="eastAsia"/>
-          <w:color w:val="2E7D32"/>
-          <w:sz w:val="21"/>
-          <w:lang w:eastAsia="zh-CN"/>
-        </w:rPr>
-        <w:t>✅ 项目成果</w:t>
+        <w:t>现网规模（生产环境实测）</w:t>
       </w:r>
     </w:p>
     <w:p>
-      <w:pPr>
-        <w:pStyle w:val="ListBullet"/>
-        <w:spacing w:before="75" w:after="75"/>
-      </w:pPr>
       <w:r>
-        <w:rPr>
-          <w:rFonts w:ascii="Microsoft YaHei" w:eastAsia="Microsoft YaHei" w:hAnsi="Microsoft YaHei" w:cs="Microsoft YaHei" w:hint="eastAsia"/>
-          <w:color w:val="2E7D32"/>
-          <w:sz w:val="19"/>
-          <w:lang w:eastAsia="zh-CN"/>
-        </w:rPr>
-        <w:t>从</w:t>
-      </w:r>
-      <w:r>
-        <w:rPr>
-          <w:color w:val="2E7D32"/>
-          <w:sz w:val="19"/>
-        </w:rPr>
-        <w:t xml:space="preserve"> 2 </w:t>
-      </w:r>
-      <w:r>
-        <w:rPr>
-          <w:rFonts w:ascii="Microsoft YaHei" w:eastAsia="Microsoft YaHei" w:hAnsi="Microsoft YaHei" w:cs="Microsoft YaHei" w:hint="eastAsia"/>
-          <w:color w:val="2E7D32"/>
-          <w:sz w:val="19"/>
-          <w:lang w:eastAsia="zh-CN"/>
-        </w:rPr>
-        <w:t>频段扩展到</w:t>
-      </w:r>
-      <w:r>
-        <w:rPr>
-          <w:color w:val="2E7D32"/>
-          <w:sz w:val="19"/>
-        </w:rPr>
-        <w:t xml:space="preserve"> 3 </w:t>
-      </w:r>
-      <w:r>
-        <w:rPr>
-          <w:rFonts w:ascii="Microsoft YaHei" w:eastAsia="Microsoft YaHei" w:hAnsi="Microsoft YaHei" w:cs="Microsoft YaHei" w:hint="eastAsia"/>
-          <w:color w:val="2E7D32"/>
-          <w:sz w:val="19"/>
-          <w:lang w:eastAsia="zh-CN"/>
-        </w:rPr>
-        <w:t>频段，完整支持</w:t>
-      </w:r>
-      <w:r>
-        <w:rPr>
-          <w:color w:val="2E7D32"/>
-          <w:sz w:val="19"/>
-        </w:rPr>
-        <w:t xml:space="preserve"> WiFi7 </w:t>
-      </w:r>
-      <w:r>
-        <w:rPr>
-          <w:rFonts w:ascii="Microsoft YaHei" w:eastAsia="Microsoft YaHei" w:hAnsi="Microsoft YaHei" w:cs="Microsoft YaHei" w:hint="eastAsia"/>
-          <w:color w:val="2E7D32"/>
-          <w:sz w:val="19"/>
-          <w:lang w:eastAsia="zh-CN"/>
-        </w:rPr>
-        <w:t>商用</w:t>
+        <w:t>系统纳管无线设备 19.6万+、AP 数据 259万+、射频 258万+</w:t>
       </w:r>
     </w:p>
     <w:p>
-      <w:pPr>
-        <w:pStyle w:val="ListBullet"/>
-        <w:spacing w:before="75" w:after="75"/>
-      </w:pPr>
       <w:r>
-        <w:rPr>
-          <w:rFonts w:ascii="Microsoft YaHei" w:eastAsia="Microsoft YaHei" w:hAnsi="Microsoft YaHei" w:cs="Microsoft YaHei" w:hint="eastAsia"/>
-          <w:color w:val="2E7D32"/>
-          <w:sz w:val="19"/>
-          <w:lang w:eastAsia="zh-CN"/>
-        </w:rPr>
-        <w:t xml:space="preserve">独立维护复杂遗留系统，平均每周处理 </w:t>
+        <w:t>覆盖 2.4G/5G/6G 三频段设备通信与无线参数下发</w:t>
       </w:r>
+    </w:p>
+    <w:p>
       <w:r>
         <w:rPr>
           <w:b/>
-          <w:color w:val="2E7D32"/>
-          <w:sz w:val="19"/>
         </w:rPr>
-        <w:t>1+</w:t>
+        <w:t>项目成果</w:t>
       </w:r>
+    </w:p>
+    <w:p>
+      <w:r>
+        <w:t>从 2 频段扩展到 3 频段，完整支持 WiFi7 商用</w:t>
+      </w:r>
+    </w:p>
+    <w:p>
+      <w:r>
+        <w:t>独立维护复杂遗留系统，平均每周处理 1+ 起线上问题</w:t>
+      </w:r>
+    </w:p>
+    <w:p>
       <w:r>
         <w:rPr>
-          <w:rFonts w:ascii="Microsoft YaHei" w:eastAsia="Microsoft YaHei" w:hAnsi="Microsoft YaHei" w:cs="Microsoft YaHei" w:hint="eastAsia"/>
-          <w:color w:val="2E7D32"/>
-          <w:sz w:val="19"/>
-          <w:lang w:eastAsia="zh-CN"/>
+          <w:b/>
+          <w:sz w:val="24"/>
         </w:rPr>
-        <w:t xml:space="preserve"> 起线上问题</w:t>
+        <w:t>3. AI RRM 系统重构（设备通信与协议） 2024.08 - 至今</w:t>
       </w:r>
-      <w:r/>
-      <w:r/>
     </w:p>
     <w:p>
-      <w:pPr>
-        <w:spacing w:after="180"/>
-      </w:pPr>
-      <w:r/>
       <w:r>
-        <w:rPr>
-          <w:rFonts w:ascii="Microsoft YaHei" w:eastAsia="Microsoft YaHei" w:hAnsi="Microsoft YaHei" w:cs="Microsoft YaHei" w:hint="eastAsia"/>
-          <w:b/>
-          <w:color w:val="1A1A1A"/>
-          <w:sz w:val="22"/>
-          <w:lang w:eastAsia="zh-CN"/>
-        </w:rPr>
-        <w:t>③ AI RRM 系统重构（设备通信与协议）</w:t>
+        <w:t>netconf协议 WebSocket TCP/IP 设备通信</w:t>
       </w:r>
-      <w:r/>
-      <w:r>
-        <w:rPr>
-          <w:rFonts w:ascii="Microsoft YaHei" w:eastAsia="Microsoft YaHei" w:hAnsi="Microsoft YaHei" w:cs="Microsoft YaHei" w:hint="eastAsia"/>
-          <w:color w:val="888888"/>
-          <w:sz w:val="18"/>
-          <w:lang w:eastAsia="zh-CN"/>
-        </w:rPr>
-        <w:t>2024.08 - 至今</w:t>
-      </w:r>
-      <w:r/>
     </w:p>
     <w:p>
-      <w:pPr>
-        <w:spacing w:before="150" w:after="150"/>
-      </w:pPr>
-      <w:r/>
       <w:r>
-        <w:rPr>
-          <w:rFonts w:ascii="Microsoft YaHei" w:eastAsia="Microsoft YaHei" w:hAnsi="Microsoft YaHei" w:cs="Microsoft YaHei" w:hint="eastAsia"/>
-          <w:color w:val="FFFFFF"/>
-          <w:sz w:val="16"/>
-          <w:lang w:eastAsia="zh-CN"/>
-        </w:rPr>
-        <w:t>netconf协议</w:t>
-      </w:r>
-      <w:r/>
-      <w:r>
-        <w:rPr>
-          <w:color w:val="FFFFFF"/>
-          <w:sz w:val="16"/>
-        </w:rPr>
-        <w:t>WebSocket</w:t>
-      </w:r>
-      <w:r/>
-      <w:r>
-        <w:rPr>
-          <w:color w:val="FFFFFF"/>
-          <w:sz w:val="16"/>
-        </w:rPr>
-        <w:t>TCP/IP</w:t>
-      </w:r>
-      <w:r/>
-      <w:r>
-        <w:rPr>
-          <w:rFonts w:ascii="Microsoft YaHei" w:eastAsia="Microsoft YaHei" w:hAnsi="Microsoft YaHei" w:cs="Microsoft YaHei" w:hint="eastAsia"/>
-          <w:color w:val="FFFFFF"/>
-          <w:sz w:val="16"/>
-          <w:lang w:eastAsia="zh-CN"/>
-        </w:rPr>
-        <w:t>设备通信</w:t>
-      </w:r>
-      <w:r/>
-    </w:p>
-    <w:p>
-      <w:pPr>
-        <w:pStyle w:val="Heading4"/>
-      </w:pPr>
-      <w:r>
-        <w:rPr>
-          <w:rFonts w:ascii="Microsoft YaHei" w:eastAsia="Microsoft YaHei" w:hAnsi="Microsoft YaHei" w:cs="Microsoft YaHei" w:hint="eastAsia"/>
-          <w:color w:val="555555"/>
-          <w:sz w:val="21"/>
-          <w:lang w:eastAsia="zh-CN"/>
-        </w:rPr>
         <w:t>本人分工</w:t>
       </w:r>
     </w:p>
     <w:p>
-      <w:pPr>
-        <w:pStyle w:val="ListBullet"/>
-        <w:spacing w:before="90" w:after="90"/>
-      </w:pPr>
       <w:r>
-        <w:rPr>
-          <w:rFonts w:ascii="Microsoft YaHei" w:eastAsia="Microsoft YaHei" w:hAnsi="Microsoft YaHei" w:cs="Microsoft YaHei" w:hint="eastAsia"/>
-          <w:color w:val="444444"/>
-          <w:lang w:eastAsia="zh-CN"/>
-        </w:rPr>
-        <w:t xml:space="preserve">基于 </w:t>
-      </w:r>
-      <w:r>
-        <w:rPr>
-          <w:b/>
-          <w:color w:val="444444"/>
-        </w:rPr>
-        <w:t>WebSocket + netconf</w:t>
-      </w:r>
-      <w:r>
-        <w:rPr>
-          <w:color w:val="444444"/>
-        </w:rPr>
-        <w:t xml:space="preserve"> </w:t>
-      </w:r>
-      <w:r>
-        <w:rPr>
-          <w:rFonts w:ascii="Microsoft YaHei" w:eastAsia="Microsoft YaHei" w:hAnsi="Microsoft YaHei" w:cs="Microsoft YaHei" w:hint="eastAsia"/>
-          <w:color w:val="444444"/>
-          <w:lang w:eastAsia="zh-CN"/>
-        </w:rPr>
-        <w:t>实现云端到</w:t>
-      </w:r>
-      <w:r>
-        <w:rPr>
-          <w:color w:val="444444"/>
-        </w:rPr>
-        <w:t xml:space="preserve"> AC </w:t>
-      </w:r>
-      <w:r>
-        <w:rPr>
-          <w:rFonts w:ascii="Microsoft YaHei" w:eastAsia="Microsoft YaHei" w:hAnsi="Microsoft YaHei" w:cs="Microsoft YaHei" w:hint="eastAsia"/>
-          <w:color w:val="444444"/>
-          <w:lang w:eastAsia="zh-CN"/>
-        </w:rPr>
-        <w:t>网络设备的指令下发（调优参数、生效指令），打通</w:t>
-      </w:r>
-      <w:r>
-        <w:rPr>
-          <w:color w:val="444444"/>
-        </w:rPr>
-        <w:t>"</w:t>
-      </w:r>
-      <w:r>
-        <w:rPr>
-          <w:rFonts w:ascii="Microsoft YaHei" w:eastAsia="Microsoft YaHei" w:hAnsi="Microsoft YaHei" w:cs="Microsoft YaHei" w:hint="eastAsia"/>
-          <w:color w:val="444444"/>
-          <w:lang w:eastAsia="zh-CN"/>
-        </w:rPr>
-        <w:t>下发</w:t>
-      </w:r>
-      <w:r>
-        <w:rPr>
-          <w:color w:val="444444"/>
-        </w:rPr>
-        <w:t>-</w:t>
-      </w:r>
-      <w:r>
-        <w:rPr>
-          <w:rFonts w:ascii="Microsoft YaHei" w:eastAsia="Microsoft YaHei" w:hAnsi="Microsoft YaHei" w:cs="Microsoft YaHei" w:hint="eastAsia"/>
-          <w:color w:val="444444"/>
-          <w:lang w:eastAsia="zh-CN"/>
-        </w:rPr>
-        <w:t>计算</w:t>
-      </w:r>
-      <w:r>
-        <w:rPr>
-          <w:color w:val="444444"/>
-        </w:rPr>
-        <w:t>-</w:t>
-      </w:r>
-      <w:r>
-        <w:rPr>
-          <w:rFonts w:ascii="Microsoft YaHei" w:eastAsia="Microsoft YaHei" w:hAnsi="Microsoft YaHei" w:cs="Microsoft YaHei" w:hint="eastAsia"/>
-          <w:color w:val="444444"/>
-          <w:lang w:eastAsia="zh-CN"/>
-        </w:rPr>
-        <w:t>上报</w:t>
-      </w:r>
-      <w:r>
-        <w:rPr>
-          <w:color w:val="444444"/>
-        </w:rPr>
-        <w:t>-</w:t>
-      </w:r>
-      <w:r>
-        <w:rPr>
-          <w:rFonts w:ascii="Microsoft YaHei" w:eastAsia="Microsoft YaHei" w:hAnsi="Microsoft YaHei" w:cs="Microsoft YaHei" w:hint="eastAsia"/>
-          <w:color w:val="444444"/>
-          <w:lang w:eastAsia="zh-CN"/>
-        </w:rPr>
-        <w:t>展示</w:t>
-      </w:r>
-      <w:r>
-        <w:rPr>
-          <w:color w:val="444444"/>
-        </w:rPr>
-        <w:t>"</w:t>
-      </w:r>
-      <w:r>
-        <w:rPr>
-          <w:rFonts w:ascii="Microsoft YaHei" w:eastAsia="Microsoft YaHei" w:hAnsi="Microsoft YaHei" w:cs="Microsoft YaHei" w:hint="eastAsia"/>
-          <w:color w:val="444444"/>
-          <w:lang w:eastAsia="zh-CN"/>
-        </w:rPr>
-        <w:t>通信闭环</w:t>
+        <w:t>基于 WebSocket + netconf 实现云端到 AC 网络设备的指令下发（调优参数、生效指令），打通"下发-计算-上报-展示"通信闭环</w:t>
       </w:r>
     </w:p>
     <w:p>
-      <w:pPr>
-        <w:pStyle w:val="ListBullet"/>
-        <w:spacing w:before="90" w:after="90"/>
-      </w:pPr>
       <w:r>
-        <w:rPr>
-          <w:rFonts w:ascii="Microsoft YaHei" w:eastAsia="Microsoft YaHei" w:hAnsi="Microsoft YaHei" w:cs="Microsoft YaHei" w:hint="eastAsia"/>
-          <w:color w:val="444444"/>
-          <w:lang w:eastAsia="zh-CN"/>
-        </w:rPr>
         <w:t>设备侧调优结果实时上报链路设计与消息可靠性保障</w:t>
       </w:r>
     </w:p>
     <w:p>
-      <w:pPr>
-        <w:pStyle w:val="Heading4"/>
-        <w:spacing w:after="120"/>
-      </w:pPr>
       <w:r>
         <w:rPr>
-          <w:rFonts w:ascii="Microsoft YaHei" w:eastAsia="Microsoft YaHei" w:hAnsi="Microsoft YaHei" w:cs="Microsoft YaHei" w:hint="eastAsia"/>
-          <w:color w:val="2E7D32"/>
-          <w:sz w:val="21"/>
-          <w:lang w:eastAsia="zh-CN"/>
+          <w:b/>
         </w:rPr>
-        <w:t>✅ 项目成果</w:t>
+        <w:t>项目成果</w:t>
       </w:r>
     </w:p>
     <w:p>
-      <w:pPr>
-        <w:pStyle w:val="ListBullet"/>
-        <w:spacing w:before="75" w:after="75"/>
-      </w:pPr>
       <w:r>
-        <w:rPr>
-          <w:rFonts w:ascii="Microsoft YaHei" w:eastAsia="Microsoft YaHei" w:hAnsi="Microsoft YaHei" w:cs="Microsoft YaHei" w:hint="eastAsia"/>
-          <w:color w:val="2E7D32"/>
-          <w:sz w:val="19"/>
-          <w:lang w:eastAsia="zh-CN"/>
-        </w:rPr>
-        <w:t xml:space="preserve">适配现网 </w:t>
+        <w:t>适配现网 98%+ AC+fitap 组网设备通信</w:t>
       </w:r>
+    </w:p>
+    <w:p>
       <w:r>
         <w:rPr>
           <w:b/>
-          <w:color w:val="2E7D32"/>
-          <w:sz w:val="19"/>
-        </w:rPr>
-        <w:t>98%+</w:t>
-      </w:r>
-      <w:r>
-        <w:rPr>
-          <w:color w:val="2E7D32"/>
-          <w:sz w:val="19"/>
-        </w:rPr>
-        <w:t xml:space="preserve"> AC+fitap </w:t>
-      </w:r>
-      <w:r>
-        <w:rPr>
-          <w:rFonts w:ascii="Microsoft YaHei" w:eastAsia="Microsoft YaHei" w:hAnsi="Microsoft YaHei" w:cs="Microsoft YaHei" w:hint="eastAsia"/>
-          <w:color w:val="2E7D32"/>
-          <w:sz w:val="19"/>
-          <w:lang w:eastAsia="zh-CN"/>
-        </w:rPr>
-        <w:t>组网设备通信</w:t>
-      </w:r>
-      <w:r/>
-    </w:p>
-    <w:p>
-      <w:pPr>
-        <w:pStyle w:val="Heading2"/>
-      </w:pPr>
-      <w:r>
-        <w:rPr>
-          <w:rFonts w:ascii="Microsoft YaHei" w:eastAsia="Microsoft YaHei" w:hAnsi="Microsoft YaHei" w:cs="Microsoft YaHei" w:hint="eastAsia"/>
-          <w:color w:val="FFFFFF"/>
           <w:sz w:val="24"/>
-          <w:lang w:eastAsia="zh-CN"/>
         </w:rPr>
         <w:t>技 术 栈</w:t>
       </w:r>
-      <w:r/>
     </w:p>
     <w:p>
-      <w:pPr>
-        <w:pStyle w:val="Heading4"/>
-        <w:spacing w:after="90"/>
-        <w:pBdr>
-          <w:top w:val="none" w:sz="6" w:space="0" w:color="auto"/>
-          <w:bottom w:val="none" w:sz="6" w:space="0" w:color="auto"/>
-          <w:left w:val="none" w:sz="6" w:space="0" w:color="auto"/>
-          <w:right w:val="none" w:sz="6" w:space="0" w:color="auto"/>
-        </w:pBdr>
-      </w:pPr>
       <w:r>
-        <w:rPr>
-          <w:rFonts w:ascii="Microsoft YaHei" w:eastAsia="Microsoft YaHei" w:hAnsi="Microsoft YaHei" w:cs="Microsoft YaHei" w:hint="eastAsia"/>
-          <w:color w:val="1A1A1A"/>
-          <w:sz w:val="21"/>
-          <w:lang w:eastAsia="zh-CN"/>
-        </w:rPr>
         <w:t>C/C++ 与底层</w:t>
       </w:r>
     </w:p>
     <w:p>
-      <w:pPr/>
       <w:r>
-        <w:rPr>
-          <w:rFonts w:ascii="Microsoft YaHei" w:eastAsia="Microsoft YaHei" w:hAnsi="Microsoft YaHei" w:cs="Microsoft YaHei" w:hint="eastAsia"/>
-          <w:b/>
-          <w:color w:val="666666"/>
-          <w:sz w:val="19"/>
-          <w:lang w:eastAsia="zh-CN"/>
-        </w:rPr>
-        <w:t>C/C++ 功底</w:t>
-      </w:r>
-      <w:r>
-        <w:rPr>
-          <w:rFonts w:ascii="Microsoft YaHei" w:eastAsia="Microsoft YaHei" w:hAnsi="Microsoft YaHei" w:cs="Microsoft YaHei" w:hint="eastAsia"/>
-          <w:color w:val="666666"/>
-          <w:sz w:val="19"/>
-          <w:lang w:eastAsia="zh-CN"/>
-        </w:rPr>
-        <w:t>（蓝桥杯</w:t>
-      </w:r>
-      <w:r>
-        <w:rPr>
-          <w:color w:val="666666"/>
-          <w:sz w:val="19"/>
-        </w:rPr>
-        <w:t xml:space="preserve"> C/C++ </w:t>
-      </w:r>
-      <w:r>
-        <w:rPr>
-          <w:rFonts w:ascii="Microsoft YaHei" w:eastAsia="Microsoft YaHei" w:hAnsi="Microsoft YaHei" w:cs="Microsoft YaHei" w:hint="eastAsia"/>
-          <w:color w:val="666666"/>
-          <w:sz w:val="19"/>
-          <w:lang w:eastAsia="zh-CN"/>
-        </w:rPr>
-        <w:t>研究生组二等奖）</w:t>
-      </w:r>
-      <w:r>
-        <w:rPr>
-          <w:color w:val="666666"/>
-          <w:sz w:val="19"/>
-        </w:rPr>
-        <w:t xml:space="preserve">· </w:t>
-      </w:r>
-      <w:r>
-        <w:rPr>
-          <w:rFonts w:ascii="Microsoft YaHei" w:eastAsia="Microsoft YaHei" w:hAnsi="Microsoft YaHei" w:cs="Microsoft YaHei" w:hint="eastAsia"/>
-          <w:b/>
-          <w:color w:val="666666"/>
-          <w:sz w:val="19"/>
-          <w:lang w:eastAsia="zh-CN"/>
-        </w:rPr>
-        <w:t>node-ffi 调用 C .so 动态库</w:t>
-      </w:r>
-      <w:r>
-        <w:rPr>
-          <w:rFonts w:ascii="Microsoft YaHei" w:eastAsia="Microsoft YaHei" w:hAnsi="Microsoft YaHei" w:cs="Microsoft YaHei" w:hint="eastAsia"/>
-          <w:color w:val="666666"/>
-          <w:sz w:val="19"/>
-          <w:lang w:eastAsia="zh-CN"/>
-        </w:rPr>
-        <w:t>（内存布局</w:t>
-      </w:r>
-      <w:r>
-        <w:rPr>
-          <w:color w:val="666666"/>
-          <w:sz w:val="19"/>
-        </w:rPr>
-        <w:t>/</w:t>
-      </w:r>
-      <w:r>
-        <w:rPr>
-          <w:rFonts w:ascii="Microsoft YaHei" w:eastAsia="Microsoft YaHei" w:hAnsi="Microsoft YaHei" w:cs="Microsoft YaHei" w:hint="eastAsia"/>
-          <w:color w:val="666666"/>
-          <w:sz w:val="19"/>
-          <w:lang w:eastAsia="zh-CN"/>
-        </w:rPr>
-        <w:t>指针</w:t>
-      </w:r>
-      <w:r>
-        <w:rPr>
-          <w:color w:val="666666"/>
-          <w:sz w:val="19"/>
-        </w:rPr>
-        <w:t>/</w:t>
-      </w:r>
-      <w:r>
-        <w:rPr>
-          <w:rFonts w:ascii="Microsoft YaHei" w:eastAsia="Microsoft YaHei" w:hAnsi="Microsoft YaHei" w:cs="Microsoft YaHei" w:hint="eastAsia"/>
-          <w:color w:val="666666"/>
-          <w:sz w:val="19"/>
-          <w:lang w:eastAsia="zh-CN"/>
-        </w:rPr>
-        <w:t>释放）</w:t>
-      </w:r>
-      <w:r>
-        <w:rPr>
-          <w:color w:val="666666"/>
-          <w:sz w:val="19"/>
-        </w:rPr>
-        <w:t xml:space="preserve">· </w:t>
-      </w:r>
-      <w:r>
-        <w:rPr>
-          <w:rFonts w:ascii="Microsoft YaHei" w:eastAsia="Microsoft YaHei" w:hAnsi="Microsoft YaHei" w:cs="Microsoft YaHei" w:hint="eastAsia"/>
-          <w:color w:val="666666"/>
-          <w:sz w:val="19"/>
-          <w:lang w:eastAsia="zh-CN"/>
-        </w:rPr>
-        <w:t>内存管理理解</w:t>
+        <w:t>C/C++ 功底（蓝桥杯 C/C++ 研究生组二等奖）· node-ffi 调用 C .so 动态库（内存布局/指针/释放）· 内存管理理解</w:t>
       </w:r>
     </w:p>
     <w:p>
-      <w:pPr>
-        <w:pStyle w:val="Heading4"/>
-        <w:spacing w:after="90"/>
-        <w:pBdr>
-          <w:top w:val="none" w:sz="6" w:space="0" w:color="auto"/>
-          <w:bottom w:val="none" w:sz="6" w:space="0" w:color="auto"/>
-          <w:left w:val="none" w:sz="6" w:space="0" w:color="auto"/>
-          <w:right w:val="none" w:sz="6" w:space="0" w:color="auto"/>
-        </w:pBdr>
-      </w:pPr>
       <w:r>
-        <w:rPr>
-          <w:rFonts w:ascii="Microsoft YaHei" w:eastAsia="Microsoft YaHei" w:hAnsi="Microsoft YaHei" w:cs="Microsoft YaHei" w:hint="eastAsia"/>
-          <w:color w:val="1A1A1A"/>
-          <w:sz w:val="21"/>
-          <w:lang w:eastAsia="zh-CN"/>
-        </w:rPr>
         <w:t>网络与无线协议（核心）</w:t>
       </w:r>
     </w:p>
     <w:p>
-      <w:pPr/>
       <w:r>
-        <w:rPr>
-          <w:rFonts w:ascii="Microsoft YaHei" w:eastAsia="Microsoft YaHei" w:hAnsi="Microsoft YaHei" w:cs="Microsoft YaHei" w:hint="eastAsia"/>
-          <w:b/>
-          <w:color w:val="666666"/>
-          <w:sz w:val="19"/>
-          <w:lang w:eastAsia="zh-CN"/>
-        </w:rPr>
-        <w:t>TCP/IP 协议栈</w:t>
-      </w:r>
-      <w:r>
-        <w:rPr>
-          <w:color w:val="666666"/>
-          <w:sz w:val="19"/>
-        </w:rPr>
-        <w:t xml:space="preserve"> · </w:t>
-      </w:r>
-      <w:r>
-        <w:rPr>
-          <w:rFonts w:ascii="Microsoft YaHei" w:eastAsia="Microsoft YaHei" w:hAnsi="Microsoft YaHei" w:cs="Microsoft YaHei" w:hint="eastAsia"/>
-          <w:b/>
-          <w:color w:val="666666"/>
-          <w:sz w:val="19"/>
-          <w:lang w:eastAsia="zh-CN"/>
-        </w:rPr>
-        <w:t>802.11 无线协议</w:t>
-      </w:r>
-      <w:r>
-        <w:rPr>
-          <w:rFonts w:ascii="Microsoft YaHei" w:eastAsia="Microsoft YaHei" w:hAnsi="Microsoft YaHei" w:cs="Microsoft YaHei" w:hint="eastAsia"/>
-          <w:color w:val="666666"/>
-          <w:sz w:val="19"/>
-          <w:lang w:eastAsia="zh-CN"/>
-        </w:rPr>
-        <w:t>（</w:t>
-      </w:r>
-      <w:r>
-        <w:rPr>
-          <w:color w:val="666666"/>
-          <w:sz w:val="19"/>
-        </w:rPr>
-        <w:t>2.4G/5G/6G</w:t>
-      </w:r>
-      <w:r>
-        <w:rPr>
-          <w:rFonts w:ascii="Microsoft YaHei" w:eastAsia="Microsoft YaHei" w:hAnsi="Microsoft YaHei" w:cs="Microsoft YaHei" w:hint="eastAsia"/>
-          <w:color w:val="666666"/>
-          <w:sz w:val="19"/>
-          <w:lang w:eastAsia="zh-CN"/>
-        </w:rPr>
-        <w:t>、</w:t>
-      </w:r>
-      <w:r>
-        <w:rPr>
-          <w:color w:val="666666"/>
-          <w:sz w:val="19"/>
-        </w:rPr>
-        <w:t>WiFi7</w:t>
-      </w:r>
-      <w:r>
-        <w:rPr>
-          <w:rFonts w:ascii="Microsoft YaHei" w:eastAsia="Microsoft YaHei" w:hAnsi="Microsoft YaHei" w:cs="Microsoft YaHei" w:hint="eastAsia"/>
-          <w:color w:val="666666"/>
-          <w:sz w:val="19"/>
-          <w:lang w:eastAsia="zh-CN"/>
-        </w:rPr>
-        <w:t>）</w:t>
-      </w:r>
-      <w:r>
-        <w:rPr>
-          <w:color w:val="666666"/>
-          <w:sz w:val="19"/>
-        </w:rPr>
-        <w:t xml:space="preserve">· netconf · WebSocket · </w:t>
-      </w:r>
-      <w:r>
-        <w:rPr>
-          <w:rFonts w:ascii="Microsoft YaHei" w:eastAsia="Microsoft YaHei" w:hAnsi="Microsoft YaHei" w:cs="Microsoft YaHei" w:hint="eastAsia"/>
-          <w:color w:val="666666"/>
-          <w:sz w:val="19"/>
-          <w:lang w:eastAsia="zh-CN"/>
-        </w:rPr>
-        <w:t>无线信道</w:t>
-      </w:r>
-      <w:r>
-        <w:rPr>
-          <w:color w:val="666666"/>
-          <w:sz w:val="19"/>
-        </w:rPr>
-        <w:t>/</w:t>
-      </w:r>
-      <w:r>
-        <w:rPr>
-          <w:rFonts w:ascii="Microsoft YaHei" w:eastAsia="Microsoft YaHei" w:hAnsi="Microsoft YaHei" w:cs="Microsoft YaHei" w:hint="eastAsia"/>
-          <w:color w:val="666666"/>
-          <w:sz w:val="19"/>
-          <w:lang w:eastAsia="zh-CN"/>
-        </w:rPr>
-        <w:t>频段</w:t>
-      </w:r>
-      <w:r>
-        <w:rPr>
-          <w:color w:val="666666"/>
-          <w:sz w:val="19"/>
-        </w:rPr>
-        <w:t>/</w:t>
-      </w:r>
-      <w:r>
-        <w:rPr>
-          <w:rFonts w:ascii="Microsoft YaHei" w:eastAsia="Microsoft YaHei" w:hAnsi="Microsoft YaHei" w:cs="Microsoft YaHei" w:hint="eastAsia"/>
-          <w:color w:val="666666"/>
-          <w:sz w:val="19"/>
-          <w:lang w:eastAsia="zh-CN"/>
-        </w:rPr>
-        <w:t>漫游原理</w:t>
+        <w:t>TCP/IP 协议栈 · 802.11 无线协议（2.4G/5G/6G、WiFi7）· netconf · WebSocket · 无线信道/频段/漫游原理</w:t>
       </w:r>
     </w:p>
     <w:p>
-      <w:pPr>
-        <w:pStyle w:val="Heading4"/>
-        <w:spacing w:after="90"/>
-        <w:pBdr>
-          <w:top w:val="none" w:sz="6" w:space="0" w:color="auto"/>
-          <w:bottom w:val="none" w:sz="6" w:space="0" w:color="auto"/>
-          <w:left w:val="none" w:sz="6" w:space="0" w:color="auto"/>
-          <w:right w:val="none" w:sz="6" w:space="0" w:color="auto"/>
-        </w:pBdr>
-      </w:pPr>
       <w:r>
-        <w:rPr>
-          <w:rFonts w:ascii="Microsoft YaHei" w:eastAsia="Microsoft YaHei" w:hAnsi="Microsoft YaHei" w:cs="Microsoft YaHei" w:hint="eastAsia"/>
-          <w:color w:val="1A1A1A"/>
-          <w:sz w:val="21"/>
-          <w:lang w:eastAsia="zh-CN"/>
-        </w:rPr>
         <w:t>Linux 与工具</w:t>
       </w:r>
     </w:p>
     <w:p>
-      <w:pPr/>
       <w:r>
-        <w:rPr>
-          <w:color w:val="666666"/>
-          <w:sz w:val="19"/>
-        </w:rPr>
-        <w:t xml:space="preserve">Linux </w:t>
-      </w:r>
-      <w:r>
-        <w:rPr>
-          <w:rFonts w:ascii="Microsoft YaHei" w:eastAsia="Microsoft YaHei" w:hAnsi="Microsoft YaHei" w:cs="Microsoft YaHei" w:hint="eastAsia"/>
-          <w:color w:val="666666"/>
-          <w:sz w:val="19"/>
-          <w:lang w:eastAsia="zh-CN"/>
-        </w:rPr>
-        <w:t>环境开发调试</w:t>
-      </w:r>
-      <w:r>
-        <w:rPr>
-          <w:color w:val="666666"/>
-          <w:sz w:val="19"/>
-        </w:rPr>
-        <w:t xml:space="preserve"> · Shell </w:t>
-      </w:r>
-      <w:r>
-        <w:rPr>
-          <w:rFonts w:ascii="Microsoft YaHei" w:eastAsia="Microsoft YaHei" w:hAnsi="Microsoft YaHei" w:cs="Microsoft YaHei" w:hint="eastAsia"/>
-          <w:color w:val="666666"/>
-          <w:sz w:val="19"/>
-          <w:lang w:eastAsia="zh-CN"/>
-        </w:rPr>
-        <w:t>脚本</w:t>
-      </w:r>
-      <w:r>
-        <w:rPr>
-          <w:color w:val="666666"/>
-          <w:sz w:val="19"/>
-        </w:rPr>
-        <w:t xml:space="preserve"> · gdb/</w:t>
-      </w:r>
-      <w:r>
-        <w:rPr>
-          <w:rFonts w:ascii="Microsoft YaHei" w:eastAsia="Microsoft YaHei" w:hAnsi="Microsoft YaHei" w:cs="Microsoft YaHei" w:hint="eastAsia"/>
-          <w:color w:val="666666"/>
-          <w:sz w:val="19"/>
-          <w:lang w:eastAsia="zh-CN"/>
-        </w:rPr>
-        <w:t>调试工具（了解）</w:t>
-      </w:r>
-      <w:r>
-        <w:rPr>
-          <w:color w:val="666666"/>
-          <w:sz w:val="19"/>
-        </w:rPr>
-        <w:t xml:space="preserve">· </w:t>
-      </w:r>
-      <w:r>
-        <w:rPr>
-          <w:rFonts w:ascii="Microsoft YaHei" w:eastAsia="Microsoft YaHei" w:hAnsi="Microsoft YaHei" w:cs="Microsoft YaHei" w:hint="eastAsia"/>
-          <w:b/>
-          <w:color w:val="666666"/>
-          <w:sz w:val="19"/>
-          <w:lang w:eastAsia="zh-CN"/>
-        </w:rPr>
-        <w:t>交叉编译（了解）</w:t>
-      </w:r>
-      <w:r>
-        <w:rPr>
-          <w:color w:val="666666"/>
-          <w:sz w:val="19"/>
-        </w:rPr>
-        <w:t xml:space="preserve"> · </w:t>
-      </w:r>
-      <w:r>
-        <w:rPr>
-          <w:rFonts w:ascii="Microsoft YaHei" w:eastAsia="Microsoft YaHei" w:hAnsi="Microsoft YaHei" w:cs="Microsoft YaHei" w:hint="eastAsia"/>
-          <w:color w:val="666666"/>
-          <w:sz w:val="19"/>
-          <w:lang w:eastAsia="zh-CN"/>
-        </w:rPr>
-        <w:t>设备资源受限优化</w:t>
+        <w:t>Linux 环境开发调试 · Shell 脚本 · gdb/调试工具（了解）· 交叉编译（了解） · 设备资源受限优化</w:t>
       </w:r>
     </w:p>
     <w:p>
-      <w:pPr>
-        <w:pStyle w:val="Heading4"/>
-        <w:spacing w:after="90"/>
-        <w:pBdr>
-          <w:top w:val="none" w:sz="6" w:space="0" w:color="auto"/>
-          <w:bottom w:val="none" w:sz="6" w:space="0" w:color="auto"/>
-          <w:left w:val="none" w:sz="6" w:space="0" w:color="auto"/>
-          <w:right w:val="none" w:sz="6" w:space="0" w:color="auto"/>
-        </w:pBdr>
-      </w:pPr>
       <w:r>
-        <w:rPr>
-          <w:rFonts w:ascii="Microsoft YaHei" w:eastAsia="Microsoft YaHei" w:hAnsi="Microsoft YaHei" w:cs="Microsoft YaHei" w:hint="eastAsia"/>
-          <w:color w:val="1A1A1A"/>
-          <w:sz w:val="21"/>
-          <w:lang w:eastAsia="zh-CN"/>
-        </w:rPr>
         <w:t>嵌入式基础（转岗补充）</w:t>
       </w:r>
     </w:p>
     <w:p>
-      <w:pPr/>
       <w:r>
-        <w:rPr>
-          <w:rFonts w:ascii="Microsoft YaHei" w:eastAsia="Microsoft YaHei" w:hAnsi="Microsoft YaHei" w:cs="Microsoft YaHei" w:hint="eastAsia"/>
-          <w:b/>
-          <w:color w:val="666666"/>
-          <w:sz w:val="19"/>
-          <w:lang w:eastAsia="zh-CN"/>
-        </w:rPr>
-        <w:t>RTOS 概念（FreeRTOS 原理了解）</w:t>
-      </w:r>
-      <w:r>
-        <w:rPr>
-          <w:color w:val="666666"/>
-          <w:sz w:val="19"/>
-        </w:rPr>
-        <w:t xml:space="preserve"> · </w:t>
-      </w:r>
-      <w:r>
-        <w:rPr>
-          <w:rFonts w:ascii="Microsoft YaHei" w:eastAsia="Microsoft YaHei" w:hAnsi="Microsoft YaHei" w:cs="Microsoft YaHei" w:hint="eastAsia"/>
-          <w:color w:val="666666"/>
-          <w:sz w:val="19"/>
-          <w:lang w:eastAsia="zh-CN"/>
-        </w:rPr>
-        <w:t>中断</w:t>
-      </w:r>
-      <w:r>
-        <w:rPr>
-          <w:color w:val="666666"/>
-          <w:sz w:val="19"/>
-        </w:rPr>
-        <w:t>/</w:t>
-      </w:r>
-      <w:r>
-        <w:rPr>
-          <w:rFonts w:ascii="Microsoft YaHei" w:eastAsia="Microsoft YaHei" w:hAnsi="Microsoft YaHei" w:cs="Microsoft YaHei" w:hint="eastAsia"/>
-          <w:color w:val="666666"/>
-          <w:sz w:val="19"/>
-          <w:lang w:eastAsia="zh-CN"/>
-        </w:rPr>
-        <w:t>驱动（学习）</w:t>
-      </w:r>
-      <w:r>
-        <w:rPr>
-          <w:color w:val="666666"/>
-          <w:sz w:val="19"/>
-        </w:rPr>
-        <w:t xml:space="preserve">· </w:t>
-      </w:r>
-      <w:r>
-        <w:rPr>
-          <w:rFonts w:ascii="Microsoft YaHei" w:eastAsia="Microsoft YaHei" w:hAnsi="Microsoft YaHei" w:cs="Microsoft YaHei" w:hint="eastAsia"/>
-          <w:color w:val="666666"/>
-          <w:sz w:val="19"/>
-          <w:lang w:eastAsia="zh-CN"/>
-        </w:rPr>
-        <w:t>内存对齐</w:t>
-      </w:r>
-      <w:r>
-        <w:rPr>
-          <w:color w:val="666666"/>
-          <w:sz w:val="19"/>
-        </w:rPr>
-        <w:t xml:space="preserve"> · </w:t>
-      </w:r>
-      <w:r>
-        <w:rPr>
-          <w:rFonts w:ascii="Microsoft YaHei" w:eastAsia="Microsoft YaHei" w:hAnsi="Microsoft YaHei" w:cs="Microsoft YaHei" w:hint="eastAsia"/>
-          <w:color w:val="666666"/>
-          <w:sz w:val="19"/>
-          <w:lang w:eastAsia="zh-CN"/>
-        </w:rPr>
-        <w:t>大端小端</w:t>
-      </w:r>
-      <w:r>
-        <w:rPr>
-          <w:color w:val="666666"/>
-          <w:sz w:val="19"/>
-        </w:rPr>
-        <w:t xml:space="preserve"> · </w:t>
-      </w:r>
-      <w:r>
-        <w:rPr>
-          <w:rFonts w:ascii="Microsoft YaHei" w:eastAsia="Microsoft YaHei" w:hAnsi="Microsoft YaHei" w:cs="Microsoft YaHei" w:hint="eastAsia"/>
-          <w:color w:val="666666"/>
-          <w:sz w:val="19"/>
-          <w:lang w:eastAsia="zh-CN"/>
-        </w:rPr>
-        <w:t>设备通信协议设计</w:t>
+        <w:t>RTOS 概念（FreeRTOS 原理了解） · 中断/驱动（学习）· 内存对齐 · 大端小端 · 设备通信协议设计</w:t>
       </w:r>
     </w:p>
     <w:p>
-      <w:pPr>
-        <w:pStyle w:val="Heading4"/>
-        <w:spacing w:after="90"/>
-        <w:pBdr>
-          <w:top w:val="none" w:sz="6" w:space="0" w:color="auto"/>
-          <w:bottom w:val="none" w:sz="6" w:space="0" w:color="auto"/>
-          <w:left w:val="none" w:sz="6" w:space="0" w:color="auto"/>
-          <w:right w:val="none" w:sz="6" w:space="0" w:color="auto"/>
-        </w:pBdr>
-      </w:pPr>
       <w:r>
-        <w:rPr>
-          <w:rFonts w:ascii="Microsoft YaHei" w:eastAsia="Microsoft YaHei" w:hAnsi="Microsoft YaHei" w:cs="Microsoft YaHei" w:hint="eastAsia"/>
-          <w:color w:val="1A1A1A"/>
-          <w:sz w:val="21"/>
-          <w:lang w:eastAsia="zh-CN"/>
-        </w:rPr>
         <w:t>工程能力</w:t>
       </w:r>
     </w:p>
     <w:p>
-      <w:pPr/>
       <w:r>
-        <w:rPr>
-          <w:color w:val="666666"/>
-          <w:sz w:val="19"/>
-        </w:rPr>
-        <w:t xml:space="preserve">K8s/Docker · CI/CD · Kafka/RabbitMQ · MongoDB/Redis · </w:t>
-      </w:r>
-      <w:r>
-        <w:rPr>
-          <w:rFonts w:ascii="Microsoft YaHei" w:eastAsia="Microsoft YaHei" w:hAnsi="Microsoft YaHei" w:cs="Microsoft YaHei" w:hint="eastAsia"/>
-          <w:color w:val="666666"/>
-          <w:sz w:val="19"/>
-          <w:lang w:eastAsia="zh-CN"/>
-        </w:rPr>
-        <w:t>版本管理</w:t>
-      </w:r>
-      <w:r>
-        <w:rPr>
-          <w:color w:val="666666"/>
-          <w:sz w:val="19"/>
-        </w:rPr>
-        <w:t xml:space="preserve"> Git</w:t>
+        <w:t>K8s/Docker · CI/CD · Kafka/RabbitMQ · MongoDB/Redis · 版本管理 Git</w:t>
       </w:r>
     </w:p>
     <w:p>
-      <w:pPr>
-        <w:pStyle w:val="Heading4"/>
-        <w:spacing w:after="90"/>
-        <w:pBdr>
-          <w:top w:val="none" w:sz="6" w:space="0" w:color="auto"/>
-          <w:bottom w:val="none" w:sz="6" w:space="0" w:color="auto"/>
-          <w:left w:val="none" w:sz="6" w:space="0" w:color="auto"/>
-          <w:right w:val="none" w:sz="6" w:space="0" w:color="auto"/>
-        </w:pBdr>
-      </w:pPr>
       <w:r>
-        <w:rPr>
-          <w:rFonts w:ascii="Microsoft YaHei" w:eastAsia="Microsoft YaHei" w:hAnsi="Microsoft YaHei" w:cs="Microsoft YaHei" w:hint="eastAsia"/>
-          <w:color w:val="1A1A1A"/>
-          <w:sz w:val="21"/>
-          <w:lang w:eastAsia="zh-CN"/>
-        </w:rPr>
         <w:t>网络排查</w:t>
       </w:r>
     </w:p>
     <w:p>
-      <w:pPr/>
+      <w:r>
+        <w:t>tcpdump/wireshark 抓包分析 · 协议分析（TCP 重传/丢包定位）· 无线干扰排查</w:t>
+      </w:r>
+    </w:p>
+    <w:p>
+      <w:r>
+        <w:t>📌 方向说明：3 年网络设备与无线通信系统开发，C/C++ 功底与网络协议栈扎实（node-ffi 调 C 库、802.11/netconf/TCP-IP）；嵌入式方向（RTOS/驱动）已系统学习基础原理，可快速上手嵌入式软件开发。</w:t>
+      </w:r>
+    </w:p>
+    <w:p>
       <w:r>
         <w:rPr>
-          <w:color w:val="666666"/>
-          <w:sz w:val="19"/>
-        </w:rPr>
-        <w:t xml:space="preserve">tcpdump/wireshark </w:t>
-      </w:r>
-      <w:r>
-        <w:rPr>
-          <w:rFonts w:ascii="Microsoft YaHei" w:eastAsia="Microsoft YaHei" w:hAnsi="Microsoft YaHei" w:cs="Microsoft YaHei" w:hint="eastAsia"/>
-          <w:color w:val="666666"/>
-          <w:sz w:val="19"/>
-          <w:lang w:eastAsia="zh-CN"/>
-        </w:rPr>
-        <w:t>抓包分析</w:t>
-      </w:r>
-      <w:r>
-        <w:rPr>
-          <w:color w:val="666666"/>
-          <w:sz w:val="19"/>
-        </w:rPr>
-        <w:t xml:space="preserve"> · </w:t>
-      </w:r>
-      <w:r>
-        <w:rPr>
-          <w:rFonts w:ascii="Microsoft YaHei" w:eastAsia="Microsoft YaHei" w:hAnsi="Microsoft YaHei" w:cs="Microsoft YaHei" w:hint="eastAsia"/>
-          <w:color w:val="666666"/>
-          <w:sz w:val="19"/>
-          <w:lang w:eastAsia="zh-CN"/>
-        </w:rPr>
-        <w:t>协议分析（</w:t>
-      </w:r>
-      <w:r>
-        <w:rPr>
-          <w:color w:val="666666"/>
-          <w:sz w:val="19"/>
-        </w:rPr>
-        <w:t xml:space="preserve">TCP </w:t>
-      </w:r>
-      <w:r>
-        <w:rPr>
-          <w:rFonts w:ascii="Microsoft YaHei" w:eastAsia="Microsoft YaHei" w:hAnsi="Microsoft YaHei" w:cs="Microsoft YaHei" w:hint="eastAsia"/>
-          <w:color w:val="666666"/>
-          <w:sz w:val="19"/>
-          <w:lang w:eastAsia="zh-CN"/>
-        </w:rPr>
-        <w:t>重传</w:t>
-      </w:r>
-      <w:r>
-        <w:rPr>
-          <w:color w:val="666666"/>
-          <w:sz w:val="19"/>
-        </w:rPr>
-        <w:t>/</w:t>
-      </w:r>
-      <w:r>
-        <w:rPr>
-          <w:rFonts w:ascii="Microsoft YaHei" w:eastAsia="Microsoft YaHei" w:hAnsi="Microsoft YaHei" w:cs="Microsoft YaHei" w:hint="eastAsia"/>
-          <w:color w:val="666666"/>
-          <w:sz w:val="19"/>
-          <w:lang w:eastAsia="zh-CN"/>
-        </w:rPr>
-        <w:t>丢包定位）</w:t>
-      </w:r>
-      <w:r>
-        <w:rPr>
-          <w:color w:val="666666"/>
-          <w:sz w:val="19"/>
-        </w:rPr>
-        <w:t xml:space="preserve">· </w:t>
-      </w:r>
-      <w:r>
-        <w:rPr>
-          <w:rFonts w:ascii="Microsoft YaHei" w:eastAsia="Microsoft YaHei" w:hAnsi="Microsoft YaHei" w:cs="Microsoft YaHei" w:hint="eastAsia"/>
-          <w:color w:val="666666"/>
-          <w:sz w:val="19"/>
-          <w:lang w:eastAsia="zh-CN"/>
-        </w:rPr>
-        <w:t>无线干扰排查</w:t>
-      </w:r>
-      <w:r/>
-    </w:p>
-    <w:p>
-      <w:pPr>
-        <w:spacing w:before="120"/>
-        <w:pBdr>
-          <w:top w:val="dashed" w:sz="6" w:space="0" w:color="6366F1"/>
-          <w:bottom w:val="dashed" w:sz="6" w:space="0" w:color="6366F1"/>
-          <w:left w:val="dashed" w:sz="6" w:space="0" w:color="6366F1"/>
-          <w:right w:val="dashed" w:sz="6" w:space="0" w:color="6366F1"/>
-        </w:pBdr>
-        <w:shd w:val="clear" w:color="auto" w:fill="EEF2FF"/>
-      </w:pPr>
-      <w:r>
-        <w:rPr>
-          <w:rFonts w:ascii="Microsoft YaHei" w:eastAsia="Microsoft YaHei" w:hAnsi="Microsoft YaHei" w:cs="Microsoft YaHei" w:hint="eastAsia"/>
-          <w:color w:val="4338CA"/>
-          <w:sz w:val="18"/>
-          <w:lang w:eastAsia="zh-CN"/>
-        </w:rPr>
-        <w:t>📌 方向说明：3 年网络设备与无线通信系统开发，C/C++ 功底与网络协议栈扎实（node-ffi 调 C 库、802.11/netconf/TCP-IP）；嵌入式方向（RTOS/驱动）已系统学习基础原理，可快速上手嵌入式软件开发。</w:t>
-      </w:r>
-      <w:r/>
-    </w:p>
-    <w:p>
-      <w:pPr>
-        <w:pStyle w:val="Heading2"/>
-      </w:pPr>
-      <w:r>
-        <w:rPr>
-          <w:rFonts w:ascii="Microsoft YaHei" w:eastAsia="Microsoft YaHei" w:hAnsi="Microsoft YaHei" w:cs="Microsoft YaHei" w:hint="eastAsia"/>
-          <w:color w:val="FFFFFF"/>
+          <w:b/>
           <w:sz w:val="24"/>
-          <w:lang w:eastAsia="zh-CN"/>
         </w:rPr>
         <w:t>竞 赛 与 获 奖</w:t>
       </w:r>
-      <w:r/>
-    </w:p>
-    <w:tbl>
-      <w:tblPr>
-        <w:tblW w:type="pct" w:w="5000"/>
-        <w:tblLook w:firstColumn="1" w:firstRow="1" w:lastColumn="0" w:lastRow="0" w:noHBand="0" w:noVBand="1" w:val="04A0"/>
-        <w:tblLayout w:type="autofit"/>
-      </w:tblPr>
-      <w:tblGrid>
-        <w:gridCol w:w="2880"/>
-        <w:gridCol w:w="2880"/>
-        <w:gridCol w:w="2880"/>
-      </w:tblGrid>
-      <w:tr>
-        <w:tc>
-          <w:tcPr>
-            <w:tcW w:type="dxa" w:w="2880"/>
-            <w:tcBorders>
-              <w:top w:val="single" w:sz="6" w:space="0" w:color="DDDDDD"/>
-              <w:bottom w:val="single" w:sz="6" w:space="0" w:color="DDDDDD"/>
-              <w:left w:val="single" w:sz="6" w:space="0" w:color="DDDDDD"/>
-              <w:right w:val="single" w:sz="6" w:space="0" w:color="DDDDDD"/>
-            </w:tcBorders>
-            <w:shd w:val="clear" w:color="auto" w:fill="F5F5F5"/>
-            <w:vAlign w:val="center"/>
-            <w:tcMar>
-              <w:top w:w="150" w:type="dxa"/>
-              <w:bottom w:w="150" w:type="dxa"/>
-              <w:left w:w="180" w:type="dxa"/>
-              <w:right w:w="180" w:type="dxa"/>
-            </w:tcMar>
-          </w:tcPr>
-          <w:p>
-            <w:pPr>
-              <w:jc w:val="left"/>
-              <w:spacing w:line="240" w:lineRule="auto" w:before="60" w:after="60"/>
-            </w:pPr>
-            <w:r>
-              <w:rPr>
-                <w:b/>
-              </w:rPr>
-              <w:t>时间</w:t>
-            </w:r>
-          </w:p>
-        </w:tc>
-        <w:tc>
-          <w:tcPr>
-            <w:tcW w:type="dxa" w:w="2880"/>
-            <w:tcBorders>
-              <w:top w:val="single" w:sz="6" w:space="0" w:color="DDDDDD"/>
-              <w:bottom w:val="single" w:sz="6" w:space="0" w:color="DDDDDD"/>
-              <w:left w:val="single" w:sz="6" w:space="0" w:color="DDDDDD"/>
-              <w:right w:val="single" w:sz="6" w:space="0" w:color="DDDDDD"/>
-            </w:tcBorders>
-            <w:shd w:val="clear" w:color="auto" w:fill="F5F5F5"/>
-            <w:vAlign w:val="center"/>
-            <w:tcMar>
-              <w:top w:w="150" w:type="dxa"/>
-              <w:bottom w:w="150" w:type="dxa"/>
-              <w:left w:w="180" w:type="dxa"/>
-              <w:right w:w="180" w:type="dxa"/>
-            </w:tcMar>
-          </w:tcPr>
-          <w:p>
-            <w:pPr>
-              <w:jc w:val="left"/>
-              <w:spacing w:line="240" w:lineRule="auto" w:before="60" w:after="60"/>
-            </w:pPr>
-            <w:r>
-              <w:rPr>
-                <w:b/>
-              </w:rPr>
-              <w:t>级别</w:t>
-            </w:r>
-          </w:p>
-        </w:tc>
-        <w:tc>
-          <w:tcPr>
-            <w:tcW w:type="dxa" w:w="2880"/>
-            <w:tcBorders>
-              <w:top w:val="single" w:sz="6" w:space="0" w:color="DDDDDD"/>
-              <w:bottom w:val="single" w:sz="6" w:space="0" w:color="DDDDDD"/>
-              <w:left w:val="single" w:sz="6" w:space="0" w:color="DDDDDD"/>
-              <w:right w:val="single" w:sz="6" w:space="0" w:color="DDDDDD"/>
-            </w:tcBorders>
-            <w:shd w:val="clear" w:color="auto" w:fill="F5F5F5"/>
-            <w:vAlign w:val="center"/>
-            <w:tcMar>
-              <w:top w:w="150" w:type="dxa"/>
-              <w:bottom w:w="150" w:type="dxa"/>
-              <w:left w:w="180" w:type="dxa"/>
-              <w:right w:w="180" w:type="dxa"/>
-            </w:tcMar>
-          </w:tcPr>
-          <w:p>
-            <w:pPr>
-              <w:jc w:val="left"/>
-              <w:spacing w:line="240" w:lineRule="auto" w:before="60" w:after="60"/>
-            </w:pPr>
-            <w:r>
-              <w:rPr>
-                <w:b/>
-              </w:rPr>
-              <w:t>奖项</w:t>
-            </w:r>
-          </w:p>
-        </w:tc>
-      </w:tr>
-      <w:tr>
-        <w:tc>
-          <w:tcPr>
-            <w:tcW w:type="dxa" w:w="2880"/>
-            <w:tcBorders>
-              <w:top w:val="single" w:sz="6" w:space="0" w:color="DDDDDD"/>
-              <w:bottom w:val="single" w:sz="6" w:space="0" w:color="DDDDDD"/>
-              <w:left w:val="single" w:sz="6" w:space="0" w:color="DDDDDD"/>
-              <w:right w:val="single" w:sz="6" w:space="0" w:color="DDDDDD"/>
-            </w:tcBorders>
-            <w:vAlign w:val="center"/>
-            <w:tcMar>
-              <w:top w:w="150" w:type="dxa"/>
-              <w:bottom w:w="150" w:type="dxa"/>
-              <w:left w:w="180" w:type="dxa"/>
-              <w:right w:w="180" w:type="dxa"/>
-            </w:tcMar>
-          </w:tcPr>
-          <w:p>
-            <w:pPr>
-              <w:jc w:val="left"/>
-              <w:spacing w:line="240" w:lineRule="auto" w:before="60" w:after="60"/>
-            </w:pPr>
-            <w:r>
-              <w:t>2019.09</w:t>
-            </w:r>
-          </w:p>
-        </w:tc>
-        <w:tc>
-          <w:tcPr>
-            <w:tcW w:type="dxa" w:w="2880"/>
-            <w:tcBorders>
-              <w:top w:val="single" w:sz="6" w:space="0" w:color="DDDDDD"/>
-              <w:bottom w:val="single" w:sz="6" w:space="0" w:color="DDDDDD"/>
-              <w:left w:val="single" w:sz="6" w:space="0" w:color="DDDDDD"/>
-              <w:right w:val="single" w:sz="6" w:space="0" w:color="DDDDDD"/>
-            </w:tcBorders>
-            <w:vAlign w:val="center"/>
-            <w:tcMar>
-              <w:top w:w="150" w:type="dxa"/>
-              <w:bottom w:w="150" w:type="dxa"/>
-              <w:left w:w="180" w:type="dxa"/>
-              <w:right w:w="180" w:type="dxa"/>
-            </w:tcMar>
-          </w:tcPr>
-          <w:p>
-            <w:pPr>
-              <w:jc w:val="left"/>
-              <w:spacing w:line="240" w:lineRule="auto" w:before="60" w:after="60"/>
-            </w:pPr>
-            <w:r>
-              <w:t>国家级</w:t>
-            </w:r>
-          </w:p>
-        </w:tc>
-        <w:tc>
-          <w:tcPr>
-            <w:tcW w:type="dxa" w:w="2880"/>
-            <w:tcBorders>
-              <w:top w:val="single" w:sz="6" w:space="0" w:color="DDDDDD"/>
-              <w:bottom w:val="single" w:sz="6" w:space="0" w:color="DDDDDD"/>
-              <w:left w:val="single" w:sz="6" w:space="0" w:color="DDDDDD"/>
-              <w:right w:val="single" w:sz="6" w:space="0" w:color="DDDDDD"/>
-            </w:tcBorders>
-            <w:vAlign w:val="center"/>
-            <w:tcMar>
-              <w:top w:w="150" w:type="dxa"/>
-              <w:bottom w:w="150" w:type="dxa"/>
-              <w:left w:w="180" w:type="dxa"/>
-              <w:right w:w="180" w:type="dxa"/>
-            </w:tcMar>
-          </w:tcPr>
-          <w:p>
-            <w:pPr>
-              <w:jc w:val="left"/>
-              <w:spacing w:line="240" w:lineRule="auto" w:before="60" w:after="60"/>
-            </w:pPr>
-            <w:r>
-              <w:t>第</w:t>
-            </w:r>
-            <w:r>
-              <w:t xml:space="preserve"> </w:t>
-            </w:r>
-            <w:r>
-              <w:t>13</w:t>
-            </w:r>
-            <w:r>
-              <w:t xml:space="preserve"> </w:t>
-            </w:r>
-            <w:r>
-              <w:t>届</w:t>
-            </w:r>
-            <w:r>
-              <w:t xml:space="preserve"> </w:t>
-            </w:r>
-            <w:r>
-              <w:t>"</w:t>
-            </w:r>
-            <w:r>
-              <w:t xml:space="preserve"> </w:t>
-            </w:r>
-            <w:r>
-              <w:t>西门子杯</w:t>
-            </w:r>
-            <w:r>
-              <w:t xml:space="preserve"> </w:t>
-            </w:r>
-            <w:r>
-              <w:t>"</w:t>
-            </w:r>
-            <w:r>
-              <w:t xml:space="preserve"> </w:t>
-            </w:r>
-            <w:r>
-              <w:t>中国智能制造挑战赛全国总决赛</w:t>
-            </w:r>
-            <w:r>
-              <w:t xml:space="preserve"> </w:t>
-            </w:r>
-            <w:r>
-              <w:rPr>
-                <w:b/>
-              </w:rPr>
-              <w:t>特等奖</w:t>
-            </w:r>
-          </w:p>
-        </w:tc>
-      </w:tr>
-      <w:tr>
-        <w:tc>
-          <w:tcPr>
-            <w:tcW w:type="dxa" w:w="2880"/>
-            <w:tcBorders>
-              <w:top w:val="single" w:sz="6" w:space="0" w:color="DDDDDD"/>
-              <w:bottom w:val="single" w:sz="6" w:space="0" w:color="DDDDDD"/>
-              <w:left w:val="single" w:sz="6" w:space="0" w:color="DDDDDD"/>
-              <w:right w:val="single" w:sz="6" w:space="0" w:color="DDDDDD"/>
-            </w:tcBorders>
-            <w:vAlign w:val="center"/>
-            <w:tcMar>
-              <w:top w:w="150" w:type="dxa"/>
-              <w:bottom w:w="150" w:type="dxa"/>
-              <w:left w:w="180" w:type="dxa"/>
-              <w:right w:w="180" w:type="dxa"/>
-            </w:tcMar>
-          </w:tcPr>
-          <w:p>
-            <w:pPr>
-              <w:jc w:val="left"/>
-              <w:spacing w:line="240" w:lineRule="auto" w:before="60" w:after="60"/>
-            </w:pPr>
-            <w:r>
-              <w:t>2021.05</w:t>
-            </w:r>
-          </w:p>
-        </w:tc>
-        <w:tc>
-          <w:tcPr>
-            <w:tcW w:type="dxa" w:w="2880"/>
-            <w:tcBorders>
-              <w:top w:val="single" w:sz="6" w:space="0" w:color="DDDDDD"/>
-              <w:bottom w:val="single" w:sz="6" w:space="0" w:color="DDDDDD"/>
-              <w:left w:val="single" w:sz="6" w:space="0" w:color="DDDDDD"/>
-              <w:right w:val="single" w:sz="6" w:space="0" w:color="DDDDDD"/>
-            </w:tcBorders>
-            <w:vAlign w:val="center"/>
-            <w:tcMar>
-              <w:top w:w="150" w:type="dxa"/>
-              <w:bottom w:w="150" w:type="dxa"/>
-              <w:left w:w="180" w:type="dxa"/>
-              <w:right w:w="180" w:type="dxa"/>
-            </w:tcMar>
-          </w:tcPr>
-          <w:p>
-            <w:pPr>
-              <w:jc w:val="left"/>
-              <w:spacing w:line="240" w:lineRule="auto" w:before="60" w:after="60"/>
-            </w:pPr>
-            <w:r>
-              <w:t>省部级</w:t>
-            </w:r>
-          </w:p>
-        </w:tc>
-        <w:tc>
-          <w:tcPr>
-            <w:tcW w:type="dxa" w:w="2880"/>
-            <w:tcBorders>
-              <w:top w:val="single" w:sz="6" w:space="0" w:color="DDDDDD"/>
-              <w:bottom w:val="single" w:sz="6" w:space="0" w:color="DDDDDD"/>
-              <w:left w:val="single" w:sz="6" w:space="0" w:color="DDDDDD"/>
-              <w:right w:val="single" w:sz="6" w:space="0" w:color="DDDDDD"/>
-            </w:tcBorders>
-            <w:vAlign w:val="center"/>
-            <w:tcMar>
-              <w:top w:w="150" w:type="dxa"/>
-              <w:bottom w:w="150" w:type="dxa"/>
-              <w:left w:w="180" w:type="dxa"/>
-              <w:right w:w="180" w:type="dxa"/>
-            </w:tcMar>
-          </w:tcPr>
-          <w:p>
-            <w:pPr>
-              <w:jc w:val="left"/>
-              <w:spacing w:line="240" w:lineRule="auto" w:before="60" w:after="60"/>
-            </w:pPr>
-            <w:r>
-              <w:t>第</w:t>
-            </w:r>
-            <w:r>
-              <w:t xml:space="preserve"> </w:t>
-            </w:r>
-            <w:r>
-              <w:t>13</w:t>
-            </w:r>
-            <w:r>
-              <w:t xml:space="preserve"> </w:t>
-            </w:r>
-            <w:r>
-              <w:t>届</w:t>
-            </w:r>
-            <w:r>
-              <w:t xml:space="preserve"> </w:t>
-            </w:r>
-            <w:r>
-              <w:t>"</w:t>
-            </w:r>
-            <w:r>
-              <w:t xml:space="preserve"> </w:t>
-            </w:r>
-            <w:r>
-              <w:t>蓝桥杯</w:t>
-            </w:r>
-            <w:r>
-              <w:t xml:space="preserve"> </w:t>
-            </w:r>
-            <w:r>
-              <w:t>"C/C++</w:t>
-            </w:r>
-            <w:r>
-              <w:t xml:space="preserve"> </w:t>
-            </w:r>
-            <w:r>
-              <w:t>程序设计研究生组</w:t>
-            </w:r>
-            <w:r>
-              <w:t xml:space="preserve"> </w:t>
-            </w:r>
-            <w:r>
-              <w:rPr>
-                <w:b/>
-              </w:rPr>
-              <w:t>二等奖</w:t>
-            </w:r>
-          </w:p>
-        </w:tc>
-      </w:tr>
-      <w:tr>
-        <w:tc>
-          <w:tcPr>
-            <w:tcW w:type="dxa" w:w="2880"/>
-            <w:tcBorders>
-              <w:top w:val="single" w:sz="6" w:space="0" w:color="DDDDDD"/>
-              <w:bottom w:val="single" w:sz="6" w:space="0" w:color="DDDDDD"/>
-              <w:left w:val="single" w:sz="6" w:space="0" w:color="DDDDDD"/>
-              <w:right w:val="single" w:sz="6" w:space="0" w:color="DDDDDD"/>
-            </w:tcBorders>
-            <w:vAlign w:val="center"/>
-            <w:tcMar>
-              <w:top w:w="150" w:type="dxa"/>
-              <w:bottom w:w="150" w:type="dxa"/>
-              <w:left w:w="180" w:type="dxa"/>
-              <w:right w:w="180" w:type="dxa"/>
-            </w:tcMar>
-          </w:tcPr>
-          <w:p>
-            <w:pPr>
-              <w:jc w:val="left"/>
-              <w:spacing w:line="240" w:lineRule="auto" w:before="60" w:after="60"/>
-            </w:pPr>
-            <w:r>
-              <w:t>2021.07</w:t>
-            </w:r>
-          </w:p>
-        </w:tc>
-        <w:tc>
-          <w:tcPr>
-            <w:tcW w:type="dxa" w:w="2880"/>
-            <w:tcBorders>
-              <w:top w:val="single" w:sz="6" w:space="0" w:color="DDDDDD"/>
-              <w:bottom w:val="single" w:sz="6" w:space="0" w:color="DDDDDD"/>
-              <w:left w:val="single" w:sz="6" w:space="0" w:color="DDDDDD"/>
-              <w:right w:val="single" w:sz="6" w:space="0" w:color="DDDDDD"/>
-            </w:tcBorders>
-            <w:vAlign w:val="center"/>
-            <w:tcMar>
-              <w:top w:w="150" w:type="dxa"/>
-              <w:bottom w:w="150" w:type="dxa"/>
-              <w:left w:w="180" w:type="dxa"/>
-              <w:right w:w="180" w:type="dxa"/>
-            </w:tcMar>
-          </w:tcPr>
-          <w:p>
-            <w:pPr>
-              <w:jc w:val="left"/>
-              <w:spacing w:line="240" w:lineRule="auto" w:before="60" w:after="60"/>
-            </w:pPr>
-            <w:r>
-              <w:t>国家级</w:t>
-            </w:r>
-          </w:p>
-        </w:tc>
-        <w:tc>
-          <w:tcPr>
-            <w:tcW w:type="dxa" w:w="2880"/>
-            <w:tcBorders>
-              <w:top w:val="single" w:sz="6" w:space="0" w:color="DDDDDD"/>
-              <w:bottom w:val="single" w:sz="6" w:space="0" w:color="DDDDDD"/>
-              <w:left w:val="single" w:sz="6" w:space="0" w:color="DDDDDD"/>
-              <w:right w:val="single" w:sz="6" w:space="0" w:color="DDDDDD"/>
-            </w:tcBorders>
-            <w:vAlign w:val="center"/>
-            <w:tcMar>
-              <w:top w:w="150" w:type="dxa"/>
-              <w:bottom w:w="150" w:type="dxa"/>
-              <w:left w:w="180" w:type="dxa"/>
-              <w:right w:w="180" w:type="dxa"/>
-            </w:tcMar>
-          </w:tcPr>
-          <w:p>
-            <w:pPr>
-              <w:jc w:val="left"/>
-              <w:spacing w:line="240" w:lineRule="auto" w:before="60" w:after="60"/>
-            </w:pPr>
-            <w:r>
-              <w:t>第</w:t>
-            </w:r>
-            <w:r>
-              <w:t xml:space="preserve"> </w:t>
-            </w:r>
-            <w:r>
-              <w:t>13</w:t>
-            </w:r>
-            <w:r>
-              <w:t xml:space="preserve"> </w:t>
-            </w:r>
-            <w:r>
-              <w:t>届</w:t>
-            </w:r>
-            <w:r>
-              <w:t xml:space="preserve"> </w:t>
-            </w:r>
-            <w:r>
-              <w:t>"</w:t>
-            </w:r>
-            <w:r>
-              <w:t xml:space="preserve"> </w:t>
-            </w:r>
-            <w:r>
-              <w:t>电工杯</w:t>
-            </w:r>
-            <w:r>
-              <w:t xml:space="preserve"> </w:t>
-            </w:r>
-            <w:r>
-              <w:t>"</w:t>
-            </w:r>
-            <w:r>
-              <w:t xml:space="preserve"> </w:t>
-            </w:r>
-            <w:r>
-              <w:t>中国大学生数学建模竞赛</w:t>
-            </w:r>
-            <w:r>
-              <w:t xml:space="preserve"> </w:t>
-            </w:r>
-            <w:r>
-              <w:rPr>
-                <w:b/>
-              </w:rPr>
-              <w:t>二等奖</w:t>
-            </w:r>
-          </w:p>
-        </w:tc>
-      </w:tr>
-      <w:tr>
-        <w:tc>
-          <w:tcPr>
-            <w:tcW w:type="dxa" w:w="2880"/>
-            <w:tcBorders>
-              <w:top w:val="single" w:sz="6" w:space="0" w:color="DDDDDD"/>
-              <w:bottom w:val="single" w:sz="6" w:space="0" w:color="DDDDDD"/>
-              <w:left w:val="single" w:sz="6" w:space="0" w:color="DDDDDD"/>
-              <w:right w:val="single" w:sz="6" w:space="0" w:color="DDDDDD"/>
-            </w:tcBorders>
-            <w:vAlign w:val="center"/>
-            <w:tcMar>
-              <w:top w:w="150" w:type="dxa"/>
-              <w:bottom w:w="150" w:type="dxa"/>
-              <w:left w:w="180" w:type="dxa"/>
-              <w:right w:w="180" w:type="dxa"/>
-            </w:tcMar>
-          </w:tcPr>
-          <w:p>
-            <w:pPr>
-              <w:jc w:val="left"/>
-              <w:spacing w:line="240" w:lineRule="auto" w:before="60" w:after="60"/>
-            </w:pPr>
-            <w:r>
-              <w:t>2021.09</w:t>
-            </w:r>
-          </w:p>
-        </w:tc>
-        <w:tc>
-          <w:tcPr>
-            <w:tcW w:type="dxa" w:w="2880"/>
-            <w:tcBorders>
-              <w:top w:val="single" w:sz="6" w:space="0" w:color="DDDDDD"/>
-              <w:bottom w:val="single" w:sz="6" w:space="0" w:color="DDDDDD"/>
-              <w:left w:val="single" w:sz="6" w:space="0" w:color="DDDDDD"/>
-              <w:right w:val="single" w:sz="6" w:space="0" w:color="DDDDDD"/>
-            </w:tcBorders>
-            <w:vAlign w:val="center"/>
-            <w:tcMar>
-              <w:top w:w="150" w:type="dxa"/>
-              <w:bottom w:w="150" w:type="dxa"/>
-              <w:left w:w="180" w:type="dxa"/>
-              <w:right w:w="180" w:type="dxa"/>
-            </w:tcMar>
-          </w:tcPr>
-          <w:p>
-            <w:pPr>
-              <w:jc w:val="left"/>
-              <w:spacing w:line="240" w:lineRule="auto" w:before="60" w:after="60"/>
-            </w:pPr>
-            <w:r>
-              <w:t>校级</w:t>
-            </w:r>
-          </w:p>
-        </w:tc>
-        <w:tc>
-          <w:tcPr>
-            <w:tcW w:type="dxa" w:w="2880"/>
-            <w:tcBorders>
-              <w:top w:val="single" w:sz="6" w:space="0" w:color="DDDDDD"/>
-              <w:bottom w:val="single" w:sz="6" w:space="0" w:color="DDDDDD"/>
-              <w:left w:val="single" w:sz="6" w:space="0" w:color="DDDDDD"/>
-              <w:right w:val="single" w:sz="6" w:space="0" w:color="DDDDDD"/>
-            </w:tcBorders>
-            <w:vAlign w:val="center"/>
-            <w:tcMar>
-              <w:top w:w="150" w:type="dxa"/>
-              <w:bottom w:w="150" w:type="dxa"/>
-              <w:left w:w="180" w:type="dxa"/>
-              <w:right w:w="180" w:type="dxa"/>
-            </w:tcMar>
-          </w:tcPr>
-          <w:p>
-            <w:pPr>
-              <w:jc w:val="left"/>
-              <w:spacing w:line="240" w:lineRule="auto" w:before="60" w:after="60"/>
-            </w:pPr>
-            <w:r>
-              <w:t>研究生一等奖学金（</w:t>
-            </w:r>
-            <w:r>
-              <w:t xml:space="preserve"> </w:t>
-            </w:r>
-            <w:r>
-              <w:t>TOP 2%</w:t>
-            </w:r>
-            <w:r>
-              <w:t xml:space="preserve"> </w:t>
-            </w:r>
-            <w:r>
-              <w:t>）</w:t>
-            </w:r>
-          </w:p>
-        </w:tc>
-      </w:tr>
-    </w:tbl>
-    <w:p>
-      <w:r/>
     </w:p>
     <w:p>
-      <w:pPr>
-        <w:pStyle w:val="Heading2"/>
-      </w:pPr>
+      <w:r>
+        <w:t>时间级别奖项</w:t>
+      </w:r>
+    </w:p>
+    <w:p>
       <w:r>
         <w:rPr>
-          <w:rFonts w:ascii="Microsoft YaHei" w:eastAsia="Microsoft YaHei" w:hAnsi="Microsoft YaHei" w:cs="Microsoft YaHei" w:hint="eastAsia"/>
-          <w:color w:val="FFFFFF"/>
+          <w:b/>
+        </w:rPr>
+        <w:t>2019.09国家级第13届"西门子杯"中国智能制造挑战赛全国总决赛特等奖</w:t>
+      </w:r>
+    </w:p>
+    <w:p>
+      <w:r>
+        <w:rPr>
+          <w:b/>
+        </w:rPr>
+        <w:t>2021.05省部级第13届"蓝桥杯"C/C++程序设计研究生组二等奖</w:t>
+      </w:r>
+    </w:p>
+    <w:p>
+      <w:r>
+        <w:rPr>
+          <w:b/>
+        </w:rPr>
+        <w:t>2021.07国家级第13届"电工杯"中国大学生数学建模竞赛二等奖</w:t>
+      </w:r>
+    </w:p>
+    <w:p>
+      <w:r>
+        <w:rPr>
+          <w:b/>
+        </w:rPr>
+        <w:t>2021.09校级研究生一等奖学金（TOP 2%）</w:t>
+      </w:r>
+    </w:p>
+    <w:p>
+      <w:r>
+        <w:t>2023-2026工作期间主导 AI RRM 创新特性（设备侧+云端双计算，覆盖 98%+ 组网）；季度稳定交付，现网 0 重大事故</w:t>
+      </w:r>
+    </w:p>
+    <w:p>
+      <w:r>
+        <w:rPr>
+          <w:b/>
           <w:sz w:val="24"/>
-          <w:lang w:eastAsia="zh-CN"/>
         </w:rPr>
         <w:t>自 我 评 价</w:t>
       </w:r>
-      <w:r/>
     </w:p>
     <w:p>
-      <w:pPr>
-        <w:pStyle w:val="ListBullet"/>
-      </w:pPr>
       <w:r>
-        <w:rPr>
-          <w:rFonts w:ascii="Microsoft YaHei" w:eastAsia="Microsoft YaHei" w:hAnsi="Microsoft YaHei" w:cs="Microsoft YaHei" w:hint="eastAsia"/>
-          <w:b/>
-          <w:lang w:eastAsia="zh-CN"/>
-        </w:rPr>
-        <w:t>底层功底</w:t>
-      </w:r>
-      <w:r>
-        <w:rPr>
-          <w:rFonts w:ascii="Microsoft YaHei" w:eastAsia="Microsoft YaHei" w:hAnsi="Microsoft YaHei" w:cs="Microsoft YaHei" w:hint="eastAsia"/>
-          <w:lang w:eastAsia="zh-CN"/>
-        </w:rPr>
-        <w:t>：</w:t>
-      </w:r>
-      <w:r>
-        <w:t xml:space="preserve">C/C++ </w:t>
-      </w:r>
-      <w:r>
-        <w:rPr>
-          <w:rFonts w:ascii="Microsoft YaHei" w:eastAsia="Microsoft YaHei" w:hAnsi="Microsoft YaHei" w:cs="Microsoft YaHei" w:hint="eastAsia"/>
-          <w:lang w:eastAsia="zh-CN"/>
-        </w:rPr>
-        <w:t>扎实（竞赛获奖</w:t>
-      </w:r>
-      <w:r>
-        <w:t xml:space="preserve"> + </w:t>
-      </w:r>
-      <w:r>
-        <w:rPr>
-          <w:rFonts w:ascii="Microsoft YaHei" w:eastAsia="Microsoft YaHei" w:hAnsi="Microsoft YaHei" w:cs="Microsoft YaHei" w:hint="eastAsia"/>
-          <w:lang w:eastAsia="zh-CN"/>
-        </w:rPr>
-        <w:t>生产级</w:t>
-      </w:r>
-      <w:r>
-        <w:t xml:space="preserve"> C </w:t>
-      </w:r>
-      <w:r>
-        <w:rPr>
-          <w:rFonts w:ascii="Microsoft YaHei" w:eastAsia="Microsoft YaHei" w:hAnsi="Microsoft YaHei" w:cs="Microsoft YaHei" w:hint="eastAsia"/>
-          <w:lang w:eastAsia="zh-CN"/>
-        </w:rPr>
-        <w:t>库调用），理解内存管理与指针本质</w:t>
+        <w:t>底层功底：C/C++ 扎实（竞赛获奖 + 生产级 C 库调用），理解内存管理与指针本质</w:t>
       </w:r>
     </w:p>
     <w:p>
-      <w:pPr>
-        <w:pStyle w:val="ListBullet"/>
-      </w:pPr>
       <w:r>
-        <w:rPr>
-          <w:rFonts w:ascii="Microsoft YaHei" w:eastAsia="Microsoft YaHei" w:hAnsi="Microsoft YaHei" w:cs="Microsoft YaHei" w:hint="eastAsia"/>
-          <w:b/>
-          <w:lang w:eastAsia="zh-CN"/>
-        </w:rPr>
-        <w:t>网络/无线专业</w:t>
-      </w:r>
-      <w:r>
-        <w:rPr>
-          <w:rFonts w:ascii="Microsoft YaHei" w:eastAsia="Microsoft YaHei" w:hAnsi="Microsoft YaHei" w:cs="Microsoft YaHei" w:hint="eastAsia"/>
-          <w:lang w:eastAsia="zh-CN"/>
-        </w:rPr>
-        <w:t>：深入</w:t>
-      </w:r>
-      <w:r>
-        <w:t xml:space="preserve"> TCP/IP</w:t>
-      </w:r>
-      <w:r>
-        <w:rPr>
-          <w:rFonts w:ascii="Microsoft YaHei" w:eastAsia="Microsoft YaHei" w:hAnsi="Microsoft YaHei" w:cs="Microsoft YaHei" w:hint="eastAsia"/>
-          <w:lang w:eastAsia="zh-CN"/>
-        </w:rPr>
-        <w:t>、</w:t>
-      </w:r>
-      <w:r>
-        <w:t>802.11</w:t>
-      </w:r>
-      <w:r>
-        <w:rPr>
-          <w:rFonts w:ascii="Microsoft YaHei" w:eastAsia="Microsoft YaHei" w:hAnsi="Microsoft YaHei" w:cs="Microsoft YaHei" w:hint="eastAsia"/>
-          <w:lang w:eastAsia="zh-CN"/>
-        </w:rPr>
-        <w:t>（</w:t>
-      </w:r>
-      <w:r>
-        <w:t>WiFi7/6GHz</w:t>
-      </w:r>
-      <w:r>
-        <w:rPr>
-          <w:rFonts w:ascii="Microsoft YaHei" w:eastAsia="Microsoft YaHei" w:hAnsi="Microsoft YaHei" w:cs="Microsoft YaHei" w:hint="eastAsia"/>
-          <w:lang w:eastAsia="zh-CN"/>
-        </w:rPr>
-        <w:t>）、</w:t>
-      </w:r>
-      <w:r>
-        <w:t xml:space="preserve">netconf </w:t>
-      </w:r>
-      <w:r>
-        <w:rPr>
-          <w:rFonts w:ascii="Microsoft YaHei" w:eastAsia="Microsoft YaHei" w:hAnsi="Microsoft YaHei" w:cs="Microsoft YaHei" w:hint="eastAsia"/>
-          <w:lang w:eastAsia="zh-CN"/>
-        </w:rPr>
-        <w:t>等协议，通信背景稀缺</w:t>
+        <w:t>网络/无线专业：深入 TCP/IP、802.11（WiFi7/6GHz）、netconf 等协议，通信背景稀缺</w:t>
       </w:r>
     </w:p>
     <w:p>
-      <w:pPr>
-        <w:pStyle w:val="ListBullet"/>
-      </w:pPr>
       <w:r>
-        <w:rPr>
-          <w:rFonts w:ascii="Microsoft YaHei" w:eastAsia="Microsoft YaHei" w:hAnsi="Microsoft YaHei" w:cs="Microsoft YaHei" w:hint="eastAsia"/>
-          <w:b/>
-          <w:lang w:eastAsia="zh-CN"/>
-        </w:rPr>
-        <w:t>设备软件经验</w:t>
-      </w:r>
-      <w:r>
-        <w:rPr>
-          <w:rFonts w:ascii="Microsoft YaHei" w:eastAsia="Microsoft YaHei" w:hAnsi="Microsoft YaHei" w:cs="Microsoft YaHei" w:hint="eastAsia"/>
-          <w:lang w:eastAsia="zh-CN"/>
-        </w:rPr>
-        <w:t>：参与网络设备（</w:t>
-      </w:r>
-      <w:r>
-        <w:t xml:space="preserve">WBC </w:t>
-      </w:r>
-      <w:r>
-        <w:rPr>
-          <w:rFonts w:ascii="Microsoft YaHei" w:eastAsia="Microsoft YaHei" w:hAnsi="Microsoft YaHei" w:cs="Microsoft YaHei" w:hint="eastAsia"/>
-          <w:lang w:eastAsia="zh-CN"/>
-        </w:rPr>
-        <w:t>一体机）软件开发，熟悉资源受限环境优化</w:t>
+        <w:t>设备软件经验：参与网络设备（WBC 一体机）软件开发，熟悉资源受限环境优化</w:t>
       </w:r>
     </w:p>
     <w:p>
-      <w:pPr>
-        <w:pStyle w:val="ListBullet"/>
-      </w:pPr>
       <w:r>
-        <w:rPr>
-          <w:rFonts w:ascii="Microsoft YaHei" w:eastAsia="Microsoft YaHei" w:hAnsi="Microsoft YaHei" w:cs="Microsoft YaHei" w:hint="eastAsia"/>
-          <w:b/>
-          <w:lang w:eastAsia="zh-CN"/>
-        </w:rPr>
-        <w:t>快速学习</w:t>
-      </w:r>
-      <w:r>
-        <w:rPr>
-          <w:rFonts w:ascii="Microsoft YaHei" w:eastAsia="Microsoft YaHei" w:hAnsi="Microsoft YaHei" w:cs="Microsoft YaHei" w:hint="eastAsia"/>
-          <w:lang w:eastAsia="zh-CN"/>
-        </w:rPr>
-        <w:t>：电子信息硕士</w:t>
-      </w:r>
-      <w:r>
-        <w:t xml:space="preserve"> + </w:t>
-      </w:r>
-      <w:r>
-        <w:rPr>
-          <w:rFonts w:ascii="Microsoft YaHei" w:eastAsia="Microsoft YaHei" w:hAnsi="Microsoft YaHei" w:cs="Microsoft YaHei" w:hint="eastAsia"/>
-          <w:lang w:eastAsia="zh-CN"/>
-        </w:rPr>
-        <w:t>系统开发经验，可快速上手</w:t>
-      </w:r>
-      <w:r>
-        <w:t xml:space="preserve"> RTOS/</w:t>
-      </w:r>
-      <w:r>
-        <w:rPr>
-          <w:rFonts w:ascii="Microsoft YaHei" w:eastAsia="Microsoft YaHei" w:hAnsi="Microsoft YaHei" w:cs="Microsoft YaHei" w:hint="eastAsia"/>
-          <w:lang w:eastAsia="zh-CN"/>
-        </w:rPr>
-        <w:t>驱动等嵌入式方向</w:t>
+        <w:t>快速学习：电子信息硕士 + 系统开发经验，可快速上手 RTOS/驱动等嵌入式方向</w:t>
       </w:r>
     </w:p>
     <w:p>
-      <w:pPr>
-        <w:pStyle w:val="ListBullet"/>
-      </w:pPr>
       <w:r>
-        <w:rPr>
-          <w:rFonts w:ascii="Microsoft YaHei" w:eastAsia="Microsoft YaHei" w:hAnsi="Microsoft YaHei" w:cs="Microsoft YaHei" w:hint="eastAsia"/>
-          <w:b/>
-          <w:lang w:eastAsia="zh-CN"/>
-        </w:rPr>
-        <w:t>工程化</w:t>
+        <w:t>工程化：K8s/CI/CD/监控全链路经验，质量意识强（SonarQube 代码审查）；日常使用 LLM 提升编码与排查效率</w:t>
       </w:r>
-      <w:r>
-        <w:rPr>
-          <w:rFonts w:ascii="Microsoft YaHei" w:eastAsia="Microsoft YaHei" w:hAnsi="Microsoft YaHei" w:cs="Microsoft YaHei" w:hint="eastAsia"/>
-          <w:lang w:eastAsia="zh-CN"/>
-        </w:rPr>
-        <w:t>：</w:t>
-      </w:r>
-      <w:r>
-        <w:t>K8s/CI/CD/</w:t>
-      </w:r>
-      <w:r>
-        <w:rPr>
-          <w:rFonts w:ascii="Microsoft YaHei" w:eastAsia="Microsoft YaHei" w:hAnsi="Microsoft YaHei" w:cs="Microsoft YaHei" w:hint="eastAsia"/>
-          <w:lang w:eastAsia="zh-CN"/>
-        </w:rPr>
-        <w:t>监控全链路经验，质量意识强（</w:t>
-      </w:r>
-      <w:r>
-        <w:t xml:space="preserve">SonarQube </w:t>
-      </w:r>
-      <w:r>
-        <w:rPr>
-          <w:rFonts w:ascii="Microsoft YaHei" w:eastAsia="Microsoft YaHei" w:hAnsi="Microsoft YaHei" w:cs="Microsoft YaHei" w:hint="eastAsia"/>
-          <w:lang w:eastAsia="zh-CN"/>
-        </w:rPr>
-        <w:t>代码审查）</w:t>
-      </w:r>
-      <w:r/>
     </w:p>
     <w:p>
-      <w:pPr>
-        <w:spacing w:before="600"/>
-        <w:jc w:val="center"/>
-        <w:pBdr>
-          <w:top w:val="single" w:sz="6" w:space="0" w:color="EEEEEE"/>
-        </w:pBdr>
-      </w:pPr>
       <w:r>
-        <w:rPr>
-          <w:rFonts w:ascii="Microsoft YaHei" w:eastAsia="Microsoft YaHei" w:hAnsi="Microsoft YaHei" w:cs="Microsoft YaHei" w:hint="eastAsia"/>
-          <w:color w:val="999999"/>
-          <w:sz w:val="19"/>
-          <w:lang w:eastAsia="zh-CN"/>
-        </w:rPr>
         <w:t>感谢您的阅读</w:t>
       </w:r>
-      <w:r/>
-      <w:r/>
-      <w:r/>
     </w:p>
     <w:sectPr>
-      <w:pgSz w:w="11906" w:h="16838"/>
-      <w:pgMar w:top="1440" w:right="1797" w:bottom="1440" w:left="1797" w:header="720" w:footer="720" w:gutter="0"/>
+      <w:pgSz w:w="12240" w:h="15840"/>
+      <w:pgMar w:top="1440" w:right="1800" w:bottom="1440" w:left="1800" w:header="720" w:footer="720" w:gutter="0"/>
       <w:cols w:space="720"/>
       <w:docGrid w:linePitch="360"/>
     </w:sectPr>
@@ -3543,12 +825,9 @@
     <w:name w:val="Normal"/>
     <w:qFormat/>
     <w:rsid w:val="00FC693F"/>
-    <w:pPr>
-      <w:spacing w:line="347" w:lineRule="auto"/>
-    </w:pPr>
     <w:rPr>
-      <w:rFonts w:ascii="Microsoft YaHei" w:hAnsi="Microsoft YaHei" w:eastAsia="Microsoft YaHei"/>
-      <w:color w:val="333333"/>
+      <w:rFonts w:ascii="微软雅黑" w:hAnsi="微软雅黑"/>
+      <w:sz w:val="21"/>
     </w:rPr>
   </w:style>
   <w:style w:type="paragraph" w:styleId="Header">
@@ -3637,8 +916,8 @@
       <w:rFonts w:asciiTheme="majorHAnsi" w:eastAsiaTheme="majorEastAsia" w:hAnsiTheme="majorHAnsi" w:cstheme="majorBidi"/>
       <w:b/>
       <w:bCs/>
-      <w:color w:val="FFFFFF"/>
-      <w:sz w:val="24"/>
+      <w:color w:val="4F81BD" w:themeColor="accent1"/>
+      <w:sz w:val="26"/>
       <w:szCs w:val="26"/>
     </w:rPr>
   </w:style>
@@ -3661,8 +940,7 @@
       <w:rFonts w:asciiTheme="majorHAnsi" w:eastAsiaTheme="majorEastAsia" w:hAnsiTheme="majorHAnsi" w:cstheme="majorBidi"/>
       <w:b/>
       <w:bCs/>
-      <w:color w:val="333333"/>
-      <w:sz w:val="22"/>
+      <w:color w:val="4F81BD" w:themeColor="accent1"/>
     </w:rPr>
   </w:style>
   <w:style w:type="paragraph" w:styleId="Heading4">
@@ -3687,8 +965,7 @@
       <w:bCs/>
       <w:i/>
       <w:iCs/>
-      <w:color w:val="555555"/>
-      <w:sz w:val="21"/>
+      <w:color w:val="4F81BD" w:themeColor="accent1"/>
     </w:rPr>
   </w:style>
   <w:style w:type="paragraph" w:styleId="Heading5">

--- a/李鑫-嵌入式软件开发工程师-社招简历.docx
+++ b/李鑫-嵌入式软件开发工程师-社招简历.docx
@@ -4,457 +4,3558 @@
   <w:body>
     <w:p>
       <w:pPr>
-        <w:jc w:val="center"/>
+        <w:pStyle w:val="Heading1"/>
+        <w:spacing w:after="180"/>
       </w:pPr>
       <w:r>
         <w:rPr>
-          <w:b/>
-          <w:sz w:val="36"/>
+          <w:rFonts w:ascii="Microsoft YaHei" w:eastAsia="Microsoft YaHei" w:hAnsi="Microsoft YaHei" w:cs="Microsoft YaHei" w:hint="eastAsia"/>
+          <w:sz w:val="39"/>
+          <w:lang w:eastAsia="zh-CN"/>
         </w:rPr>
-        <w:t>李鑫 - 嵌入式软件开发工程师（社招简历） 李 鑫</w:t>
-      </w:r>
-    </w:p>
-    <w:p>
-      <w:r>
-        <w:t>📱 18040309928 📧 lxx18040309928@163.com</w:t>
+        <w:t>李 鑫</w:t>
       </w:r>
     </w:p>
     <w:p>
       <w:r>
         <w:rPr>
+          <w:color w:val="666666"/>
+          <w:sz w:val="21"/>
+        </w:rPr>
+      </w:r>
+      <w:r>
+        <w:rPr>
+          <w:color w:val="666666"/>
+          <w:sz w:val="21"/>
+        </w:rPr>
+        <w:t>📱 18040309928</w:t>
+      </w:r>
+      <w:r>
+        <w:rPr>
+          <w:color w:val="666666"/>
+          <w:sz w:val="21"/>
+        </w:rPr>
+      </w:r>
+      <w:r>
+        <w:rPr>
+          <w:color w:val="666666"/>
+          <w:sz w:val="21"/>
+        </w:rPr>
+        <w:t>📧 lxx18040309928@163.com</w:t>
+      </w:r>
+      <w:r>
+        <w:rPr>
+          <w:color w:val="666666"/>
+          <w:sz w:val="21"/>
+        </w:rPr>
+      </w:r>
+      <w:r/>
+    </w:p>
+    <w:p>
+      <w:pPr>
+        <w:spacing w:after="150"/>
+        <w:pBdr>
+          <w:left w:val="single" w:sz="24" w:space="0" w:color="1A1A1A"/>
+        </w:pBdr>
+        <w:shd w:val="clear" w:color="auto" w:fill="F5F7FA"/>
+      </w:pPr>
+      <w:r>
+        <w:rPr>
+          <w:color w:val="1A1A1A"/>
+          <w:sz w:val="21"/>
+        </w:rPr>
+      </w:r>
+      <w:r>
+        <w:rPr>
+          <w:rFonts w:ascii="Microsoft YaHei" w:eastAsia="Microsoft YaHei" w:hAnsi="Microsoft YaHei" w:cs="Microsoft YaHei" w:hint="eastAsia"/>
           <w:b/>
-          <w:sz w:val="24"/>
+          <w:color w:val="1A1A1A"/>
+          <w:sz w:val="21"/>
+          <w:lang w:eastAsia="zh-CN"/>
         </w:rPr>
-        <w:t>求职意向：嵌入式软件工程师（网络通信 / 无线方向）｜C/C++ 功底 + TCP/IP &amp; 802.11 协议栈 + 底层调用经验｜期望 30-35 万｜成都</w:t>
+        <w:t>求职意向</w:t>
+      </w:r>
+      <w:r>
+        <w:rPr>
+          <w:rFonts w:ascii="Microsoft YaHei" w:eastAsia="Microsoft YaHei" w:hAnsi="Microsoft YaHei" w:cs="Microsoft YaHei" w:hint="eastAsia"/>
+          <w:color w:val="1A1A1A"/>
+          <w:sz w:val="21"/>
+          <w:lang w:eastAsia="zh-CN"/>
+        </w:rPr>
+        <w:t>：嵌入式软件工程师（网络通信 / 无线方向）｜C/C++ 功底 + TCP/IP &amp; 802.11 协议栈 + 底层调用经验｜期望 30-35 万｜成都</w:t>
+      </w:r>
+      <w:r/>
+    </w:p>
+    <w:p>
+      <w:pPr>
+        <w:jc w:val="center"/>
+        <w:pBdr>
+          <w:top w:val="single" w:sz="6" w:space="0" w:color="E3E8EF"/>
+          <w:bottom w:val="single" w:sz="6" w:space="0" w:color="E3E8EF"/>
+          <w:left w:val="single" w:sz="6" w:space="0" w:color="E3E8EF"/>
+          <w:right w:val="single" w:sz="6" w:space="0" w:color="E3E8EF"/>
+        </w:pBdr>
+        <w:shd w:val="clear" w:color="auto" w:fill="F5F7FA"/>
+      </w:pPr>
+      <w:r>
+        <w:rPr>
+          <w:rFonts w:ascii="Microsoft YaHei" w:eastAsia="Microsoft YaHei" w:hAnsi="Microsoft YaHei" w:cs="Microsoft YaHei" w:hint="eastAsia"/>
+          <w:b/>
+          <w:color w:val="1A73E8"/>
+          <w:sz w:val="27"/>
+          <w:lang w:eastAsia="zh-CN"/>
+        </w:rPr>
+        <w:t>259万+</w:t>
+      </w:r>
+      <w:r>
+        <w:rPr>
+          <w:rFonts w:ascii="Microsoft YaHei" w:eastAsia="Microsoft YaHei" w:hAnsi="Microsoft YaHei" w:cs="Microsoft YaHei" w:hint="eastAsia"/>
+          <w:b/>
+          <w:color w:val="777777"/>
+          <w:sz w:val="16"/>
+          <w:lang w:eastAsia="zh-CN"/>
+        </w:rPr>
+        <w:t>现网 AP 接入数据规模</w:t>
       </w:r>
     </w:p>
     <w:p>
+      <w:pPr>
+        <w:jc w:val="center"/>
+        <w:pBdr>
+          <w:top w:val="single" w:sz="6" w:space="0" w:color="E3E8EF"/>
+          <w:bottom w:val="single" w:sz="6" w:space="0" w:color="E3E8EF"/>
+          <w:left w:val="single" w:sz="6" w:space="0" w:color="E3E8EF"/>
+          <w:right w:val="single" w:sz="6" w:space="0" w:color="E3E8EF"/>
+        </w:pBdr>
+        <w:shd w:val="clear" w:color="auto" w:fill="F5F7FA"/>
+      </w:pPr>
       <w:r>
-        <w:t>259万+现网 AP 接入数据规模</w:t>
+        <w:rPr>
+          <w:rFonts w:ascii="Microsoft YaHei" w:eastAsia="Microsoft YaHei" w:hAnsi="Microsoft YaHei" w:cs="Microsoft YaHei" w:hint="eastAsia"/>
+          <w:b/>
+          <w:color w:val="1A73E8"/>
+          <w:sz w:val="27"/>
+          <w:lang w:eastAsia="zh-CN"/>
+        </w:rPr>
+        <w:t>258万+</w:t>
+      </w:r>
+      <w:r>
+        <w:rPr>
+          <w:rFonts w:ascii="Microsoft YaHei" w:eastAsia="Microsoft YaHei" w:hAnsi="Microsoft YaHei" w:cs="Microsoft YaHei" w:hint="eastAsia"/>
+          <w:b/>
+          <w:color w:val="777777"/>
+          <w:sz w:val="16"/>
+          <w:lang w:eastAsia="zh-CN"/>
+        </w:rPr>
+        <w:t>射频(Radio)数据规模</w:t>
       </w:r>
     </w:p>
     <w:p>
+      <w:pPr>
+        <w:jc w:val="center"/>
+        <w:pBdr>
+          <w:top w:val="single" w:sz="6" w:space="0" w:color="E3E8EF"/>
+          <w:bottom w:val="single" w:sz="6" w:space="0" w:color="E3E8EF"/>
+          <w:left w:val="single" w:sz="6" w:space="0" w:color="E3E8EF"/>
+          <w:right w:val="single" w:sz="6" w:space="0" w:color="E3E8EF"/>
+        </w:pBdr>
+        <w:shd w:val="clear" w:color="auto" w:fill="F5F7FA"/>
+      </w:pPr>
       <w:r>
-        <w:t>258万+射频(Radio)数据规模</w:t>
+        <w:rPr>
+          <w:rFonts w:ascii="Microsoft YaHei" w:eastAsia="Microsoft YaHei" w:hAnsi="Microsoft YaHei" w:cs="Microsoft YaHei" w:hint="eastAsia"/>
+          <w:b/>
+          <w:color w:val="1A73E8"/>
+          <w:sz w:val="27"/>
+          <w:lang w:eastAsia="zh-CN"/>
+        </w:rPr>
+        <w:t>19.6万+</w:t>
+      </w:r>
+      <w:r>
+        <w:rPr>
+          <w:rFonts w:ascii="Microsoft YaHei" w:eastAsia="Microsoft YaHei" w:hAnsi="Microsoft YaHei" w:cs="Microsoft YaHei" w:hint="eastAsia"/>
+          <w:b/>
+          <w:color w:val="777777"/>
+          <w:sz w:val="16"/>
+          <w:lang w:eastAsia="zh-CN"/>
+        </w:rPr>
+        <w:t>RRM 纳管无线设备</w:t>
       </w:r>
     </w:p>
     <w:p>
+      <w:pPr>
+        <w:jc w:val="center"/>
+        <w:pBdr>
+          <w:top w:val="single" w:sz="6" w:space="0" w:color="E3E8EF"/>
+          <w:bottom w:val="single" w:sz="6" w:space="0" w:color="E3E8EF"/>
+          <w:left w:val="single" w:sz="6" w:space="0" w:color="E3E8EF"/>
+          <w:right w:val="single" w:sz="6" w:space="0" w:color="E3E8EF"/>
+        </w:pBdr>
+        <w:shd w:val="clear" w:color="auto" w:fill="F5F7FA"/>
+      </w:pPr>
       <w:r>
         <w:rPr>
           <w:b/>
+          <w:color w:val="1A73E8"/>
+          <w:sz w:val="27"/>
         </w:rPr>
-        <w:t>19.6万+RRM 纳管无线设备</w:t>
+        <w:t>802.11be</w:t>
       </w:r>
+      <w:r>
+        <w:rPr>
+          <w:rFonts w:ascii="Microsoft YaHei" w:eastAsia="Microsoft YaHei" w:hAnsi="Microsoft YaHei" w:cs="Microsoft YaHei" w:hint="eastAsia"/>
+          <w:b/>
+          <w:color w:val="777777"/>
+          <w:sz w:val="16"/>
+          <w:lang w:eastAsia="zh-CN"/>
+        </w:rPr>
+        <w:t>WiFi7 · 6GHz 全链路支持</w:t>
+      </w:r>
+      <w:r/>
     </w:p>
     <w:p>
+      <w:pPr>
+        <w:pStyle w:val="Heading2"/>
+      </w:pPr>
       <w:r>
         <w:rPr>
-          <w:b/>
-        </w:rPr>
-        <w:t>802.11beWiFi7 · 6GHz 全链路支持</w:t>
-      </w:r>
-    </w:p>
-    <w:p>
-      <w:r>
-        <w:rPr>
-          <w:b/>
+          <w:rFonts w:ascii="Microsoft YaHei" w:eastAsia="Microsoft YaHei" w:hAnsi="Microsoft YaHei" w:cs="Microsoft YaHei" w:hint="eastAsia"/>
+          <w:color w:val="FFFFFF"/>
           <w:sz w:val="24"/>
+          <w:lang w:eastAsia="zh-CN"/>
         </w:rPr>
         <w:t>教 育 背 景</w:t>
       </w:r>
+      <w:r/>
+    </w:p>
+    <w:tbl>
+      <w:tblPr>
+        <w:tblW w:type="pct" w:w="5000"/>
+        <w:tblLook w:firstColumn="1" w:firstRow="1" w:lastColumn="0" w:lastRow="0" w:noHBand="0" w:noVBand="1" w:val="04A0"/>
+        <w:tblLayout w:type="autofit"/>
+      </w:tblPr>
+      <w:tblGrid>
+        <w:gridCol w:w="2160"/>
+        <w:gridCol w:w="2160"/>
+        <w:gridCol w:w="2160"/>
+        <w:gridCol w:w="2160"/>
+      </w:tblGrid>
+      <w:tr>
+        <w:tc>
+          <w:tcPr>
+            <w:tcW w:type="dxa" w:w="2160"/>
+            <w:tcBorders>
+              <w:top w:val="single" w:sz="6" w:space="0" w:color="DDDDDD"/>
+              <w:bottom w:val="single" w:sz="6" w:space="0" w:color="DDDDDD"/>
+              <w:left w:val="single" w:sz="6" w:space="0" w:color="DDDDDD"/>
+              <w:right w:val="single" w:sz="6" w:space="0" w:color="DDDDDD"/>
+            </w:tcBorders>
+            <w:shd w:val="clear" w:color="auto" w:fill="F5F5F5"/>
+            <w:vAlign w:val="center"/>
+            <w:tcMar>
+              <w:top w:w="150" w:type="dxa"/>
+              <w:bottom w:w="150" w:type="dxa"/>
+              <w:left w:w="180" w:type="dxa"/>
+              <w:right w:w="180" w:type="dxa"/>
+            </w:tcMar>
+          </w:tcPr>
+          <w:p>
+            <w:pPr>
+              <w:jc w:val="left"/>
+              <w:spacing w:line="240" w:lineRule="auto" w:before="60" w:after="60"/>
+            </w:pPr>
+            <w:r>
+              <w:rPr>
+                <w:b/>
+              </w:rPr>
+              <w:t>学校</w:t>
+            </w:r>
+          </w:p>
+        </w:tc>
+        <w:tc>
+          <w:tcPr>
+            <w:tcW w:type="dxa" w:w="2160"/>
+            <w:tcBorders>
+              <w:top w:val="single" w:sz="6" w:space="0" w:color="DDDDDD"/>
+              <w:bottom w:val="single" w:sz="6" w:space="0" w:color="DDDDDD"/>
+              <w:left w:val="single" w:sz="6" w:space="0" w:color="DDDDDD"/>
+              <w:right w:val="single" w:sz="6" w:space="0" w:color="DDDDDD"/>
+            </w:tcBorders>
+            <w:shd w:val="clear" w:color="auto" w:fill="F5F5F5"/>
+            <w:vAlign w:val="center"/>
+            <w:tcMar>
+              <w:top w:w="150" w:type="dxa"/>
+              <w:bottom w:w="150" w:type="dxa"/>
+              <w:left w:w="180" w:type="dxa"/>
+              <w:right w:w="180" w:type="dxa"/>
+            </w:tcMar>
+          </w:tcPr>
+          <w:p>
+            <w:pPr>
+              <w:jc w:val="left"/>
+              <w:spacing w:line="240" w:lineRule="auto" w:before="60" w:after="60"/>
+            </w:pPr>
+            <w:r>
+              <w:rPr>
+                <w:b/>
+              </w:rPr>
+              <w:t>专业</w:t>
+            </w:r>
+          </w:p>
+        </w:tc>
+        <w:tc>
+          <w:tcPr>
+            <w:tcW w:type="dxa" w:w="2160"/>
+            <w:tcBorders>
+              <w:top w:val="single" w:sz="6" w:space="0" w:color="DDDDDD"/>
+              <w:bottom w:val="single" w:sz="6" w:space="0" w:color="DDDDDD"/>
+              <w:left w:val="single" w:sz="6" w:space="0" w:color="DDDDDD"/>
+              <w:right w:val="single" w:sz="6" w:space="0" w:color="DDDDDD"/>
+            </w:tcBorders>
+            <w:shd w:val="clear" w:color="auto" w:fill="F5F5F5"/>
+            <w:vAlign w:val="center"/>
+            <w:tcMar>
+              <w:top w:w="150" w:type="dxa"/>
+              <w:bottom w:w="150" w:type="dxa"/>
+              <w:left w:w="180" w:type="dxa"/>
+              <w:right w:w="180" w:type="dxa"/>
+            </w:tcMar>
+          </w:tcPr>
+          <w:p>
+            <w:pPr>
+              <w:jc w:val="left"/>
+              <w:spacing w:line="240" w:lineRule="auto" w:before="60" w:after="60"/>
+            </w:pPr>
+            <w:r>
+              <w:rPr>
+                <w:b/>
+              </w:rPr>
+              <w:t>学历</w:t>
+            </w:r>
+          </w:p>
+        </w:tc>
+        <w:tc>
+          <w:tcPr>
+            <w:tcW w:type="dxa" w:w="2160"/>
+            <w:tcBorders>
+              <w:top w:val="single" w:sz="6" w:space="0" w:color="DDDDDD"/>
+              <w:bottom w:val="single" w:sz="6" w:space="0" w:color="DDDDDD"/>
+              <w:left w:val="single" w:sz="6" w:space="0" w:color="DDDDDD"/>
+              <w:right w:val="single" w:sz="6" w:space="0" w:color="DDDDDD"/>
+            </w:tcBorders>
+            <w:shd w:val="clear" w:color="auto" w:fill="F5F5F5"/>
+            <w:vAlign w:val="center"/>
+            <w:tcMar>
+              <w:top w:w="150" w:type="dxa"/>
+              <w:bottom w:w="150" w:type="dxa"/>
+              <w:left w:w="180" w:type="dxa"/>
+              <w:right w:w="180" w:type="dxa"/>
+            </w:tcMar>
+          </w:tcPr>
+          <w:p>
+            <w:pPr>
+              <w:jc w:val="left"/>
+              <w:spacing w:line="240" w:lineRule="auto" w:before="60" w:after="60"/>
+            </w:pPr>
+            <w:r>
+              <w:rPr>
+                <w:b/>
+              </w:rPr>
+              <w:t>时间</w:t>
+            </w:r>
+          </w:p>
+        </w:tc>
+      </w:tr>
+      <w:tr>
+        <w:tc>
+          <w:tcPr>
+            <w:tcW w:type="dxa" w:w="2160"/>
+            <w:tcBorders>
+              <w:top w:val="single" w:sz="6" w:space="0" w:color="DDDDDD"/>
+              <w:bottom w:val="single" w:sz="6" w:space="0" w:color="DDDDDD"/>
+              <w:left w:val="single" w:sz="6" w:space="0" w:color="DDDDDD"/>
+              <w:right w:val="single" w:sz="6" w:space="0" w:color="DDDDDD"/>
+            </w:tcBorders>
+            <w:vAlign w:val="center"/>
+            <w:tcMar>
+              <w:top w:w="150" w:type="dxa"/>
+              <w:bottom w:w="150" w:type="dxa"/>
+              <w:left w:w="180" w:type="dxa"/>
+              <w:right w:w="180" w:type="dxa"/>
+            </w:tcMar>
+          </w:tcPr>
+          <w:p>
+            <w:pPr>
+              <w:jc w:val="left"/>
+              <w:spacing w:line="240" w:lineRule="auto" w:before="60" w:after="60"/>
+            </w:pPr>
+            <w:r>
+              <w:t>重庆邮电大学（重庆市智能空地协同重点实验室）</w:t>
+            </w:r>
+          </w:p>
+        </w:tc>
+        <w:tc>
+          <w:tcPr>
+            <w:tcW w:type="dxa" w:w="2160"/>
+            <w:tcBorders>
+              <w:top w:val="single" w:sz="6" w:space="0" w:color="DDDDDD"/>
+              <w:bottom w:val="single" w:sz="6" w:space="0" w:color="DDDDDD"/>
+              <w:left w:val="single" w:sz="6" w:space="0" w:color="DDDDDD"/>
+              <w:right w:val="single" w:sz="6" w:space="0" w:color="DDDDDD"/>
+            </w:tcBorders>
+            <w:vAlign w:val="center"/>
+            <w:tcMar>
+              <w:top w:w="150" w:type="dxa"/>
+              <w:bottom w:w="150" w:type="dxa"/>
+              <w:left w:w="180" w:type="dxa"/>
+              <w:right w:w="180" w:type="dxa"/>
+            </w:tcMar>
+          </w:tcPr>
+          <w:p>
+            <w:pPr>
+              <w:jc w:val="left"/>
+              <w:spacing w:line="240" w:lineRule="auto" w:before="60" w:after="60"/>
+            </w:pPr>
+            <w:r>
+              <w:t>电子信息</w:t>
+            </w:r>
+          </w:p>
+        </w:tc>
+        <w:tc>
+          <w:tcPr>
+            <w:tcW w:type="dxa" w:w="2160"/>
+            <w:tcBorders>
+              <w:top w:val="single" w:sz="6" w:space="0" w:color="DDDDDD"/>
+              <w:bottom w:val="single" w:sz="6" w:space="0" w:color="DDDDDD"/>
+              <w:left w:val="single" w:sz="6" w:space="0" w:color="DDDDDD"/>
+              <w:right w:val="single" w:sz="6" w:space="0" w:color="DDDDDD"/>
+            </w:tcBorders>
+            <w:vAlign w:val="center"/>
+            <w:tcMar>
+              <w:top w:w="150" w:type="dxa"/>
+              <w:bottom w:w="150" w:type="dxa"/>
+              <w:left w:w="180" w:type="dxa"/>
+              <w:right w:w="180" w:type="dxa"/>
+            </w:tcMar>
+          </w:tcPr>
+          <w:p>
+            <w:pPr>
+              <w:jc w:val="left"/>
+              <w:spacing w:line="240" w:lineRule="auto" w:before="60" w:after="60"/>
+            </w:pPr>
+            <w:r>
+              <w:t>硕士</w:t>
+            </w:r>
+          </w:p>
+        </w:tc>
+        <w:tc>
+          <w:tcPr>
+            <w:tcW w:type="dxa" w:w="2160"/>
+            <w:tcBorders>
+              <w:top w:val="single" w:sz="6" w:space="0" w:color="DDDDDD"/>
+              <w:bottom w:val="single" w:sz="6" w:space="0" w:color="DDDDDD"/>
+              <w:left w:val="single" w:sz="6" w:space="0" w:color="DDDDDD"/>
+              <w:right w:val="single" w:sz="6" w:space="0" w:color="DDDDDD"/>
+            </w:tcBorders>
+            <w:vAlign w:val="center"/>
+            <w:tcMar>
+              <w:top w:w="150" w:type="dxa"/>
+              <w:bottom w:w="150" w:type="dxa"/>
+              <w:left w:w="180" w:type="dxa"/>
+              <w:right w:w="180" w:type="dxa"/>
+            </w:tcMar>
+          </w:tcPr>
+          <w:p>
+            <w:pPr>
+              <w:jc w:val="left"/>
+              <w:spacing w:line="240" w:lineRule="auto" w:before="60" w:after="60"/>
+            </w:pPr>
+            <w:r>
+              <w:t>2020.09 - 2023.06</w:t>
+            </w:r>
+          </w:p>
+        </w:tc>
+      </w:tr>
+      <w:tr>
+        <w:tc>
+          <w:tcPr>
+            <w:tcW w:type="dxa" w:w="2160"/>
+            <w:tcBorders>
+              <w:top w:val="single" w:sz="6" w:space="0" w:color="DDDDDD"/>
+              <w:bottom w:val="single" w:sz="6" w:space="0" w:color="DDDDDD"/>
+              <w:left w:val="single" w:sz="6" w:space="0" w:color="DDDDDD"/>
+              <w:right w:val="single" w:sz="6" w:space="0" w:color="DDDDDD"/>
+            </w:tcBorders>
+            <w:vAlign w:val="center"/>
+            <w:tcMar>
+              <w:top w:w="150" w:type="dxa"/>
+              <w:bottom w:w="150" w:type="dxa"/>
+              <w:left w:w="180" w:type="dxa"/>
+              <w:right w:w="180" w:type="dxa"/>
+            </w:tcMar>
+          </w:tcPr>
+          <w:p>
+            <w:pPr>
+              <w:jc w:val="left"/>
+              <w:spacing w:line="240" w:lineRule="auto" w:before="60" w:after="60"/>
+            </w:pPr>
+            <w:r>
+              <w:t>成都理工大学（双一流）</w:t>
+            </w:r>
+          </w:p>
+        </w:tc>
+        <w:tc>
+          <w:tcPr>
+            <w:tcW w:type="dxa" w:w="2160"/>
+            <w:tcBorders>
+              <w:top w:val="single" w:sz="6" w:space="0" w:color="DDDDDD"/>
+              <w:bottom w:val="single" w:sz="6" w:space="0" w:color="DDDDDD"/>
+              <w:left w:val="single" w:sz="6" w:space="0" w:color="DDDDDD"/>
+              <w:right w:val="single" w:sz="6" w:space="0" w:color="DDDDDD"/>
+            </w:tcBorders>
+            <w:vAlign w:val="center"/>
+            <w:tcMar>
+              <w:top w:w="150" w:type="dxa"/>
+              <w:bottom w:w="150" w:type="dxa"/>
+              <w:left w:w="180" w:type="dxa"/>
+              <w:right w:w="180" w:type="dxa"/>
+            </w:tcMar>
+          </w:tcPr>
+          <w:p>
+            <w:pPr>
+              <w:jc w:val="left"/>
+              <w:spacing w:line="240" w:lineRule="auto" w:before="60" w:after="60"/>
+            </w:pPr>
+            <w:r>
+              <w:t>电气工程及其自动化</w:t>
+            </w:r>
+          </w:p>
+        </w:tc>
+        <w:tc>
+          <w:tcPr>
+            <w:tcW w:type="dxa" w:w="2160"/>
+            <w:tcBorders>
+              <w:top w:val="single" w:sz="6" w:space="0" w:color="DDDDDD"/>
+              <w:bottom w:val="single" w:sz="6" w:space="0" w:color="DDDDDD"/>
+              <w:left w:val="single" w:sz="6" w:space="0" w:color="DDDDDD"/>
+              <w:right w:val="single" w:sz="6" w:space="0" w:color="DDDDDD"/>
+            </w:tcBorders>
+            <w:vAlign w:val="center"/>
+            <w:tcMar>
+              <w:top w:w="150" w:type="dxa"/>
+              <w:bottom w:w="150" w:type="dxa"/>
+              <w:left w:w="180" w:type="dxa"/>
+              <w:right w:w="180" w:type="dxa"/>
+            </w:tcMar>
+          </w:tcPr>
+          <w:p>
+            <w:pPr>
+              <w:jc w:val="left"/>
+              <w:spacing w:line="240" w:lineRule="auto" w:before="60" w:after="60"/>
+            </w:pPr>
+            <w:r>
+              <w:t>学士</w:t>
+            </w:r>
+          </w:p>
+        </w:tc>
+        <w:tc>
+          <w:tcPr>
+            <w:tcW w:type="dxa" w:w="2160"/>
+            <w:tcBorders>
+              <w:top w:val="single" w:sz="6" w:space="0" w:color="DDDDDD"/>
+              <w:bottom w:val="single" w:sz="6" w:space="0" w:color="DDDDDD"/>
+              <w:left w:val="single" w:sz="6" w:space="0" w:color="DDDDDD"/>
+              <w:right w:val="single" w:sz="6" w:space="0" w:color="DDDDDD"/>
+            </w:tcBorders>
+            <w:vAlign w:val="center"/>
+            <w:tcMar>
+              <w:top w:w="150" w:type="dxa"/>
+              <w:bottom w:w="150" w:type="dxa"/>
+              <w:left w:w="180" w:type="dxa"/>
+              <w:right w:w="180" w:type="dxa"/>
+            </w:tcMar>
+          </w:tcPr>
+          <w:p>
+            <w:pPr>
+              <w:jc w:val="left"/>
+              <w:spacing w:line="240" w:lineRule="auto" w:before="60" w:after="60"/>
+            </w:pPr>
+            <w:r>
+              <w:t>2016.09 - 2020.06</w:t>
+            </w:r>
+          </w:p>
+        </w:tc>
+      </w:tr>
+    </w:tbl>
+    <w:p>
+      <w:r/>
     </w:p>
     <w:p>
-      <w:r>
-        <w:t>学校专业学历时间</w:t>
-      </w:r>
-    </w:p>
-    <w:p>
-      <w:r>
-        <w:t>重庆邮电大学（重庆市智能空地协同重点实验室）电子信息硕士2020.09 - 2023.06</w:t>
-      </w:r>
-    </w:p>
-    <w:p>
-      <w:r>
-        <w:t>成都理工大学（双一流）电气工程及其自动化学士2016.09 - 2020.06</w:t>
-      </w:r>
-    </w:p>
-    <w:p>
+      <w:pPr>
+        <w:pStyle w:val="Heading2"/>
+      </w:pPr>
       <w:r>
         <w:rPr>
-          <w:b/>
+          <w:rFonts w:ascii="Microsoft YaHei" w:eastAsia="Microsoft YaHei" w:hAnsi="Microsoft YaHei" w:cs="Microsoft YaHei" w:hint="eastAsia"/>
+          <w:color w:val="FFFFFF"/>
           <w:sz w:val="24"/>
+          <w:lang w:eastAsia="zh-CN"/>
         </w:rPr>
         <w:t>工 作 经 历</w:t>
       </w:r>
+      <w:r/>
     </w:p>
     <w:p>
+      <w:pPr>
+        <w:pStyle w:val="Heading3"/>
+      </w:pPr>
       <w:r>
+        <w:rPr>
+          <w:rFonts w:ascii="Microsoft YaHei" w:eastAsia="Microsoft YaHei" w:hAnsi="Microsoft YaHei" w:cs="Microsoft YaHei" w:hint="eastAsia"/>
+          <w:color w:val="333333"/>
+          <w:sz w:val="22"/>
+          <w:lang w:eastAsia="zh-CN"/>
+        </w:rPr>
         <w:t>新华三技术有限公司（H3C） | 2023.07 - 至今（约3年）</w:t>
       </w:r>
     </w:p>
     <w:p>
+      <w:pPr>
+        <w:spacing w:before="75"/>
+      </w:pPr>
       <w:r>
-        <w:t>部门：云简网络团队 · RRM无线资源管理组 · 岗位：系统/后端开发工程师（网络通信与无线方向）</w:t>
+        <w:rPr>
+          <w:rFonts w:ascii="Microsoft YaHei" w:eastAsia="Microsoft YaHei" w:hAnsi="Microsoft YaHei" w:cs="Microsoft YaHei" w:hint="eastAsia"/>
+          <w:color w:val="666666"/>
+          <w:sz w:val="21"/>
+          <w:lang w:eastAsia="zh-CN"/>
+        </w:rPr>
+        <w:t>部门：云简网络团队</w:t>
+      </w:r>
+      <w:r>
+        <w:rPr>
+          <w:color w:val="666666"/>
+          <w:sz w:val="21"/>
+        </w:rPr>
+        <w:t xml:space="preserve"> · RRM</w:t>
+      </w:r>
+      <w:r>
+        <w:rPr>
+          <w:rFonts w:ascii="Microsoft YaHei" w:eastAsia="Microsoft YaHei" w:hAnsi="Microsoft YaHei" w:cs="Microsoft YaHei" w:hint="eastAsia"/>
+          <w:color w:val="666666"/>
+          <w:sz w:val="21"/>
+          <w:lang w:eastAsia="zh-CN"/>
+        </w:rPr>
+        <w:t>无线资源管理组</w:t>
+      </w:r>
+      <w:r>
+        <w:rPr>
+          <w:color w:val="666666"/>
+          <w:sz w:val="21"/>
+        </w:rPr>
+        <w:t xml:space="preserve"> · </w:t>
+      </w:r>
+      <w:r>
+        <w:rPr>
+          <w:rFonts w:ascii="Microsoft YaHei" w:eastAsia="Microsoft YaHei" w:hAnsi="Microsoft YaHei" w:cs="Microsoft YaHei" w:hint="eastAsia"/>
+          <w:color w:val="666666"/>
+          <w:sz w:val="21"/>
+          <w:lang w:eastAsia="zh-CN"/>
+        </w:rPr>
+        <w:t>岗位：系统</w:t>
+      </w:r>
+      <w:r>
+        <w:rPr>
+          <w:color w:val="666666"/>
+          <w:sz w:val="21"/>
+        </w:rPr>
+        <w:t>/</w:t>
+      </w:r>
+      <w:r>
+        <w:rPr>
+          <w:rFonts w:ascii="Microsoft YaHei" w:eastAsia="Microsoft YaHei" w:hAnsi="Microsoft YaHei" w:cs="Microsoft YaHei" w:hint="eastAsia"/>
+          <w:color w:val="666666"/>
+          <w:sz w:val="21"/>
+          <w:lang w:eastAsia="zh-CN"/>
+        </w:rPr>
+        <w:t>后端开发工程师（网络通信与无线方向）</w:t>
       </w:r>
     </w:p>
     <w:p>
+      <w:pPr>
+        <w:spacing w:before="60"/>
+      </w:pPr>
       <w:r>
-        <w:t>深度参与网络设备（WBC 一体机）与无线通信系统（802.11/WiFi7）的软件开发：C 语言底层库调用（node-ffi）、TCP/IP 与无线协议、设备资源受限环境优化、Linux 系统开发——通信与嵌入式方向背景扎实</w:t>
+        <w:rPr>
+          <w:rFonts w:ascii="Microsoft YaHei" w:eastAsia="Microsoft YaHei" w:hAnsi="Microsoft YaHei" w:cs="Microsoft YaHei" w:hint="eastAsia"/>
+          <w:color w:val="666666"/>
+          <w:sz w:val="19"/>
+          <w:lang w:eastAsia="zh-CN"/>
+        </w:rPr>
+        <w:t>深度参与</w:t>
       </w:r>
+      <w:r>
+        <w:rPr>
+          <w:rFonts w:ascii="Microsoft YaHei" w:eastAsia="Microsoft YaHei" w:hAnsi="Microsoft YaHei" w:cs="Microsoft YaHei" w:hint="eastAsia"/>
+          <w:b/>
+          <w:color w:val="666666"/>
+          <w:sz w:val="19"/>
+          <w:lang w:eastAsia="zh-CN"/>
+        </w:rPr>
+        <w:t>网络设备（WBC 一体机）与无线通信系统（802.11/WiFi7）</w:t>
+      </w:r>
+      <w:r>
+        <w:rPr>
+          <w:rFonts w:ascii="Microsoft YaHei" w:eastAsia="Microsoft YaHei" w:hAnsi="Microsoft YaHei" w:cs="Microsoft YaHei" w:hint="eastAsia"/>
+          <w:color w:val="666666"/>
+          <w:sz w:val="19"/>
+          <w:lang w:eastAsia="zh-CN"/>
+        </w:rPr>
+        <w:t>的软件开发：</w:t>
+      </w:r>
+      <w:r>
+        <w:rPr>
+          <w:color w:val="666666"/>
+          <w:sz w:val="19"/>
+        </w:rPr>
+        <w:t xml:space="preserve">C </w:t>
+      </w:r>
+      <w:r>
+        <w:rPr>
+          <w:rFonts w:ascii="Microsoft YaHei" w:eastAsia="Microsoft YaHei" w:hAnsi="Microsoft YaHei" w:cs="Microsoft YaHei" w:hint="eastAsia"/>
+          <w:color w:val="666666"/>
+          <w:sz w:val="19"/>
+          <w:lang w:eastAsia="zh-CN"/>
+        </w:rPr>
+        <w:t>语言底层库调用（</w:t>
+      </w:r>
+      <w:r>
+        <w:rPr>
+          <w:color w:val="666666"/>
+          <w:sz w:val="19"/>
+        </w:rPr>
+        <w:t>node-ffi</w:t>
+      </w:r>
+      <w:r>
+        <w:rPr>
+          <w:rFonts w:ascii="Microsoft YaHei" w:eastAsia="Microsoft YaHei" w:hAnsi="Microsoft YaHei" w:cs="Microsoft YaHei" w:hint="eastAsia"/>
+          <w:color w:val="666666"/>
+          <w:sz w:val="19"/>
+          <w:lang w:eastAsia="zh-CN"/>
+        </w:rPr>
+        <w:t>）、</w:t>
+      </w:r>
+      <w:r>
+        <w:rPr>
+          <w:color w:val="666666"/>
+          <w:sz w:val="19"/>
+        </w:rPr>
+        <w:t xml:space="preserve">TCP/IP </w:t>
+      </w:r>
+      <w:r>
+        <w:rPr>
+          <w:rFonts w:ascii="Microsoft YaHei" w:eastAsia="Microsoft YaHei" w:hAnsi="Microsoft YaHei" w:cs="Microsoft YaHei" w:hint="eastAsia"/>
+          <w:color w:val="666666"/>
+          <w:sz w:val="19"/>
+          <w:lang w:eastAsia="zh-CN"/>
+        </w:rPr>
+        <w:t>与无线协议、设备资源受限环境优化、</w:t>
+      </w:r>
+      <w:r>
+        <w:rPr>
+          <w:color w:val="666666"/>
+          <w:sz w:val="19"/>
+        </w:rPr>
+        <w:t xml:space="preserve">Linux </w:t>
+      </w:r>
+      <w:r>
+        <w:rPr>
+          <w:rFonts w:ascii="Microsoft YaHei" w:eastAsia="Microsoft YaHei" w:hAnsi="Microsoft YaHei" w:cs="Microsoft YaHei" w:hint="eastAsia"/>
+          <w:color w:val="666666"/>
+          <w:sz w:val="19"/>
+          <w:lang w:eastAsia="zh-CN"/>
+        </w:rPr>
+        <w:t>系统开发</w:t>
+      </w:r>
+      <w:r>
+        <w:rPr>
+          <w:color w:val="666666"/>
+          <w:sz w:val="19"/>
+        </w:rPr>
+        <w:t>——</w:t>
+      </w:r>
+      <w:r>
+        <w:rPr>
+          <w:rFonts w:ascii="Microsoft YaHei" w:eastAsia="Microsoft YaHei" w:hAnsi="Microsoft YaHei" w:cs="Microsoft YaHei" w:hint="eastAsia"/>
+          <w:color w:val="666666"/>
+          <w:sz w:val="19"/>
+          <w:lang w:eastAsia="zh-CN"/>
+        </w:rPr>
+        <w:t>通信与嵌入式方向背景扎实</w:t>
+      </w:r>
+      <w:r/>
     </w:p>
     <w:p>
+      <w:pPr>
+        <w:pStyle w:val="Heading2"/>
+      </w:pPr>
       <w:r>
         <w:rPr>
-          <w:b/>
+          <w:rFonts w:ascii="Microsoft YaHei" w:eastAsia="Microsoft YaHei" w:hAnsi="Microsoft YaHei" w:cs="Microsoft YaHei" w:hint="eastAsia"/>
+          <w:color w:val="FFFFFF"/>
           <w:sz w:val="24"/>
+          <w:lang w:eastAsia="zh-CN"/>
         </w:rPr>
         <w:t>核 心 项 目</w:t>
       </w:r>
+      <w:r/>
+      <w:r/>
     </w:p>
     <w:p>
+      <w:pPr>
+        <w:spacing w:after="180"/>
+      </w:pPr>
+      <w:r/>
       <w:r>
         <w:rPr>
+          <w:rFonts w:ascii="Microsoft YaHei" w:eastAsia="Microsoft YaHei" w:hAnsi="Microsoft YaHei" w:cs="Microsoft YaHei" w:hint="eastAsia"/>
           <w:b/>
-          <w:sz w:val="24"/>
+          <w:color w:val="1A1A1A"/>
+          <w:sz w:val="22"/>
+          <w:lang w:eastAsia="zh-CN"/>
         </w:rPr>
-        <w:t>1. WBC 设备软件：IoT 2.0 解耦（嵌入式设备资源优化） 2023.07 - 2024.06</w:t>
+        <w:t>① WBC 设备软件：IoT 2.0 解耦（嵌入式设备资源优化）</w:t>
       </w:r>
+      <w:r/>
+      <w:r>
+        <w:rPr>
+          <w:color w:val="888888"/>
+          <w:sz w:val="18"/>
+        </w:rPr>
+        <w:t>2023.07 - 2024.06</w:t>
+      </w:r>
+      <w:r/>
     </w:p>
     <w:p>
+      <w:pPr>
+        <w:spacing w:before="150" w:after="150"/>
+      </w:pPr>
+      <w:r/>
       <w:r>
-        <w:t>嵌入式设备软件 C/C++ 资源受限优化 Linux 虚拟化 Shell脚本</w:t>
+        <w:rPr>
+          <w:rFonts w:ascii="Microsoft YaHei" w:eastAsia="Microsoft YaHei" w:hAnsi="Microsoft YaHei" w:cs="Microsoft YaHei" w:hint="eastAsia"/>
+          <w:color w:val="FFFFFF"/>
+          <w:sz w:val="16"/>
+          <w:lang w:eastAsia="zh-CN"/>
+        </w:rPr>
+        <w:t>嵌入式设备软件</w:t>
       </w:r>
+      <w:r/>
+      <w:r>
+        <w:rPr>
+          <w:color w:val="FFFFFF"/>
+          <w:sz w:val="16"/>
+        </w:rPr>
+        <w:t>C/C++</w:t>
+      </w:r>
+      <w:r/>
+      <w:r>
+        <w:rPr>
+          <w:rFonts w:ascii="Microsoft YaHei" w:eastAsia="Microsoft YaHei" w:hAnsi="Microsoft YaHei" w:cs="Microsoft YaHei" w:hint="eastAsia"/>
+          <w:color w:val="FFFFFF"/>
+          <w:sz w:val="16"/>
+          <w:lang w:eastAsia="zh-CN"/>
+        </w:rPr>
+        <w:t>资源受限优化</w:t>
+      </w:r>
+      <w:r/>
+      <w:r>
+        <w:rPr>
+          <w:color w:val="FFFFFF"/>
+          <w:sz w:val="16"/>
+        </w:rPr>
+        <w:t>Linux</w:t>
+      </w:r>
+      <w:r/>
+      <w:r>
+        <w:rPr>
+          <w:rFonts w:ascii="Microsoft YaHei" w:eastAsia="Microsoft YaHei" w:hAnsi="Microsoft YaHei" w:cs="Microsoft YaHei" w:hint="eastAsia"/>
+          <w:color w:val="FFFFFF"/>
+          <w:sz w:val="16"/>
+          <w:lang w:eastAsia="zh-CN"/>
+        </w:rPr>
+        <w:t>虚拟化</w:t>
+      </w:r>
+      <w:r/>
+      <w:r>
+        <w:rPr>
+          <w:rFonts w:ascii="Microsoft YaHei" w:eastAsia="Microsoft YaHei" w:hAnsi="Microsoft YaHei" w:cs="Microsoft YaHei" w:hint="eastAsia"/>
+          <w:color w:val="FFFFFF"/>
+          <w:sz w:val="16"/>
+          <w:lang w:eastAsia="zh-CN"/>
+        </w:rPr>
+        <w:t>Shell脚本</w:t>
+      </w:r>
+      <w:r/>
     </w:p>
     <w:p>
+      <w:pPr>
+        <w:pStyle w:val="Heading4"/>
+      </w:pPr>
       <w:r>
         <w:rPr>
-          <w:b/>
+          <w:rFonts w:ascii="Microsoft YaHei" w:eastAsia="Microsoft YaHei" w:hAnsi="Microsoft YaHei" w:cs="Microsoft YaHei" w:hint="eastAsia"/>
+          <w:color w:val="555555"/>
+          <w:sz w:val="21"/>
+          <w:lang w:eastAsia="zh-CN"/>
         </w:rPr>
         <w:t>项目背景</w:t>
       </w:r>
     </w:p>
     <w:p>
+      <w:pPr/>
       <w:r>
-        <w:t>WBC 是集无线运维/控制于一体的网络设备，云简与物联网模块高度耦合，设备内存紧张。通过虚拟化方案实现模块解耦。</w:t>
+        <w:rPr>
+          <w:color w:val="555555"/>
+          <w:sz w:val="19"/>
+        </w:rPr>
+        <w:t xml:space="preserve">WBC </w:t>
+      </w:r>
+      <w:r>
+        <w:rPr>
+          <w:rFonts w:ascii="Microsoft YaHei" w:eastAsia="Microsoft YaHei" w:hAnsi="Microsoft YaHei" w:cs="Microsoft YaHei" w:hint="eastAsia"/>
+          <w:color w:val="555555"/>
+          <w:sz w:val="19"/>
+          <w:lang w:eastAsia="zh-CN"/>
+        </w:rPr>
+        <w:t>是集无线运维</w:t>
+      </w:r>
+      <w:r>
+        <w:rPr>
+          <w:color w:val="555555"/>
+          <w:sz w:val="19"/>
+        </w:rPr>
+        <w:t>/</w:t>
+      </w:r>
+      <w:r>
+        <w:rPr>
+          <w:rFonts w:ascii="Microsoft YaHei" w:eastAsia="Microsoft YaHei" w:hAnsi="Microsoft YaHei" w:cs="Microsoft YaHei" w:hint="eastAsia"/>
+          <w:color w:val="555555"/>
+          <w:sz w:val="19"/>
+          <w:lang w:eastAsia="zh-CN"/>
+        </w:rPr>
+        <w:t>控制于一体的网络设备，云简与物联网模块高度耦合，</w:t>
+      </w:r>
+      <w:r>
+        <w:rPr>
+          <w:rFonts w:ascii="Microsoft YaHei" w:eastAsia="Microsoft YaHei" w:hAnsi="Microsoft YaHei" w:cs="Microsoft YaHei" w:hint="eastAsia"/>
+          <w:b/>
+          <w:color w:val="555555"/>
+          <w:sz w:val="19"/>
+          <w:lang w:eastAsia="zh-CN"/>
+        </w:rPr>
+        <w:t>设备内存紧张</w:t>
+      </w:r>
+      <w:r>
+        <w:rPr>
+          <w:rFonts w:ascii="Microsoft YaHei" w:eastAsia="Microsoft YaHei" w:hAnsi="Microsoft YaHei" w:cs="Microsoft YaHei" w:hint="eastAsia"/>
+          <w:color w:val="555555"/>
+          <w:sz w:val="19"/>
+          <w:lang w:eastAsia="zh-CN"/>
+        </w:rPr>
+        <w:t>。通过虚拟化方案实现模块解耦。</w:t>
       </w:r>
     </w:p>
     <w:p>
+      <w:pPr>
+        <w:pStyle w:val="Heading4"/>
+      </w:pPr>
       <w:r>
+        <w:rPr>
+          <w:rFonts w:ascii="Microsoft YaHei" w:eastAsia="Microsoft YaHei" w:hAnsi="Microsoft YaHei" w:cs="Microsoft YaHei" w:hint="eastAsia"/>
+          <w:color w:val="555555"/>
+          <w:sz w:val="21"/>
+          <w:lang w:eastAsia="zh-CN"/>
+        </w:rPr>
         <w:t>本人分工（嵌入式设备侧）</w:t>
       </w:r>
     </w:p>
     <w:p>
+      <w:pPr>
+        <w:pStyle w:val="ListBullet"/>
+        <w:spacing w:before="90" w:after="90"/>
+      </w:pPr>
       <w:r>
-        <w:t>主导编译打包流程重构，支持"一体机+虚拟机"双镜像模式（设备固件构建）</w:t>
+        <w:rPr>
+          <w:rFonts w:ascii="Microsoft YaHei" w:eastAsia="Microsoft YaHei" w:hAnsi="Microsoft YaHei" w:cs="Microsoft YaHei" w:hint="eastAsia"/>
+          <w:color w:val="444444"/>
+          <w:lang w:eastAsia="zh-CN"/>
+        </w:rPr>
+        <w:t>主导编译打包流程重构，支持</w:t>
+      </w:r>
+      <w:r>
+        <w:rPr>
+          <w:color w:val="444444"/>
+        </w:rPr>
+        <w:t>"</w:t>
+      </w:r>
+      <w:r>
+        <w:rPr>
+          <w:rFonts w:ascii="Microsoft YaHei" w:eastAsia="Microsoft YaHei" w:hAnsi="Microsoft YaHei" w:cs="Microsoft YaHei" w:hint="eastAsia"/>
+          <w:color w:val="444444"/>
+          <w:lang w:eastAsia="zh-CN"/>
+        </w:rPr>
+        <w:t>一体机</w:t>
+      </w:r>
+      <w:r>
+        <w:rPr>
+          <w:color w:val="444444"/>
+        </w:rPr>
+        <w:t>+</w:t>
+      </w:r>
+      <w:r>
+        <w:rPr>
+          <w:rFonts w:ascii="Microsoft YaHei" w:eastAsia="Microsoft YaHei" w:hAnsi="Microsoft YaHei" w:cs="Microsoft YaHei" w:hint="eastAsia"/>
+          <w:color w:val="444444"/>
+          <w:lang w:eastAsia="zh-CN"/>
+        </w:rPr>
+        <w:t>虚拟机</w:t>
+      </w:r>
+      <w:r>
+        <w:rPr>
+          <w:color w:val="444444"/>
+        </w:rPr>
+        <w:t>"</w:t>
+      </w:r>
+      <w:r>
+        <w:rPr>
+          <w:rFonts w:ascii="Microsoft YaHei" w:eastAsia="Microsoft YaHei" w:hAnsi="Microsoft YaHei" w:cs="Microsoft YaHei" w:hint="eastAsia"/>
+          <w:color w:val="444444"/>
+          <w:lang w:eastAsia="zh-CN"/>
+        </w:rPr>
+        <w:t>双镜像模式（设备固件构建）</w:t>
       </w:r>
     </w:p>
     <w:p>
+      <w:pPr>
+        <w:pStyle w:val="ListBullet"/>
+        <w:spacing w:before="90" w:after="90"/>
+      </w:pPr>
       <w:r>
-        <w:t>资源受限优化：内存紧张约束下合理分配虚拟机资源，保障核心服务稳定</w:t>
+        <w:rPr>
+          <w:rFonts w:ascii="Microsoft YaHei" w:eastAsia="Microsoft YaHei" w:hAnsi="Microsoft YaHei" w:cs="Microsoft YaHei" w:hint="eastAsia"/>
+          <w:b/>
+          <w:color w:val="444444"/>
+          <w:lang w:eastAsia="zh-CN"/>
+        </w:rPr>
+        <w:t>资源受限优化</w:t>
+      </w:r>
+      <w:r>
+        <w:rPr>
+          <w:rFonts w:ascii="Microsoft YaHei" w:eastAsia="Microsoft YaHei" w:hAnsi="Microsoft YaHei" w:cs="Microsoft YaHei" w:hint="eastAsia"/>
+          <w:color w:val="444444"/>
+          <w:lang w:eastAsia="zh-CN"/>
+        </w:rPr>
+        <w:t>：内存紧张约束下合理分配虚拟机资源，保障核心服务稳定</w:t>
       </w:r>
     </w:p>
     <w:p>
+      <w:pPr>
+        <w:pStyle w:val="ListBullet"/>
+        <w:spacing w:before="90" w:after="90"/>
+      </w:pPr>
       <w:r>
-        <w:t>开发设备监控平台 VNC 远程管理功能（宿主机 ↔ 虚拟机安全通信通道）</w:t>
+        <w:rPr>
+          <w:rFonts w:ascii="Microsoft YaHei" w:eastAsia="Microsoft YaHei" w:hAnsi="Microsoft YaHei" w:cs="Microsoft YaHei" w:hint="eastAsia"/>
+          <w:color w:val="444444"/>
+          <w:lang w:eastAsia="zh-CN"/>
+        </w:rPr>
+        <w:t>开发设备监控平台</w:t>
+      </w:r>
+      <w:r>
+        <w:rPr>
+          <w:color w:val="444444"/>
+        </w:rPr>
+        <w:t xml:space="preserve"> VNC </w:t>
+      </w:r>
+      <w:r>
+        <w:rPr>
+          <w:rFonts w:ascii="Microsoft YaHei" w:eastAsia="Microsoft YaHei" w:hAnsi="Microsoft YaHei" w:cs="Microsoft YaHei" w:hint="eastAsia"/>
+          <w:color w:val="444444"/>
+          <w:lang w:eastAsia="zh-CN"/>
+        </w:rPr>
+        <w:t>远程管理功能（宿主机</w:t>
+      </w:r>
+      <w:r>
+        <w:rPr>
+          <w:color w:val="444444"/>
+        </w:rPr>
+        <w:t xml:space="preserve"> ↔ </w:t>
+      </w:r>
+      <w:r>
+        <w:rPr>
+          <w:rFonts w:ascii="Microsoft YaHei" w:eastAsia="Microsoft YaHei" w:hAnsi="Microsoft YaHei" w:cs="Microsoft YaHei" w:hint="eastAsia"/>
+          <w:color w:val="444444"/>
+          <w:lang w:eastAsia="zh-CN"/>
+        </w:rPr>
+        <w:t>虚拟机安全通信通道）</w:t>
       </w:r>
     </w:p>
     <w:p>
+      <w:pPr>
+        <w:pStyle w:val="Heading4"/>
+        <w:spacing w:after="120"/>
+      </w:pPr>
       <w:r>
         <w:rPr>
-          <w:b/>
+          <w:rFonts w:ascii="Microsoft YaHei" w:eastAsia="Microsoft YaHei" w:hAnsi="Microsoft YaHei" w:cs="Microsoft YaHei" w:hint="eastAsia"/>
+          <w:color w:val="2E7D32"/>
+          <w:sz w:val="21"/>
+          <w:lang w:eastAsia="zh-CN"/>
         </w:rPr>
-        <w:t>项目成果</w:t>
+        <w:t>✅ 项目成果</w:t>
       </w:r>
     </w:p>
     <w:p>
+      <w:pPr>
+        <w:pStyle w:val="ListBullet"/>
+        <w:spacing w:before="75" w:after="75"/>
+      </w:pPr>
       <w:r>
+        <w:rPr>
+          <w:rFonts w:ascii="Microsoft YaHei" w:eastAsia="Microsoft YaHei" w:hAnsi="Microsoft YaHei" w:cs="Microsoft YaHei" w:hint="eastAsia"/>
+          <w:color w:val="2E7D32"/>
+          <w:sz w:val="19"/>
+          <w:lang w:eastAsia="zh-CN"/>
+        </w:rPr>
         <w:t>实现进程级隔离与独立版本生命周期管理</w:t>
       </w:r>
     </w:p>
     <w:p>
+      <w:pPr>
+        <w:pStyle w:val="ListBullet"/>
+        <w:spacing w:before="75" w:after="75"/>
+      </w:pPr>
       <w:r>
+        <w:rPr>
+          <w:rFonts w:ascii="Microsoft YaHei" w:eastAsia="Microsoft YaHei" w:hAnsi="Microsoft YaHei" w:cs="Microsoft YaHei" w:hint="eastAsia"/>
+          <w:color w:val="2E7D32"/>
+          <w:sz w:val="19"/>
+          <w:lang w:eastAsia="zh-CN"/>
+        </w:rPr>
         <w:t>为设备软件扩展提供可复制的虚拟化技术范式</w:t>
       </w:r>
+      <w:r/>
+      <w:r/>
     </w:p>
     <w:p>
+      <w:pPr>
+        <w:spacing w:after="180"/>
+      </w:pPr>
+      <w:r/>
       <w:r>
         <w:rPr>
+          <w:rFonts w:ascii="Microsoft YaHei" w:eastAsia="Microsoft YaHei" w:hAnsi="Microsoft YaHei" w:cs="Microsoft YaHei" w:hint="eastAsia"/>
           <w:b/>
-          <w:sz w:val="24"/>
+          <w:color w:val="1A1A1A"/>
+          <w:sz w:val="22"/>
+          <w:lang w:eastAsia="zh-CN"/>
         </w:rPr>
-        <w:t>2. RRM 支持 WiFi7（802.11be · 6GHz 无线协议适配） 2024.01 - 2024.12</w:t>
+        <w:t>② RRM 支持 WiFi7（802.11be · 6GHz 无线协议适配）</w:t>
       </w:r>
+      <w:r/>
+      <w:r>
+        <w:rPr>
+          <w:color w:val="888888"/>
+          <w:sz w:val="18"/>
+        </w:rPr>
+        <w:t>2024.01 - 2024.12</w:t>
+      </w:r>
+      <w:r/>
     </w:p>
     <w:p>
+      <w:pPr>
+        <w:spacing w:before="150" w:after="150"/>
+      </w:pPr>
+      <w:r/>
       <w:r>
         <w:rPr>
-          <w:b/>
+          <w:rFonts w:ascii="Microsoft YaHei" w:eastAsia="Microsoft YaHei" w:hAnsi="Microsoft YaHei" w:cs="Microsoft YaHei" w:hint="eastAsia"/>
+          <w:color w:val="FFFFFF"/>
+          <w:sz w:val="16"/>
+          <w:lang w:eastAsia="zh-CN"/>
         </w:rPr>
-        <w:t>802.11 协议 C 库调用(node-ffi) 6GHz Linux TCP/IP</w:t>
+        <w:t>802.11 协议</w:t>
       </w:r>
+      <w:r/>
+      <w:r>
+        <w:rPr>
+          <w:rFonts w:ascii="Microsoft YaHei" w:eastAsia="Microsoft YaHei" w:hAnsi="Microsoft YaHei" w:cs="Microsoft YaHei" w:hint="eastAsia"/>
+          <w:color w:val="FFFFFF"/>
+          <w:sz w:val="16"/>
+          <w:lang w:eastAsia="zh-CN"/>
+        </w:rPr>
+        <w:t>C 库调用(node-ffi)</w:t>
+      </w:r>
+      <w:r/>
+      <w:r>
+        <w:rPr>
+          <w:color w:val="FFFFFF"/>
+          <w:sz w:val="16"/>
+        </w:rPr>
+        <w:t>6GHz</w:t>
+      </w:r>
+      <w:r/>
+      <w:r>
+        <w:rPr>
+          <w:color w:val="FFFFFF"/>
+          <w:sz w:val="16"/>
+        </w:rPr>
+        <w:t>Linux</w:t>
+      </w:r>
+      <w:r/>
+      <w:r>
+        <w:rPr>
+          <w:color w:val="FFFFFF"/>
+          <w:sz w:val="16"/>
+        </w:rPr>
+        <w:t>TCP/IP</w:t>
+      </w:r>
+      <w:r/>
     </w:p>
     <w:p>
+      <w:pPr>
+        <w:pStyle w:val="Heading4"/>
+      </w:pPr>
       <w:r>
+        <w:rPr>
+          <w:rFonts w:ascii="Microsoft YaHei" w:eastAsia="Microsoft YaHei" w:hAnsi="Microsoft YaHei" w:cs="Microsoft YaHei" w:hint="eastAsia"/>
+          <w:color w:val="555555"/>
+          <w:sz w:val="21"/>
+          <w:lang w:eastAsia="zh-CN"/>
+        </w:rPr>
         <w:t>本人分工</w:t>
       </w:r>
     </w:p>
     <w:p>
+      <w:pPr>
+        <w:pStyle w:val="ListBullet"/>
+        <w:spacing w:before="90" w:after="90"/>
+      </w:pPr>
       <w:r>
-        <w:t>新增 6GHz 频段（802.11be）全链路适配：信道扫描、AP 信息采集、无线参数下发</w:t>
+        <w:rPr>
+          <w:rFonts w:ascii="Microsoft YaHei" w:eastAsia="Microsoft YaHei" w:hAnsi="Microsoft YaHei" w:cs="Microsoft YaHei" w:hint="eastAsia"/>
+          <w:color w:val="444444"/>
+          <w:lang w:eastAsia="zh-CN"/>
+        </w:rPr>
+        <w:t>新增</w:t>
+      </w:r>
+      <w:r>
+        <w:rPr>
+          <w:color w:val="444444"/>
+        </w:rPr>
+        <w:t xml:space="preserve"> 6GHz </w:t>
+      </w:r>
+      <w:r>
+        <w:rPr>
+          <w:rFonts w:ascii="Microsoft YaHei" w:eastAsia="Microsoft YaHei" w:hAnsi="Microsoft YaHei" w:cs="Microsoft YaHei" w:hint="eastAsia"/>
+          <w:color w:val="444444"/>
+          <w:lang w:eastAsia="zh-CN"/>
+        </w:rPr>
+        <w:t>频段（</w:t>
+      </w:r>
+      <w:r>
+        <w:rPr>
+          <w:color w:val="444444"/>
+        </w:rPr>
+        <w:t>802.11be</w:t>
+      </w:r>
+      <w:r>
+        <w:rPr>
+          <w:rFonts w:ascii="Microsoft YaHei" w:eastAsia="Microsoft YaHei" w:hAnsi="Microsoft YaHei" w:cs="Microsoft YaHei" w:hint="eastAsia"/>
+          <w:color w:val="444444"/>
+          <w:lang w:eastAsia="zh-CN"/>
+        </w:rPr>
+        <w:t>）全链路适配：信道扫描、</w:t>
+      </w:r>
+      <w:r>
+        <w:rPr>
+          <w:color w:val="444444"/>
+        </w:rPr>
+        <w:t xml:space="preserve">AP </w:t>
+      </w:r>
+      <w:r>
+        <w:rPr>
+          <w:rFonts w:ascii="Microsoft YaHei" w:eastAsia="Microsoft YaHei" w:hAnsi="Microsoft YaHei" w:cs="Microsoft YaHei" w:hint="eastAsia"/>
+          <w:color w:val="444444"/>
+          <w:lang w:eastAsia="zh-CN"/>
+        </w:rPr>
+        <w:t>信息采集、无线参数下发</w:t>
       </w:r>
     </w:p>
     <w:p>
+      <w:pPr>
+        <w:pStyle w:val="ListBullet"/>
+        <w:spacing w:before="90" w:after="90"/>
+      </w:pPr>
       <w:r>
-        <w:t>node-ffi 调用 C 语言 .so 核心算法库：理解 C 内存布局、指针传参、内存释放，实现跨语言底层调用</w:t>
+        <w:rPr>
+          <w:rFonts w:ascii="Microsoft YaHei" w:eastAsia="Microsoft YaHei" w:hAnsi="Microsoft YaHei" w:cs="Microsoft YaHei" w:hint="eastAsia"/>
+          <w:b/>
+          <w:color w:val="444444"/>
+          <w:lang w:eastAsia="zh-CN"/>
+        </w:rPr>
+        <w:t>node-ffi 调用 C 语言 .so 核心算法库</w:t>
+      </w:r>
+      <w:r>
+        <w:rPr>
+          <w:rFonts w:ascii="Microsoft YaHei" w:eastAsia="Microsoft YaHei" w:hAnsi="Microsoft YaHei" w:cs="Microsoft YaHei" w:hint="eastAsia"/>
+          <w:color w:val="444444"/>
+          <w:lang w:eastAsia="zh-CN"/>
+        </w:rPr>
+        <w:t>：理解</w:t>
+      </w:r>
+      <w:r>
+        <w:rPr>
+          <w:color w:val="444444"/>
+        </w:rPr>
+        <w:t xml:space="preserve"> C </w:t>
+      </w:r>
+      <w:r>
+        <w:rPr>
+          <w:rFonts w:ascii="Microsoft YaHei" w:eastAsia="Microsoft YaHei" w:hAnsi="Microsoft YaHei" w:cs="Microsoft YaHei" w:hint="eastAsia"/>
+          <w:color w:val="444444"/>
+          <w:lang w:eastAsia="zh-CN"/>
+        </w:rPr>
+        <w:t>内存布局、指针传参、内存释放，实现跨语言底层调用</w:t>
       </w:r>
     </w:p>
     <w:p>
+      <w:pPr>
+        <w:pStyle w:val="ListBullet"/>
+        <w:spacing w:before="90" w:after="90"/>
+      </w:pPr>
       <w:r>
-        <w:t>无线信道/频段参数处理（2.4G/5G/6G 三频段统一调度）</w:t>
+        <w:rPr>
+          <w:rFonts w:ascii="Microsoft YaHei" w:eastAsia="Microsoft YaHei" w:hAnsi="Microsoft YaHei" w:cs="Microsoft YaHei" w:hint="eastAsia"/>
+          <w:color w:val="444444"/>
+          <w:lang w:eastAsia="zh-CN"/>
+        </w:rPr>
+        <w:t>无线信道</w:t>
+      </w:r>
+      <w:r>
+        <w:rPr>
+          <w:color w:val="444444"/>
+        </w:rPr>
+        <w:t>/</w:t>
+      </w:r>
+      <w:r>
+        <w:rPr>
+          <w:rFonts w:ascii="Microsoft YaHei" w:eastAsia="Microsoft YaHei" w:hAnsi="Microsoft YaHei" w:cs="Microsoft YaHei" w:hint="eastAsia"/>
+          <w:color w:val="444444"/>
+          <w:lang w:eastAsia="zh-CN"/>
+        </w:rPr>
+        <w:t>频段参数处理（</w:t>
+      </w:r>
+      <w:r>
+        <w:rPr>
+          <w:color w:val="444444"/>
+        </w:rPr>
+        <w:t xml:space="preserve">2.4G/5G/6G </w:t>
+      </w:r>
+      <w:r>
+        <w:rPr>
+          <w:rFonts w:ascii="Microsoft YaHei" w:eastAsia="Microsoft YaHei" w:hAnsi="Microsoft YaHei" w:cs="Microsoft YaHei" w:hint="eastAsia"/>
+          <w:color w:val="444444"/>
+          <w:lang w:eastAsia="zh-CN"/>
+        </w:rPr>
+        <w:t>三频段统一调度）</w:t>
       </w:r>
     </w:p>
     <w:p>
+      <w:pPr>
+        <w:pStyle w:val="Heading4"/>
+        <w:spacing w:after="90"/>
+      </w:pPr>
       <w:r>
-        <w:t>现网规模（生产环境实测）</w:t>
+        <w:rPr>
+          <w:rFonts w:ascii="Microsoft YaHei" w:eastAsia="Microsoft YaHei" w:hAnsi="Microsoft YaHei" w:cs="Microsoft YaHei" w:hint="eastAsia"/>
+          <w:color w:val="174EA6"/>
+          <w:sz w:val="19"/>
+          <w:lang w:eastAsia="zh-CN"/>
+        </w:rPr>
+        <w:t>📊 现网规模（生产环境实测）</w:t>
       </w:r>
     </w:p>
     <w:p>
+      <w:pPr>
+        <w:pStyle w:val="ListBullet"/>
+      </w:pPr>
       <w:r>
-        <w:t>系统纳管无线设备 19.6万+、AP 数据 259万+、射频 258万+</w:t>
+        <w:rPr>
+          <w:rFonts w:ascii="Microsoft YaHei" w:eastAsia="Microsoft YaHei" w:hAnsi="Microsoft YaHei" w:cs="Microsoft YaHei" w:hint="eastAsia"/>
+          <w:lang w:eastAsia="zh-CN"/>
+        </w:rPr>
+        <w:t xml:space="preserve">系统纳管无线设备 </w:t>
+      </w:r>
+      <w:r>
+        <w:rPr>
+          <w:rFonts w:ascii="Microsoft YaHei" w:eastAsia="Microsoft YaHei" w:hAnsi="Microsoft YaHei" w:cs="Microsoft YaHei" w:hint="eastAsia"/>
+          <w:b/>
+          <w:color w:val="2E7D32"/>
+          <w:lang w:eastAsia="zh-CN"/>
+        </w:rPr>
+        <w:t>19.6万+</w:t>
+      </w:r>
+      <w:r>
+        <w:rPr>
+          <w:rFonts w:ascii="Microsoft YaHei" w:eastAsia="Microsoft YaHei" w:hAnsi="Microsoft YaHei" w:cs="Microsoft YaHei" w:hint="eastAsia"/>
+          <w:lang w:eastAsia="zh-CN"/>
+        </w:rPr>
+        <w:t>、</w:t>
+      </w:r>
+      <w:r>
+        <w:t xml:space="preserve">AP </w:t>
+      </w:r>
+      <w:r>
+        <w:rPr>
+          <w:rFonts w:ascii="Microsoft YaHei" w:eastAsia="Microsoft YaHei" w:hAnsi="Microsoft YaHei" w:cs="Microsoft YaHei" w:hint="eastAsia"/>
+          <w:lang w:eastAsia="zh-CN"/>
+        </w:rPr>
+        <w:t>数据</w:t>
+      </w:r>
+      <w:r>
+        <w:t xml:space="preserve"> </w:t>
+      </w:r>
+      <w:r>
+        <w:rPr>
+          <w:rFonts w:ascii="Microsoft YaHei" w:eastAsia="Microsoft YaHei" w:hAnsi="Microsoft YaHei" w:cs="Microsoft YaHei" w:hint="eastAsia"/>
+          <w:b/>
+          <w:color w:val="2E7D32"/>
+          <w:lang w:eastAsia="zh-CN"/>
+        </w:rPr>
+        <w:t>259万+</w:t>
+      </w:r>
+      <w:r>
+        <w:rPr>
+          <w:rFonts w:ascii="Microsoft YaHei" w:eastAsia="Microsoft YaHei" w:hAnsi="Microsoft YaHei" w:cs="Microsoft YaHei" w:hint="eastAsia"/>
+          <w:lang w:eastAsia="zh-CN"/>
+        </w:rPr>
+        <w:t xml:space="preserve">、射频 </w:t>
+      </w:r>
+      <w:r>
+        <w:rPr>
+          <w:rFonts w:ascii="Microsoft YaHei" w:eastAsia="Microsoft YaHei" w:hAnsi="Microsoft YaHei" w:cs="Microsoft YaHei" w:hint="eastAsia"/>
+          <w:b/>
+          <w:color w:val="2E7D32"/>
+          <w:lang w:eastAsia="zh-CN"/>
+        </w:rPr>
+        <w:t>258万+</w:t>
       </w:r>
     </w:p>
     <w:p>
+      <w:pPr>
+        <w:pStyle w:val="ListBullet"/>
+      </w:pPr>
       <w:r>
-        <w:t>覆盖 2.4G/5G/6G 三频段设备通信与无线参数下发</w:t>
+        <w:rPr>
+          <w:rFonts w:ascii="Microsoft YaHei" w:eastAsia="Microsoft YaHei" w:hAnsi="Microsoft YaHei" w:cs="Microsoft YaHei" w:hint="eastAsia"/>
+          <w:lang w:eastAsia="zh-CN"/>
+        </w:rPr>
+        <w:t>覆盖</w:t>
+      </w:r>
+      <w:r>
+        <w:t xml:space="preserve"> 2.4G/5G/6G </w:t>
+      </w:r>
+      <w:r>
+        <w:rPr>
+          <w:rFonts w:ascii="Microsoft YaHei" w:eastAsia="Microsoft YaHei" w:hAnsi="Microsoft YaHei" w:cs="Microsoft YaHei" w:hint="eastAsia"/>
+          <w:lang w:eastAsia="zh-CN"/>
+        </w:rPr>
+        <w:t>三频段设备通信与无线参数下发</w:t>
       </w:r>
     </w:p>
     <w:p>
+      <w:pPr>
+        <w:pStyle w:val="Heading4"/>
+        <w:spacing w:after="120"/>
+      </w:pPr>
+      <w:r>
+        <w:rPr>
+          <w:rFonts w:ascii="Microsoft YaHei" w:eastAsia="Microsoft YaHei" w:hAnsi="Microsoft YaHei" w:cs="Microsoft YaHei" w:hint="eastAsia"/>
+          <w:color w:val="2E7D32"/>
+          <w:sz w:val="21"/>
+          <w:lang w:eastAsia="zh-CN"/>
+        </w:rPr>
+        <w:t>✅ 项目成果</w:t>
+      </w:r>
+    </w:p>
+    <w:p>
+      <w:pPr>
+        <w:pStyle w:val="ListBullet"/>
+        <w:spacing w:before="75" w:after="75"/>
+      </w:pPr>
+      <w:r>
+        <w:rPr>
+          <w:rFonts w:ascii="Microsoft YaHei" w:eastAsia="Microsoft YaHei" w:hAnsi="Microsoft YaHei" w:cs="Microsoft YaHei" w:hint="eastAsia"/>
+          <w:color w:val="2E7D32"/>
+          <w:sz w:val="19"/>
+          <w:lang w:eastAsia="zh-CN"/>
+        </w:rPr>
+        <w:t>从</w:t>
+      </w:r>
+      <w:r>
+        <w:rPr>
+          <w:color w:val="2E7D32"/>
+          <w:sz w:val="19"/>
+        </w:rPr>
+        <w:t xml:space="preserve"> 2 </w:t>
+      </w:r>
+      <w:r>
+        <w:rPr>
+          <w:rFonts w:ascii="Microsoft YaHei" w:eastAsia="Microsoft YaHei" w:hAnsi="Microsoft YaHei" w:cs="Microsoft YaHei" w:hint="eastAsia"/>
+          <w:color w:val="2E7D32"/>
+          <w:sz w:val="19"/>
+          <w:lang w:eastAsia="zh-CN"/>
+        </w:rPr>
+        <w:t>频段扩展到</w:t>
+      </w:r>
+      <w:r>
+        <w:rPr>
+          <w:color w:val="2E7D32"/>
+          <w:sz w:val="19"/>
+        </w:rPr>
+        <w:t xml:space="preserve"> 3 </w:t>
+      </w:r>
+      <w:r>
+        <w:rPr>
+          <w:rFonts w:ascii="Microsoft YaHei" w:eastAsia="Microsoft YaHei" w:hAnsi="Microsoft YaHei" w:cs="Microsoft YaHei" w:hint="eastAsia"/>
+          <w:color w:val="2E7D32"/>
+          <w:sz w:val="19"/>
+          <w:lang w:eastAsia="zh-CN"/>
+        </w:rPr>
+        <w:t>频段，完整支持</w:t>
+      </w:r>
+      <w:r>
+        <w:rPr>
+          <w:color w:val="2E7D32"/>
+          <w:sz w:val="19"/>
+        </w:rPr>
+        <w:t xml:space="preserve"> WiFi7 </w:t>
+      </w:r>
+      <w:r>
+        <w:rPr>
+          <w:rFonts w:ascii="Microsoft YaHei" w:eastAsia="Microsoft YaHei" w:hAnsi="Microsoft YaHei" w:cs="Microsoft YaHei" w:hint="eastAsia"/>
+          <w:color w:val="2E7D32"/>
+          <w:sz w:val="19"/>
+          <w:lang w:eastAsia="zh-CN"/>
+        </w:rPr>
+        <w:t>商用</w:t>
+      </w:r>
+    </w:p>
+    <w:p>
+      <w:pPr>
+        <w:pStyle w:val="ListBullet"/>
+        <w:spacing w:before="75" w:after="75"/>
+      </w:pPr>
+      <w:r>
+        <w:rPr>
+          <w:rFonts w:ascii="Microsoft YaHei" w:eastAsia="Microsoft YaHei" w:hAnsi="Microsoft YaHei" w:cs="Microsoft YaHei" w:hint="eastAsia"/>
+          <w:color w:val="2E7D32"/>
+          <w:sz w:val="19"/>
+          <w:lang w:eastAsia="zh-CN"/>
+        </w:rPr>
+        <w:t xml:space="preserve">独立维护复杂遗留系统，平均每周处理 </w:t>
+      </w:r>
       <w:r>
         <w:rPr>
           <w:b/>
+          <w:color w:val="2E7D32"/>
+          <w:sz w:val="19"/>
         </w:rPr>
-        <w:t>项目成果</w:t>
+        <w:t>1+</w:t>
       </w:r>
+      <w:r>
+        <w:rPr>
+          <w:rFonts w:ascii="Microsoft YaHei" w:eastAsia="Microsoft YaHei" w:hAnsi="Microsoft YaHei" w:cs="Microsoft YaHei" w:hint="eastAsia"/>
+          <w:color w:val="2E7D32"/>
+          <w:sz w:val="19"/>
+          <w:lang w:eastAsia="zh-CN"/>
+        </w:rPr>
+        <w:t xml:space="preserve"> 起线上问题</w:t>
+      </w:r>
+      <w:r/>
+      <w:r/>
     </w:p>
     <w:p>
+      <w:pPr>
+        <w:spacing w:after="180"/>
+      </w:pPr>
+      <w:r/>
       <w:r>
-        <w:t>从 2 频段扩展到 3 频段，完整支持 WiFi7 商用</w:t>
+        <w:rPr>
+          <w:rFonts w:ascii="Microsoft YaHei" w:eastAsia="Microsoft YaHei" w:hAnsi="Microsoft YaHei" w:cs="Microsoft YaHei" w:hint="eastAsia"/>
+          <w:b/>
+          <w:color w:val="1A1A1A"/>
+          <w:sz w:val="22"/>
+          <w:lang w:eastAsia="zh-CN"/>
+        </w:rPr>
+        <w:t>③ AI RRM 系统重构（设备通信与协议）</w:t>
       </w:r>
+      <w:r/>
+      <w:r>
+        <w:rPr>
+          <w:rFonts w:ascii="Microsoft YaHei" w:eastAsia="Microsoft YaHei" w:hAnsi="Microsoft YaHei" w:cs="Microsoft YaHei" w:hint="eastAsia"/>
+          <w:color w:val="888888"/>
+          <w:sz w:val="18"/>
+          <w:lang w:eastAsia="zh-CN"/>
+        </w:rPr>
+        <w:t>2024.08 - 至今</w:t>
+      </w:r>
+      <w:r/>
     </w:p>
     <w:p>
+      <w:pPr>
+        <w:spacing w:before="150" w:after="150"/>
+      </w:pPr>
+      <w:r/>
       <w:r>
-        <w:t>独立维护复杂遗留系统，平均每周处理 1+ 起线上问题</w:t>
+        <w:rPr>
+          <w:rFonts w:ascii="Microsoft YaHei" w:eastAsia="Microsoft YaHei" w:hAnsi="Microsoft YaHei" w:cs="Microsoft YaHei" w:hint="eastAsia"/>
+          <w:color w:val="FFFFFF"/>
+          <w:sz w:val="16"/>
+          <w:lang w:eastAsia="zh-CN"/>
+        </w:rPr>
+        <w:t>netconf协议</w:t>
       </w:r>
+      <w:r/>
+      <w:r>
+        <w:rPr>
+          <w:color w:val="FFFFFF"/>
+          <w:sz w:val="16"/>
+        </w:rPr>
+        <w:t>WebSocket</w:t>
+      </w:r>
+      <w:r/>
+      <w:r>
+        <w:rPr>
+          <w:color w:val="FFFFFF"/>
+          <w:sz w:val="16"/>
+        </w:rPr>
+        <w:t>TCP/IP</w:t>
+      </w:r>
+      <w:r/>
+      <w:r>
+        <w:rPr>
+          <w:rFonts w:ascii="Microsoft YaHei" w:eastAsia="Microsoft YaHei" w:hAnsi="Microsoft YaHei" w:cs="Microsoft YaHei" w:hint="eastAsia"/>
+          <w:color w:val="FFFFFF"/>
+          <w:sz w:val="16"/>
+          <w:lang w:eastAsia="zh-CN"/>
+        </w:rPr>
+        <w:t>设备通信</w:t>
+      </w:r>
+      <w:r/>
     </w:p>
     <w:p>
+      <w:pPr>
+        <w:pStyle w:val="Heading4"/>
+      </w:pPr>
       <w:r>
         <w:rPr>
-          <w:b/>
-          <w:sz w:val="24"/>
+          <w:rFonts w:ascii="Microsoft YaHei" w:eastAsia="Microsoft YaHei" w:hAnsi="Microsoft YaHei" w:cs="Microsoft YaHei" w:hint="eastAsia"/>
+          <w:color w:val="555555"/>
+          <w:sz w:val="21"/>
+          <w:lang w:eastAsia="zh-CN"/>
         </w:rPr>
-        <w:t>3. AI RRM 系统重构（设备通信与协议） 2024.08 - 至今</w:t>
-      </w:r>
-    </w:p>
-    <w:p>
-      <w:r>
-        <w:t>netconf协议 WebSocket TCP/IP 设备通信</w:t>
-      </w:r>
-    </w:p>
-    <w:p>
-      <w:r>
         <w:t>本人分工</w:t>
       </w:r>
     </w:p>
     <w:p>
+      <w:pPr>
+        <w:pStyle w:val="ListBullet"/>
+        <w:spacing w:before="90" w:after="90"/>
+      </w:pPr>
       <w:r>
-        <w:t>基于 WebSocket + netconf 实现云端到 AC 网络设备的指令下发（调优参数、生效指令），打通"下发-计算-上报-展示"通信闭环</w:t>
+        <w:rPr>
+          <w:rFonts w:ascii="Microsoft YaHei" w:eastAsia="Microsoft YaHei" w:hAnsi="Microsoft YaHei" w:cs="Microsoft YaHei" w:hint="eastAsia"/>
+          <w:color w:val="444444"/>
+          <w:lang w:eastAsia="zh-CN"/>
+        </w:rPr>
+        <w:t xml:space="preserve">基于 </w:t>
+      </w:r>
+      <w:r>
+        <w:rPr>
+          <w:b/>
+          <w:color w:val="444444"/>
+        </w:rPr>
+        <w:t>WebSocket + netconf</w:t>
+      </w:r>
+      <w:r>
+        <w:rPr>
+          <w:color w:val="444444"/>
+        </w:rPr>
+        <w:t xml:space="preserve"> </w:t>
+      </w:r>
+      <w:r>
+        <w:rPr>
+          <w:rFonts w:ascii="Microsoft YaHei" w:eastAsia="Microsoft YaHei" w:hAnsi="Microsoft YaHei" w:cs="Microsoft YaHei" w:hint="eastAsia"/>
+          <w:color w:val="444444"/>
+          <w:lang w:eastAsia="zh-CN"/>
+        </w:rPr>
+        <w:t>实现云端到</w:t>
+      </w:r>
+      <w:r>
+        <w:rPr>
+          <w:color w:val="444444"/>
+        </w:rPr>
+        <w:t xml:space="preserve"> AC </w:t>
+      </w:r>
+      <w:r>
+        <w:rPr>
+          <w:rFonts w:ascii="Microsoft YaHei" w:eastAsia="Microsoft YaHei" w:hAnsi="Microsoft YaHei" w:cs="Microsoft YaHei" w:hint="eastAsia"/>
+          <w:color w:val="444444"/>
+          <w:lang w:eastAsia="zh-CN"/>
+        </w:rPr>
+        <w:t>网络设备的指令下发（调优参数、生效指令），打通</w:t>
+      </w:r>
+      <w:r>
+        <w:rPr>
+          <w:color w:val="444444"/>
+        </w:rPr>
+        <w:t>"</w:t>
+      </w:r>
+      <w:r>
+        <w:rPr>
+          <w:rFonts w:ascii="Microsoft YaHei" w:eastAsia="Microsoft YaHei" w:hAnsi="Microsoft YaHei" w:cs="Microsoft YaHei" w:hint="eastAsia"/>
+          <w:color w:val="444444"/>
+          <w:lang w:eastAsia="zh-CN"/>
+        </w:rPr>
+        <w:t>下发</w:t>
+      </w:r>
+      <w:r>
+        <w:rPr>
+          <w:color w:val="444444"/>
+        </w:rPr>
+        <w:t>-</w:t>
+      </w:r>
+      <w:r>
+        <w:rPr>
+          <w:rFonts w:ascii="Microsoft YaHei" w:eastAsia="Microsoft YaHei" w:hAnsi="Microsoft YaHei" w:cs="Microsoft YaHei" w:hint="eastAsia"/>
+          <w:color w:val="444444"/>
+          <w:lang w:eastAsia="zh-CN"/>
+        </w:rPr>
+        <w:t>计算</w:t>
+      </w:r>
+      <w:r>
+        <w:rPr>
+          <w:color w:val="444444"/>
+        </w:rPr>
+        <w:t>-</w:t>
+      </w:r>
+      <w:r>
+        <w:rPr>
+          <w:rFonts w:ascii="Microsoft YaHei" w:eastAsia="Microsoft YaHei" w:hAnsi="Microsoft YaHei" w:cs="Microsoft YaHei" w:hint="eastAsia"/>
+          <w:color w:val="444444"/>
+          <w:lang w:eastAsia="zh-CN"/>
+        </w:rPr>
+        <w:t>上报</w:t>
+      </w:r>
+      <w:r>
+        <w:rPr>
+          <w:color w:val="444444"/>
+        </w:rPr>
+        <w:t>-</w:t>
+      </w:r>
+      <w:r>
+        <w:rPr>
+          <w:rFonts w:ascii="Microsoft YaHei" w:eastAsia="Microsoft YaHei" w:hAnsi="Microsoft YaHei" w:cs="Microsoft YaHei" w:hint="eastAsia"/>
+          <w:color w:val="444444"/>
+          <w:lang w:eastAsia="zh-CN"/>
+        </w:rPr>
+        <w:t>展示</w:t>
+      </w:r>
+      <w:r>
+        <w:rPr>
+          <w:color w:val="444444"/>
+        </w:rPr>
+        <w:t>"</w:t>
+      </w:r>
+      <w:r>
+        <w:rPr>
+          <w:rFonts w:ascii="Microsoft YaHei" w:eastAsia="Microsoft YaHei" w:hAnsi="Microsoft YaHei" w:cs="Microsoft YaHei" w:hint="eastAsia"/>
+          <w:color w:val="444444"/>
+          <w:lang w:eastAsia="zh-CN"/>
+        </w:rPr>
+        <w:t>通信闭环</w:t>
       </w:r>
     </w:p>
     <w:p>
+      <w:pPr>
+        <w:pStyle w:val="ListBullet"/>
+        <w:spacing w:before="90" w:after="90"/>
+      </w:pPr>
       <w:r>
+        <w:rPr>
+          <w:rFonts w:ascii="Microsoft YaHei" w:eastAsia="Microsoft YaHei" w:hAnsi="Microsoft YaHei" w:cs="Microsoft YaHei" w:hint="eastAsia"/>
+          <w:color w:val="444444"/>
+          <w:lang w:eastAsia="zh-CN"/>
+        </w:rPr>
         <w:t>设备侧调优结果实时上报链路设计与消息可靠性保障</w:t>
       </w:r>
     </w:p>
     <w:p>
+      <w:pPr>
+        <w:pStyle w:val="Heading4"/>
+        <w:spacing w:after="120"/>
+      </w:pPr>
+      <w:r>
+        <w:rPr>
+          <w:rFonts w:ascii="Microsoft YaHei" w:eastAsia="Microsoft YaHei" w:hAnsi="Microsoft YaHei" w:cs="Microsoft YaHei" w:hint="eastAsia"/>
+          <w:color w:val="2E7D32"/>
+          <w:sz w:val="21"/>
+          <w:lang w:eastAsia="zh-CN"/>
+        </w:rPr>
+        <w:t>✅ 项目成果</w:t>
+      </w:r>
+    </w:p>
+    <w:p>
+      <w:pPr>
+        <w:pStyle w:val="ListBullet"/>
+        <w:spacing w:before="75" w:after="75"/>
+      </w:pPr>
+      <w:r>
+        <w:rPr>
+          <w:rFonts w:ascii="Microsoft YaHei" w:eastAsia="Microsoft YaHei" w:hAnsi="Microsoft YaHei" w:cs="Microsoft YaHei" w:hint="eastAsia"/>
+          <w:color w:val="2E7D32"/>
+          <w:sz w:val="19"/>
+          <w:lang w:eastAsia="zh-CN"/>
+        </w:rPr>
+        <w:t xml:space="preserve">适配现网 </w:t>
+      </w:r>
       <w:r>
         <w:rPr>
           <w:b/>
+          <w:color w:val="2E7D32"/>
+          <w:sz w:val="19"/>
         </w:rPr>
-        <w:t>项目成果</w:t>
+        <w:t>98%+</w:t>
       </w:r>
+      <w:r>
+        <w:rPr>
+          <w:color w:val="2E7D32"/>
+          <w:sz w:val="19"/>
+        </w:rPr>
+        <w:t xml:space="preserve"> AC+fitap </w:t>
+      </w:r>
+      <w:r>
+        <w:rPr>
+          <w:rFonts w:ascii="Microsoft YaHei" w:eastAsia="Microsoft YaHei" w:hAnsi="Microsoft YaHei" w:cs="Microsoft YaHei" w:hint="eastAsia"/>
+          <w:color w:val="2E7D32"/>
+          <w:sz w:val="19"/>
+          <w:lang w:eastAsia="zh-CN"/>
+        </w:rPr>
+        <w:t>组网设备通信</w:t>
+      </w:r>
+      <w:r/>
     </w:p>
     <w:p>
-      <w:r>
-        <w:t>适配现网 98%+ AC+fitap 组网设备通信</w:t>
-      </w:r>
-    </w:p>
-    <w:p>
+      <w:pPr>
+        <w:pStyle w:val="Heading2"/>
+      </w:pPr>
       <w:r>
         <w:rPr>
-          <w:b/>
+          <w:rFonts w:ascii="Microsoft YaHei" w:eastAsia="Microsoft YaHei" w:hAnsi="Microsoft YaHei" w:cs="Microsoft YaHei" w:hint="eastAsia"/>
+          <w:color w:val="FFFFFF"/>
           <w:sz w:val="24"/>
+          <w:lang w:eastAsia="zh-CN"/>
         </w:rPr>
         <w:t>技 术 栈</w:t>
       </w:r>
+      <w:r/>
     </w:p>
     <w:p>
+      <w:pPr>
+        <w:pStyle w:val="Heading4"/>
+        <w:spacing w:after="90"/>
+        <w:pBdr>
+          <w:top w:val="none" w:sz="6" w:space="0" w:color="auto"/>
+          <w:bottom w:val="none" w:sz="6" w:space="0" w:color="auto"/>
+          <w:left w:val="none" w:sz="6" w:space="0" w:color="auto"/>
+          <w:right w:val="none" w:sz="6" w:space="0" w:color="auto"/>
+        </w:pBdr>
+      </w:pPr>
       <w:r>
+        <w:rPr>
+          <w:rFonts w:ascii="Microsoft YaHei" w:eastAsia="Microsoft YaHei" w:hAnsi="Microsoft YaHei" w:cs="Microsoft YaHei" w:hint="eastAsia"/>
+          <w:color w:val="1A1A1A"/>
+          <w:sz w:val="21"/>
+          <w:lang w:eastAsia="zh-CN"/>
+        </w:rPr>
         <w:t>C/C++ 与底层</w:t>
       </w:r>
     </w:p>
     <w:p>
+      <w:pPr/>
       <w:r>
-        <w:t>C/C++ 功底（蓝桥杯 C/C++ 研究生组二等奖）· node-ffi 调用 C .so 动态库（内存布局/指针/释放）· 内存管理理解</w:t>
+        <w:rPr>
+          <w:rFonts w:ascii="Microsoft YaHei" w:eastAsia="Microsoft YaHei" w:hAnsi="Microsoft YaHei" w:cs="Microsoft YaHei" w:hint="eastAsia"/>
+          <w:b/>
+          <w:color w:val="666666"/>
+          <w:sz w:val="19"/>
+          <w:lang w:eastAsia="zh-CN"/>
+        </w:rPr>
+        <w:t>C/C++ 功底</w:t>
+      </w:r>
+      <w:r>
+        <w:rPr>
+          <w:rFonts w:ascii="Microsoft YaHei" w:eastAsia="Microsoft YaHei" w:hAnsi="Microsoft YaHei" w:cs="Microsoft YaHei" w:hint="eastAsia"/>
+          <w:color w:val="666666"/>
+          <w:sz w:val="19"/>
+          <w:lang w:eastAsia="zh-CN"/>
+        </w:rPr>
+        <w:t>（蓝桥杯</w:t>
+      </w:r>
+      <w:r>
+        <w:rPr>
+          <w:color w:val="666666"/>
+          <w:sz w:val="19"/>
+        </w:rPr>
+        <w:t xml:space="preserve"> C/C++ </w:t>
+      </w:r>
+      <w:r>
+        <w:rPr>
+          <w:rFonts w:ascii="Microsoft YaHei" w:eastAsia="Microsoft YaHei" w:hAnsi="Microsoft YaHei" w:cs="Microsoft YaHei" w:hint="eastAsia"/>
+          <w:color w:val="666666"/>
+          <w:sz w:val="19"/>
+          <w:lang w:eastAsia="zh-CN"/>
+        </w:rPr>
+        <w:t>研究生组二等奖）</w:t>
+      </w:r>
+      <w:r>
+        <w:rPr>
+          <w:color w:val="666666"/>
+          <w:sz w:val="19"/>
+        </w:rPr>
+        <w:t xml:space="preserve">· </w:t>
+      </w:r>
+      <w:r>
+        <w:rPr>
+          <w:rFonts w:ascii="Microsoft YaHei" w:eastAsia="Microsoft YaHei" w:hAnsi="Microsoft YaHei" w:cs="Microsoft YaHei" w:hint="eastAsia"/>
+          <w:b/>
+          <w:color w:val="666666"/>
+          <w:sz w:val="19"/>
+          <w:lang w:eastAsia="zh-CN"/>
+        </w:rPr>
+        <w:t>node-ffi 调用 C .so 动态库</w:t>
+      </w:r>
+      <w:r>
+        <w:rPr>
+          <w:rFonts w:ascii="Microsoft YaHei" w:eastAsia="Microsoft YaHei" w:hAnsi="Microsoft YaHei" w:cs="Microsoft YaHei" w:hint="eastAsia"/>
+          <w:color w:val="666666"/>
+          <w:sz w:val="19"/>
+          <w:lang w:eastAsia="zh-CN"/>
+        </w:rPr>
+        <w:t>（内存布局</w:t>
+      </w:r>
+      <w:r>
+        <w:rPr>
+          <w:color w:val="666666"/>
+          <w:sz w:val="19"/>
+        </w:rPr>
+        <w:t>/</w:t>
+      </w:r>
+      <w:r>
+        <w:rPr>
+          <w:rFonts w:ascii="Microsoft YaHei" w:eastAsia="Microsoft YaHei" w:hAnsi="Microsoft YaHei" w:cs="Microsoft YaHei" w:hint="eastAsia"/>
+          <w:color w:val="666666"/>
+          <w:sz w:val="19"/>
+          <w:lang w:eastAsia="zh-CN"/>
+        </w:rPr>
+        <w:t>指针</w:t>
+      </w:r>
+      <w:r>
+        <w:rPr>
+          <w:color w:val="666666"/>
+          <w:sz w:val="19"/>
+        </w:rPr>
+        <w:t>/</w:t>
+      </w:r>
+      <w:r>
+        <w:rPr>
+          <w:rFonts w:ascii="Microsoft YaHei" w:eastAsia="Microsoft YaHei" w:hAnsi="Microsoft YaHei" w:cs="Microsoft YaHei" w:hint="eastAsia"/>
+          <w:color w:val="666666"/>
+          <w:sz w:val="19"/>
+          <w:lang w:eastAsia="zh-CN"/>
+        </w:rPr>
+        <w:t>释放）</w:t>
+      </w:r>
+      <w:r>
+        <w:rPr>
+          <w:color w:val="666666"/>
+          <w:sz w:val="19"/>
+        </w:rPr>
+        <w:t xml:space="preserve">· </w:t>
+      </w:r>
+      <w:r>
+        <w:rPr>
+          <w:rFonts w:ascii="Microsoft YaHei" w:eastAsia="Microsoft YaHei" w:hAnsi="Microsoft YaHei" w:cs="Microsoft YaHei" w:hint="eastAsia"/>
+          <w:color w:val="666666"/>
+          <w:sz w:val="19"/>
+          <w:lang w:eastAsia="zh-CN"/>
+        </w:rPr>
+        <w:t>内存管理理解</w:t>
       </w:r>
     </w:p>
     <w:p>
+      <w:pPr>
+        <w:pStyle w:val="Heading4"/>
+        <w:spacing w:after="90"/>
+        <w:pBdr>
+          <w:top w:val="none" w:sz="6" w:space="0" w:color="auto"/>
+          <w:bottom w:val="none" w:sz="6" w:space="0" w:color="auto"/>
+          <w:left w:val="none" w:sz="6" w:space="0" w:color="auto"/>
+          <w:right w:val="none" w:sz="6" w:space="0" w:color="auto"/>
+        </w:pBdr>
+      </w:pPr>
       <w:r>
+        <w:rPr>
+          <w:rFonts w:ascii="Microsoft YaHei" w:eastAsia="Microsoft YaHei" w:hAnsi="Microsoft YaHei" w:cs="Microsoft YaHei" w:hint="eastAsia"/>
+          <w:color w:val="1A1A1A"/>
+          <w:sz w:val="21"/>
+          <w:lang w:eastAsia="zh-CN"/>
+        </w:rPr>
         <w:t>网络与无线协议（核心）</w:t>
       </w:r>
     </w:p>
     <w:p>
+      <w:pPr/>
       <w:r>
-        <w:t>TCP/IP 协议栈 · 802.11 无线协议（2.4G/5G/6G、WiFi7）· netconf · WebSocket · 无线信道/频段/漫游原理</w:t>
+        <w:rPr>
+          <w:rFonts w:ascii="Microsoft YaHei" w:eastAsia="Microsoft YaHei" w:hAnsi="Microsoft YaHei" w:cs="Microsoft YaHei" w:hint="eastAsia"/>
+          <w:b/>
+          <w:color w:val="666666"/>
+          <w:sz w:val="19"/>
+          <w:lang w:eastAsia="zh-CN"/>
+        </w:rPr>
+        <w:t>TCP/IP 协议栈</w:t>
+      </w:r>
+      <w:r>
+        <w:rPr>
+          <w:color w:val="666666"/>
+          <w:sz w:val="19"/>
+        </w:rPr>
+        <w:t xml:space="preserve"> · </w:t>
+      </w:r>
+      <w:r>
+        <w:rPr>
+          <w:rFonts w:ascii="Microsoft YaHei" w:eastAsia="Microsoft YaHei" w:hAnsi="Microsoft YaHei" w:cs="Microsoft YaHei" w:hint="eastAsia"/>
+          <w:b/>
+          <w:color w:val="666666"/>
+          <w:sz w:val="19"/>
+          <w:lang w:eastAsia="zh-CN"/>
+        </w:rPr>
+        <w:t>802.11 无线协议</w:t>
+      </w:r>
+      <w:r>
+        <w:rPr>
+          <w:rFonts w:ascii="Microsoft YaHei" w:eastAsia="Microsoft YaHei" w:hAnsi="Microsoft YaHei" w:cs="Microsoft YaHei" w:hint="eastAsia"/>
+          <w:color w:val="666666"/>
+          <w:sz w:val="19"/>
+          <w:lang w:eastAsia="zh-CN"/>
+        </w:rPr>
+        <w:t>（</w:t>
+      </w:r>
+      <w:r>
+        <w:rPr>
+          <w:color w:val="666666"/>
+          <w:sz w:val="19"/>
+        </w:rPr>
+        <w:t>2.4G/5G/6G</w:t>
+      </w:r>
+      <w:r>
+        <w:rPr>
+          <w:rFonts w:ascii="Microsoft YaHei" w:eastAsia="Microsoft YaHei" w:hAnsi="Microsoft YaHei" w:cs="Microsoft YaHei" w:hint="eastAsia"/>
+          <w:color w:val="666666"/>
+          <w:sz w:val="19"/>
+          <w:lang w:eastAsia="zh-CN"/>
+        </w:rPr>
+        <w:t>、</w:t>
+      </w:r>
+      <w:r>
+        <w:rPr>
+          <w:color w:val="666666"/>
+          <w:sz w:val="19"/>
+        </w:rPr>
+        <w:t>WiFi7</w:t>
+      </w:r>
+      <w:r>
+        <w:rPr>
+          <w:rFonts w:ascii="Microsoft YaHei" w:eastAsia="Microsoft YaHei" w:hAnsi="Microsoft YaHei" w:cs="Microsoft YaHei" w:hint="eastAsia"/>
+          <w:color w:val="666666"/>
+          <w:sz w:val="19"/>
+          <w:lang w:eastAsia="zh-CN"/>
+        </w:rPr>
+        <w:t>）</w:t>
+      </w:r>
+      <w:r>
+        <w:rPr>
+          <w:color w:val="666666"/>
+          <w:sz w:val="19"/>
+        </w:rPr>
+        <w:t xml:space="preserve">· netconf · WebSocket · </w:t>
+      </w:r>
+      <w:r>
+        <w:rPr>
+          <w:rFonts w:ascii="Microsoft YaHei" w:eastAsia="Microsoft YaHei" w:hAnsi="Microsoft YaHei" w:cs="Microsoft YaHei" w:hint="eastAsia"/>
+          <w:color w:val="666666"/>
+          <w:sz w:val="19"/>
+          <w:lang w:eastAsia="zh-CN"/>
+        </w:rPr>
+        <w:t>无线信道</w:t>
+      </w:r>
+      <w:r>
+        <w:rPr>
+          <w:color w:val="666666"/>
+          <w:sz w:val="19"/>
+        </w:rPr>
+        <w:t>/</w:t>
+      </w:r>
+      <w:r>
+        <w:rPr>
+          <w:rFonts w:ascii="Microsoft YaHei" w:eastAsia="Microsoft YaHei" w:hAnsi="Microsoft YaHei" w:cs="Microsoft YaHei" w:hint="eastAsia"/>
+          <w:color w:val="666666"/>
+          <w:sz w:val="19"/>
+          <w:lang w:eastAsia="zh-CN"/>
+        </w:rPr>
+        <w:t>频段</w:t>
+      </w:r>
+      <w:r>
+        <w:rPr>
+          <w:color w:val="666666"/>
+          <w:sz w:val="19"/>
+        </w:rPr>
+        <w:t>/</w:t>
+      </w:r>
+      <w:r>
+        <w:rPr>
+          <w:rFonts w:ascii="Microsoft YaHei" w:eastAsia="Microsoft YaHei" w:hAnsi="Microsoft YaHei" w:cs="Microsoft YaHei" w:hint="eastAsia"/>
+          <w:color w:val="666666"/>
+          <w:sz w:val="19"/>
+          <w:lang w:eastAsia="zh-CN"/>
+        </w:rPr>
+        <w:t>漫游原理</w:t>
       </w:r>
     </w:p>
     <w:p>
+      <w:pPr>
+        <w:pStyle w:val="Heading4"/>
+        <w:spacing w:after="90"/>
+        <w:pBdr>
+          <w:top w:val="none" w:sz="6" w:space="0" w:color="auto"/>
+          <w:bottom w:val="none" w:sz="6" w:space="0" w:color="auto"/>
+          <w:left w:val="none" w:sz="6" w:space="0" w:color="auto"/>
+          <w:right w:val="none" w:sz="6" w:space="0" w:color="auto"/>
+        </w:pBdr>
+      </w:pPr>
       <w:r>
+        <w:rPr>
+          <w:rFonts w:ascii="Microsoft YaHei" w:eastAsia="Microsoft YaHei" w:hAnsi="Microsoft YaHei" w:cs="Microsoft YaHei" w:hint="eastAsia"/>
+          <w:color w:val="1A1A1A"/>
+          <w:sz w:val="21"/>
+          <w:lang w:eastAsia="zh-CN"/>
+        </w:rPr>
         <w:t>Linux 与工具</w:t>
       </w:r>
     </w:p>
     <w:p>
+      <w:pPr/>
       <w:r>
-        <w:t>Linux 环境开发调试 · Shell 脚本 · gdb/调试工具（了解）· 交叉编译（了解） · 设备资源受限优化</w:t>
+        <w:rPr>
+          <w:color w:val="666666"/>
+          <w:sz w:val="19"/>
+        </w:rPr>
+        <w:t xml:space="preserve">Linux </w:t>
+      </w:r>
+      <w:r>
+        <w:rPr>
+          <w:rFonts w:ascii="Microsoft YaHei" w:eastAsia="Microsoft YaHei" w:hAnsi="Microsoft YaHei" w:cs="Microsoft YaHei" w:hint="eastAsia"/>
+          <w:color w:val="666666"/>
+          <w:sz w:val="19"/>
+          <w:lang w:eastAsia="zh-CN"/>
+        </w:rPr>
+        <w:t>环境开发调试</w:t>
+      </w:r>
+      <w:r>
+        <w:rPr>
+          <w:color w:val="666666"/>
+          <w:sz w:val="19"/>
+        </w:rPr>
+        <w:t xml:space="preserve"> · Shell </w:t>
+      </w:r>
+      <w:r>
+        <w:rPr>
+          <w:rFonts w:ascii="Microsoft YaHei" w:eastAsia="Microsoft YaHei" w:hAnsi="Microsoft YaHei" w:cs="Microsoft YaHei" w:hint="eastAsia"/>
+          <w:color w:val="666666"/>
+          <w:sz w:val="19"/>
+          <w:lang w:eastAsia="zh-CN"/>
+        </w:rPr>
+        <w:t>脚本</w:t>
+      </w:r>
+      <w:r>
+        <w:rPr>
+          <w:color w:val="666666"/>
+          <w:sz w:val="19"/>
+        </w:rPr>
+        <w:t xml:space="preserve"> · gdb/</w:t>
+      </w:r>
+      <w:r>
+        <w:rPr>
+          <w:rFonts w:ascii="Microsoft YaHei" w:eastAsia="Microsoft YaHei" w:hAnsi="Microsoft YaHei" w:cs="Microsoft YaHei" w:hint="eastAsia"/>
+          <w:color w:val="666666"/>
+          <w:sz w:val="19"/>
+          <w:lang w:eastAsia="zh-CN"/>
+        </w:rPr>
+        <w:t>调试工具（了解）</w:t>
+      </w:r>
+      <w:r>
+        <w:rPr>
+          <w:color w:val="666666"/>
+          <w:sz w:val="19"/>
+        </w:rPr>
+        <w:t xml:space="preserve">· </w:t>
+      </w:r>
+      <w:r>
+        <w:rPr>
+          <w:rFonts w:ascii="Microsoft YaHei" w:eastAsia="Microsoft YaHei" w:hAnsi="Microsoft YaHei" w:cs="Microsoft YaHei" w:hint="eastAsia"/>
+          <w:b/>
+          <w:color w:val="666666"/>
+          <w:sz w:val="19"/>
+          <w:lang w:eastAsia="zh-CN"/>
+        </w:rPr>
+        <w:t>交叉编译（了解）</w:t>
+      </w:r>
+      <w:r>
+        <w:rPr>
+          <w:color w:val="666666"/>
+          <w:sz w:val="19"/>
+        </w:rPr>
+        <w:t xml:space="preserve"> · </w:t>
+      </w:r>
+      <w:r>
+        <w:rPr>
+          <w:rFonts w:ascii="Microsoft YaHei" w:eastAsia="Microsoft YaHei" w:hAnsi="Microsoft YaHei" w:cs="Microsoft YaHei" w:hint="eastAsia"/>
+          <w:color w:val="666666"/>
+          <w:sz w:val="19"/>
+          <w:lang w:eastAsia="zh-CN"/>
+        </w:rPr>
+        <w:t>设备资源受限优化</w:t>
       </w:r>
     </w:p>
     <w:p>
+      <w:pPr>
+        <w:pStyle w:val="Heading4"/>
+        <w:spacing w:after="90"/>
+        <w:pBdr>
+          <w:top w:val="none" w:sz="6" w:space="0" w:color="auto"/>
+          <w:bottom w:val="none" w:sz="6" w:space="0" w:color="auto"/>
+          <w:left w:val="none" w:sz="6" w:space="0" w:color="auto"/>
+          <w:right w:val="none" w:sz="6" w:space="0" w:color="auto"/>
+        </w:pBdr>
+      </w:pPr>
       <w:r>
+        <w:rPr>
+          <w:rFonts w:ascii="Microsoft YaHei" w:eastAsia="Microsoft YaHei" w:hAnsi="Microsoft YaHei" w:cs="Microsoft YaHei" w:hint="eastAsia"/>
+          <w:color w:val="1A1A1A"/>
+          <w:sz w:val="21"/>
+          <w:lang w:eastAsia="zh-CN"/>
+        </w:rPr>
         <w:t>嵌入式基础（转岗补充）</w:t>
       </w:r>
     </w:p>
     <w:p>
+      <w:pPr/>
       <w:r>
-        <w:t>RTOS 概念（FreeRTOS 原理了解） · 中断/驱动（学习）· 内存对齐 · 大端小端 · 设备通信协议设计</w:t>
+        <w:rPr>
+          <w:rFonts w:ascii="Microsoft YaHei" w:eastAsia="Microsoft YaHei" w:hAnsi="Microsoft YaHei" w:cs="Microsoft YaHei" w:hint="eastAsia"/>
+          <w:b/>
+          <w:color w:val="666666"/>
+          <w:sz w:val="19"/>
+          <w:lang w:eastAsia="zh-CN"/>
+        </w:rPr>
+        <w:t>RTOS 概念（FreeRTOS 原理了解）</w:t>
+      </w:r>
+      <w:r>
+        <w:rPr>
+          <w:color w:val="666666"/>
+          <w:sz w:val="19"/>
+        </w:rPr>
+        <w:t xml:space="preserve"> · </w:t>
+      </w:r>
+      <w:r>
+        <w:rPr>
+          <w:rFonts w:ascii="Microsoft YaHei" w:eastAsia="Microsoft YaHei" w:hAnsi="Microsoft YaHei" w:cs="Microsoft YaHei" w:hint="eastAsia"/>
+          <w:color w:val="666666"/>
+          <w:sz w:val="19"/>
+          <w:lang w:eastAsia="zh-CN"/>
+        </w:rPr>
+        <w:t>中断</w:t>
+      </w:r>
+      <w:r>
+        <w:rPr>
+          <w:color w:val="666666"/>
+          <w:sz w:val="19"/>
+        </w:rPr>
+        <w:t>/</w:t>
+      </w:r>
+      <w:r>
+        <w:rPr>
+          <w:rFonts w:ascii="Microsoft YaHei" w:eastAsia="Microsoft YaHei" w:hAnsi="Microsoft YaHei" w:cs="Microsoft YaHei" w:hint="eastAsia"/>
+          <w:color w:val="666666"/>
+          <w:sz w:val="19"/>
+          <w:lang w:eastAsia="zh-CN"/>
+        </w:rPr>
+        <w:t>驱动（学习）</w:t>
+      </w:r>
+      <w:r>
+        <w:rPr>
+          <w:color w:val="666666"/>
+          <w:sz w:val="19"/>
+        </w:rPr>
+        <w:t xml:space="preserve">· </w:t>
+      </w:r>
+      <w:r>
+        <w:rPr>
+          <w:rFonts w:ascii="Microsoft YaHei" w:eastAsia="Microsoft YaHei" w:hAnsi="Microsoft YaHei" w:cs="Microsoft YaHei" w:hint="eastAsia"/>
+          <w:color w:val="666666"/>
+          <w:sz w:val="19"/>
+          <w:lang w:eastAsia="zh-CN"/>
+        </w:rPr>
+        <w:t>内存对齐</w:t>
+      </w:r>
+      <w:r>
+        <w:rPr>
+          <w:color w:val="666666"/>
+          <w:sz w:val="19"/>
+        </w:rPr>
+        <w:t xml:space="preserve"> · </w:t>
+      </w:r>
+      <w:r>
+        <w:rPr>
+          <w:rFonts w:ascii="Microsoft YaHei" w:eastAsia="Microsoft YaHei" w:hAnsi="Microsoft YaHei" w:cs="Microsoft YaHei" w:hint="eastAsia"/>
+          <w:color w:val="666666"/>
+          <w:sz w:val="19"/>
+          <w:lang w:eastAsia="zh-CN"/>
+        </w:rPr>
+        <w:t>大端小端</w:t>
+      </w:r>
+      <w:r>
+        <w:rPr>
+          <w:color w:val="666666"/>
+          <w:sz w:val="19"/>
+        </w:rPr>
+        <w:t xml:space="preserve"> · </w:t>
+      </w:r>
+      <w:r>
+        <w:rPr>
+          <w:rFonts w:ascii="Microsoft YaHei" w:eastAsia="Microsoft YaHei" w:hAnsi="Microsoft YaHei" w:cs="Microsoft YaHei" w:hint="eastAsia"/>
+          <w:color w:val="666666"/>
+          <w:sz w:val="19"/>
+          <w:lang w:eastAsia="zh-CN"/>
+        </w:rPr>
+        <w:t>设备通信协议设计</w:t>
       </w:r>
     </w:p>
     <w:p>
+      <w:pPr>
+        <w:pStyle w:val="Heading4"/>
+        <w:spacing w:after="90"/>
+        <w:pBdr>
+          <w:top w:val="none" w:sz="6" w:space="0" w:color="auto"/>
+          <w:bottom w:val="none" w:sz="6" w:space="0" w:color="auto"/>
+          <w:left w:val="none" w:sz="6" w:space="0" w:color="auto"/>
+          <w:right w:val="none" w:sz="6" w:space="0" w:color="auto"/>
+        </w:pBdr>
+      </w:pPr>
       <w:r>
+        <w:rPr>
+          <w:rFonts w:ascii="Microsoft YaHei" w:eastAsia="Microsoft YaHei" w:hAnsi="Microsoft YaHei" w:cs="Microsoft YaHei" w:hint="eastAsia"/>
+          <w:color w:val="1A1A1A"/>
+          <w:sz w:val="21"/>
+          <w:lang w:eastAsia="zh-CN"/>
+        </w:rPr>
         <w:t>工程能力</w:t>
       </w:r>
     </w:p>
     <w:p>
+      <w:pPr/>
       <w:r>
-        <w:t>K8s/Docker · CI/CD · Kafka/RabbitMQ · MongoDB/Redis · 版本管理 Git</w:t>
+        <w:rPr>
+          <w:color w:val="666666"/>
+          <w:sz w:val="19"/>
+        </w:rPr>
+        <w:t xml:space="preserve">K8s/Docker · CI/CD · Kafka/RabbitMQ · MongoDB/Redis · </w:t>
+      </w:r>
+      <w:r>
+        <w:rPr>
+          <w:rFonts w:ascii="Microsoft YaHei" w:eastAsia="Microsoft YaHei" w:hAnsi="Microsoft YaHei" w:cs="Microsoft YaHei" w:hint="eastAsia"/>
+          <w:color w:val="666666"/>
+          <w:sz w:val="19"/>
+          <w:lang w:eastAsia="zh-CN"/>
+        </w:rPr>
+        <w:t>版本管理</w:t>
+      </w:r>
+      <w:r>
+        <w:rPr>
+          <w:color w:val="666666"/>
+          <w:sz w:val="19"/>
+        </w:rPr>
+        <w:t xml:space="preserve"> Git</w:t>
       </w:r>
     </w:p>
     <w:p>
+      <w:pPr>
+        <w:pStyle w:val="Heading4"/>
+        <w:spacing w:after="90"/>
+        <w:pBdr>
+          <w:top w:val="none" w:sz="6" w:space="0" w:color="auto"/>
+          <w:bottom w:val="none" w:sz="6" w:space="0" w:color="auto"/>
+          <w:left w:val="none" w:sz="6" w:space="0" w:color="auto"/>
+          <w:right w:val="none" w:sz="6" w:space="0" w:color="auto"/>
+        </w:pBdr>
+      </w:pPr>
       <w:r>
+        <w:rPr>
+          <w:rFonts w:ascii="Microsoft YaHei" w:eastAsia="Microsoft YaHei" w:hAnsi="Microsoft YaHei" w:cs="Microsoft YaHei" w:hint="eastAsia"/>
+          <w:color w:val="1A1A1A"/>
+          <w:sz w:val="21"/>
+          <w:lang w:eastAsia="zh-CN"/>
+        </w:rPr>
         <w:t>网络排查</w:t>
       </w:r>
     </w:p>
     <w:p>
+      <w:pPr/>
       <w:r>
-        <w:t>tcpdump/wireshark 抓包分析 · 协议分析（TCP 重传/丢包定位）· 无线干扰排查</w:t>
+        <w:rPr>
+          <w:color w:val="666666"/>
+          <w:sz w:val="19"/>
+        </w:rPr>
+        <w:t xml:space="preserve">tcpdump/wireshark </w:t>
+      </w:r>
+      <w:r>
+        <w:rPr>
+          <w:rFonts w:ascii="Microsoft YaHei" w:eastAsia="Microsoft YaHei" w:hAnsi="Microsoft YaHei" w:cs="Microsoft YaHei" w:hint="eastAsia"/>
+          <w:color w:val="666666"/>
+          <w:sz w:val="19"/>
+          <w:lang w:eastAsia="zh-CN"/>
+        </w:rPr>
+        <w:t>抓包分析</w:t>
+      </w:r>
+      <w:r>
+        <w:rPr>
+          <w:color w:val="666666"/>
+          <w:sz w:val="19"/>
+        </w:rPr>
+        <w:t xml:space="preserve"> · </w:t>
+      </w:r>
+      <w:r>
+        <w:rPr>
+          <w:rFonts w:ascii="Microsoft YaHei" w:eastAsia="Microsoft YaHei" w:hAnsi="Microsoft YaHei" w:cs="Microsoft YaHei" w:hint="eastAsia"/>
+          <w:color w:val="666666"/>
+          <w:sz w:val="19"/>
+          <w:lang w:eastAsia="zh-CN"/>
+        </w:rPr>
+        <w:t>协议分析（</w:t>
+      </w:r>
+      <w:r>
+        <w:rPr>
+          <w:color w:val="666666"/>
+          <w:sz w:val="19"/>
+        </w:rPr>
+        <w:t xml:space="preserve">TCP </w:t>
+      </w:r>
+      <w:r>
+        <w:rPr>
+          <w:rFonts w:ascii="Microsoft YaHei" w:eastAsia="Microsoft YaHei" w:hAnsi="Microsoft YaHei" w:cs="Microsoft YaHei" w:hint="eastAsia"/>
+          <w:color w:val="666666"/>
+          <w:sz w:val="19"/>
+          <w:lang w:eastAsia="zh-CN"/>
+        </w:rPr>
+        <w:t>重传</w:t>
+      </w:r>
+      <w:r>
+        <w:rPr>
+          <w:color w:val="666666"/>
+          <w:sz w:val="19"/>
+        </w:rPr>
+        <w:t>/</w:t>
+      </w:r>
+      <w:r>
+        <w:rPr>
+          <w:rFonts w:ascii="Microsoft YaHei" w:eastAsia="Microsoft YaHei" w:hAnsi="Microsoft YaHei" w:cs="Microsoft YaHei" w:hint="eastAsia"/>
+          <w:color w:val="666666"/>
+          <w:sz w:val="19"/>
+          <w:lang w:eastAsia="zh-CN"/>
+        </w:rPr>
+        <w:t>丢包定位）</w:t>
+      </w:r>
+      <w:r>
+        <w:rPr>
+          <w:color w:val="666666"/>
+          <w:sz w:val="19"/>
+        </w:rPr>
+        <w:t xml:space="preserve">· </w:t>
+      </w:r>
+      <w:r>
+        <w:rPr>
+          <w:rFonts w:ascii="Microsoft YaHei" w:eastAsia="Microsoft YaHei" w:hAnsi="Microsoft YaHei" w:cs="Microsoft YaHei" w:hint="eastAsia"/>
+          <w:color w:val="666666"/>
+          <w:sz w:val="19"/>
+          <w:lang w:eastAsia="zh-CN"/>
+        </w:rPr>
+        <w:t>无线干扰排查</w:t>
+      </w:r>
+      <w:r/>
+    </w:p>
+    <w:p>
+      <w:pPr>
+        <w:spacing w:before="120"/>
+        <w:pBdr>
+          <w:top w:val="dashed" w:sz="6" w:space="0" w:color="6366F1"/>
+          <w:bottom w:val="dashed" w:sz="6" w:space="0" w:color="6366F1"/>
+          <w:left w:val="dashed" w:sz="6" w:space="0" w:color="6366F1"/>
+          <w:right w:val="dashed" w:sz="6" w:space="0" w:color="6366F1"/>
+        </w:pBdr>
+        <w:shd w:val="clear" w:color="auto" w:fill="EEF2FF"/>
+      </w:pPr>
+      <w:r>
+        <w:rPr>
+          <w:rFonts w:ascii="Microsoft YaHei" w:eastAsia="Microsoft YaHei" w:hAnsi="Microsoft YaHei" w:cs="Microsoft YaHei" w:hint="eastAsia"/>
+          <w:color w:val="4338CA"/>
+          <w:sz w:val="18"/>
+          <w:lang w:eastAsia="zh-CN"/>
+        </w:rPr>
+        <w:t>📌 方向说明：3 年网络设备与无线通信系统开发，C/C++ 功底与网络协议栈扎实（node-ffi 调 C 库、802.11/netconf/TCP-IP）；嵌入式方向（RTOS/驱动）已系统学习基础原理，可快速上手嵌入式软件开发。</w:t>
+      </w:r>
+      <w:r/>
+    </w:p>
+    <w:p>
+      <w:pPr>
+        <w:pStyle w:val="Heading2"/>
+      </w:pPr>
+      <w:r>
+        <w:rPr>
+          <w:rFonts w:ascii="Microsoft YaHei" w:eastAsia="Microsoft YaHei" w:hAnsi="Microsoft YaHei" w:cs="Microsoft YaHei" w:hint="eastAsia"/>
+          <w:color w:val="FFFFFF"/>
+          <w:sz w:val="24"/>
+          <w:lang w:eastAsia="zh-CN"/>
+        </w:rPr>
+        <w:t>竞 赛 与 获 奖</w:t>
+      </w:r>
+      <w:r/>
+    </w:p>
+    <w:tbl>
+      <w:tblPr>
+        <w:tblW w:type="pct" w:w="5000"/>
+        <w:tblLook w:firstColumn="1" w:firstRow="1" w:lastColumn="0" w:lastRow="0" w:noHBand="0" w:noVBand="1" w:val="04A0"/>
+        <w:tblLayout w:type="autofit"/>
+      </w:tblPr>
+      <w:tblGrid>
+        <w:gridCol w:w="2880"/>
+        <w:gridCol w:w="2880"/>
+        <w:gridCol w:w="2880"/>
+      </w:tblGrid>
+      <w:tr>
+        <w:tc>
+          <w:tcPr>
+            <w:tcW w:type="dxa" w:w="2880"/>
+            <w:tcBorders>
+              <w:top w:val="single" w:sz="6" w:space="0" w:color="DDDDDD"/>
+              <w:bottom w:val="single" w:sz="6" w:space="0" w:color="DDDDDD"/>
+              <w:left w:val="single" w:sz="6" w:space="0" w:color="DDDDDD"/>
+              <w:right w:val="single" w:sz="6" w:space="0" w:color="DDDDDD"/>
+            </w:tcBorders>
+            <w:shd w:val="clear" w:color="auto" w:fill="F5F5F5"/>
+            <w:vAlign w:val="center"/>
+            <w:tcMar>
+              <w:top w:w="150" w:type="dxa"/>
+              <w:bottom w:w="150" w:type="dxa"/>
+              <w:left w:w="180" w:type="dxa"/>
+              <w:right w:w="180" w:type="dxa"/>
+            </w:tcMar>
+          </w:tcPr>
+          <w:p>
+            <w:pPr>
+              <w:jc w:val="left"/>
+              <w:spacing w:line="240" w:lineRule="auto" w:before="60" w:after="60"/>
+            </w:pPr>
+            <w:r>
+              <w:rPr>
+                <w:b/>
+              </w:rPr>
+              <w:t>时间</w:t>
+            </w:r>
+          </w:p>
+        </w:tc>
+        <w:tc>
+          <w:tcPr>
+            <w:tcW w:type="dxa" w:w="2880"/>
+            <w:tcBorders>
+              <w:top w:val="single" w:sz="6" w:space="0" w:color="DDDDDD"/>
+              <w:bottom w:val="single" w:sz="6" w:space="0" w:color="DDDDDD"/>
+              <w:left w:val="single" w:sz="6" w:space="0" w:color="DDDDDD"/>
+              <w:right w:val="single" w:sz="6" w:space="0" w:color="DDDDDD"/>
+            </w:tcBorders>
+            <w:shd w:val="clear" w:color="auto" w:fill="F5F5F5"/>
+            <w:vAlign w:val="center"/>
+            <w:tcMar>
+              <w:top w:w="150" w:type="dxa"/>
+              <w:bottom w:w="150" w:type="dxa"/>
+              <w:left w:w="180" w:type="dxa"/>
+              <w:right w:w="180" w:type="dxa"/>
+            </w:tcMar>
+          </w:tcPr>
+          <w:p>
+            <w:pPr>
+              <w:jc w:val="left"/>
+              <w:spacing w:line="240" w:lineRule="auto" w:before="60" w:after="60"/>
+            </w:pPr>
+            <w:r>
+              <w:rPr>
+                <w:b/>
+              </w:rPr>
+              <w:t>级别</w:t>
+            </w:r>
+          </w:p>
+        </w:tc>
+        <w:tc>
+          <w:tcPr>
+            <w:tcW w:type="dxa" w:w="2880"/>
+            <w:tcBorders>
+              <w:top w:val="single" w:sz="6" w:space="0" w:color="DDDDDD"/>
+              <w:bottom w:val="single" w:sz="6" w:space="0" w:color="DDDDDD"/>
+              <w:left w:val="single" w:sz="6" w:space="0" w:color="DDDDDD"/>
+              <w:right w:val="single" w:sz="6" w:space="0" w:color="DDDDDD"/>
+            </w:tcBorders>
+            <w:shd w:val="clear" w:color="auto" w:fill="F5F5F5"/>
+            <w:vAlign w:val="center"/>
+            <w:tcMar>
+              <w:top w:w="150" w:type="dxa"/>
+              <w:bottom w:w="150" w:type="dxa"/>
+              <w:left w:w="180" w:type="dxa"/>
+              <w:right w:w="180" w:type="dxa"/>
+            </w:tcMar>
+          </w:tcPr>
+          <w:p>
+            <w:pPr>
+              <w:jc w:val="left"/>
+              <w:spacing w:line="240" w:lineRule="auto" w:before="60" w:after="60"/>
+            </w:pPr>
+            <w:r>
+              <w:rPr>
+                <w:b/>
+              </w:rPr>
+              <w:t>奖项</w:t>
+            </w:r>
+          </w:p>
+        </w:tc>
+      </w:tr>
+      <w:tr>
+        <w:tc>
+          <w:tcPr>
+            <w:tcW w:type="dxa" w:w="2880"/>
+            <w:tcBorders>
+              <w:top w:val="single" w:sz="6" w:space="0" w:color="DDDDDD"/>
+              <w:bottom w:val="single" w:sz="6" w:space="0" w:color="DDDDDD"/>
+              <w:left w:val="single" w:sz="6" w:space="0" w:color="DDDDDD"/>
+              <w:right w:val="single" w:sz="6" w:space="0" w:color="DDDDDD"/>
+            </w:tcBorders>
+            <w:vAlign w:val="center"/>
+            <w:tcMar>
+              <w:top w:w="150" w:type="dxa"/>
+              <w:bottom w:w="150" w:type="dxa"/>
+              <w:left w:w="180" w:type="dxa"/>
+              <w:right w:w="180" w:type="dxa"/>
+            </w:tcMar>
+          </w:tcPr>
+          <w:p>
+            <w:pPr>
+              <w:jc w:val="left"/>
+              <w:spacing w:line="240" w:lineRule="auto" w:before="60" w:after="60"/>
+            </w:pPr>
+            <w:r>
+              <w:t>2019.09</w:t>
+            </w:r>
+          </w:p>
+        </w:tc>
+        <w:tc>
+          <w:tcPr>
+            <w:tcW w:type="dxa" w:w="2880"/>
+            <w:tcBorders>
+              <w:top w:val="single" w:sz="6" w:space="0" w:color="DDDDDD"/>
+              <w:bottom w:val="single" w:sz="6" w:space="0" w:color="DDDDDD"/>
+              <w:left w:val="single" w:sz="6" w:space="0" w:color="DDDDDD"/>
+              <w:right w:val="single" w:sz="6" w:space="0" w:color="DDDDDD"/>
+            </w:tcBorders>
+            <w:vAlign w:val="center"/>
+            <w:tcMar>
+              <w:top w:w="150" w:type="dxa"/>
+              <w:bottom w:w="150" w:type="dxa"/>
+              <w:left w:w="180" w:type="dxa"/>
+              <w:right w:w="180" w:type="dxa"/>
+            </w:tcMar>
+          </w:tcPr>
+          <w:p>
+            <w:pPr>
+              <w:jc w:val="left"/>
+              <w:spacing w:line="240" w:lineRule="auto" w:before="60" w:after="60"/>
+            </w:pPr>
+            <w:r>
+              <w:t>国家级</w:t>
+            </w:r>
+          </w:p>
+        </w:tc>
+        <w:tc>
+          <w:tcPr>
+            <w:tcW w:type="dxa" w:w="2880"/>
+            <w:tcBorders>
+              <w:top w:val="single" w:sz="6" w:space="0" w:color="DDDDDD"/>
+              <w:bottom w:val="single" w:sz="6" w:space="0" w:color="DDDDDD"/>
+              <w:left w:val="single" w:sz="6" w:space="0" w:color="DDDDDD"/>
+              <w:right w:val="single" w:sz="6" w:space="0" w:color="DDDDDD"/>
+            </w:tcBorders>
+            <w:vAlign w:val="center"/>
+            <w:tcMar>
+              <w:top w:w="150" w:type="dxa"/>
+              <w:bottom w:w="150" w:type="dxa"/>
+              <w:left w:w="180" w:type="dxa"/>
+              <w:right w:w="180" w:type="dxa"/>
+            </w:tcMar>
+          </w:tcPr>
+          <w:p>
+            <w:pPr>
+              <w:jc w:val="left"/>
+              <w:spacing w:line="240" w:lineRule="auto" w:before="60" w:after="60"/>
+            </w:pPr>
+            <w:r>
+              <w:t>第</w:t>
+            </w:r>
+            <w:r>
+              <w:t xml:space="preserve"> </w:t>
+            </w:r>
+            <w:r>
+              <w:t>13</w:t>
+            </w:r>
+            <w:r>
+              <w:t xml:space="preserve"> </w:t>
+            </w:r>
+            <w:r>
+              <w:t>届</w:t>
+            </w:r>
+            <w:r>
+              <w:t xml:space="preserve"> </w:t>
+            </w:r>
+            <w:r>
+              <w:t>"</w:t>
+            </w:r>
+            <w:r>
+              <w:t xml:space="preserve"> </w:t>
+            </w:r>
+            <w:r>
+              <w:t>西门子杯</w:t>
+            </w:r>
+            <w:r>
+              <w:t xml:space="preserve"> </w:t>
+            </w:r>
+            <w:r>
+              <w:t>"</w:t>
+            </w:r>
+            <w:r>
+              <w:t xml:space="preserve"> </w:t>
+            </w:r>
+            <w:r>
+              <w:t>中国智能制造挑战赛全国总决赛</w:t>
+            </w:r>
+            <w:r>
+              <w:t xml:space="preserve"> </w:t>
+            </w:r>
+            <w:r>
+              <w:rPr>
+                <w:b/>
+              </w:rPr>
+              <w:t>特等奖</w:t>
+            </w:r>
+          </w:p>
+        </w:tc>
+      </w:tr>
+      <w:tr>
+        <w:tc>
+          <w:tcPr>
+            <w:tcW w:type="dxa" w:w="2880"/>
+            <w:tcBorders>
+              <w:top w:val="single" w:sz="6" w:space="0" w:color="DDDDDD"/>
+              <w:bottom w:val="single" w:sz="6" w:space="0" w:color="DDDDDD"/>
+              <w:left w:val="single" w:sz="6" w:space="0" w:color="DDDDDD"/>
+              <w:right w:val="single" w:sz="6" w:space="0" w:color="DDDDDD"/>
+            </w:tcBorders>
+            <w:vAlign w:val="center"/>
+            <w:tcMar>
+              <w:top w:w="150" w:type="dxa"/>
+              <w:bottom w:w="150" w:type="dxa"/>
+              <w:left w:w="180" w:type="dxa"/>
+              <w:right w:w="180" w:type="dxa"/>
+            </w:tcMar>
+          </w:tcPr>
+          <w:p>
+            <w:pPr>
+              <w:jc w:val="left"/>
+              <w:spacing w:line="240" w:lineRule="auto" w:before="60" w:after="60"/>
+            </w:pPr>
+            <w:r>
+              <w:t>2021.05</w:t>
+            </w:r>
+          </w:p>
+        </w:tc>
+        <w:tc>
+          <w:tcPr>
+            <w:tcW w:type="dxa" w:w="2880"/>
+            <w:tcBorders>
+              <w:top w:val="single" w:sz="6" w:space="0" w:color="DDDDDD"/>
+              <w:bottom w:val="single" w:sz="6" w:space="0" w:color="DDDDDD"/>
+              <w:left w:val="single" w:sz="6" w:space="0" w:color="DDDDDD"/>
+              <w:right w:val="single" w:sz="6" w:space="0" w:color="DDDDDD"/>
+            </w:tcBorders>
+            <w:vAlign w:val="center"/>
+            <w:tcMar>
+              <w:top w:w="150" w:type="dxa"/>
+              <w:bottom w:w="150" w:type="dxa"/>
+              <w:left w:w="180" w:type="dxa"/>
+              <w:right w:w="180" w:type="dxa"/>
+            </w:tcMar>
+          </w:tcPr>
+          <w:p>
+            <w:pPr>
+              <w:jc w:val="left"/>
+              <w:spacing w:line="240" w:lineRule="auto" w:before="60" w:after="60"/>
+            </w:pPr>
+            <w:r>
+              <w:t>省部级</w:t>
+            </w:r>
+          </w:p>
+        </w:tc>
+        <w:tc>
+          <w:tcPr>
+            <w:tcW w:type="dxa" w:w="2880"/>
+            <w:tcBorders>
+              <w:top w:val="single" w:sz="6" w:space="0" w:color="DDDDDD"/>
+              <w:bottom w:val="single" w:sz="6" w:space="0" w:color="DDDDDD"/>
+              <w:left w:val="single" w:sz="6" w:space="0" w:color="DDDDDD"/>
+              <w:right w:val="single" w:sz="6" w:space="0" w:color="DDDDDD"/>
+            </w:tcBorders>
+            <w:vAlign w:val="center"/>
+            <w:tcMar>
+              <w:top w:w="150" w:type="dxa"/>
+              <w:bottom w:w="150" w:type="dxa"/>
+              <w:left w:w="180" w:type="dxa"/>
+              <w:right w:w="180" w:type="dxa"/>
+            </w:tcMar>
+          </w:tcPr>
+          <w:p>
+            <w:pPr>
+              <w:jc w:val="left"/>
+              <w:spacing w:line="240" w:lineRule="auto" w:before="60" w:after="60"/>
+            </w:pPr>
+            <w:r>
+              <w:t>第</w:t>
+            </w:r>
+            <w:r>
+              <w:t xml:space="preserve"> </w:t>
+            </w:r>
+            <w:r>
+              <w:t>13</w:t>
+            </w:r>
+            <w:r>
+              <w:t xml:space="preserve"> </w:t>
+            </w:r>
+            <w:r>
+              <w:t>届</w:t>
+            </w:r>
+            <w:r>
+              <w:t xml:space="preserve"> </w:t>
+            </w:r>
+            <w:r>
+              <w:t>"</w:t>
+            </w:r>
+            <w:r>
+              <w:t xml:space="preserve"> </w:t>
+            </w:r>
+            <w:r>
+              <w:t>蓝桥杯</w:t>
+            </w:r>
+            <w:r>
+              <w:t xml:space="preserve"> </w:t>
+            </w:r>
+            <w:r>
+              <w:t>"C/C++</w:t>
+            </w:r>
+            <w:r>
+              <w:t xml:space="preserve"> </w:t>
+            </w:r>
+            <w:r>
+              <w:t>程序设计研究生组</w:t>
+            </w:r>
+            <w:r>
+              <w:t xml:space="preserve"> </w:t>
+            </w:r>
+            <w:r>
+              <w:rPr>
+                <w:b/>
+              </w:rPr>
+              <w:t>二等奖</w:t>
+            </w:r>
+          </w:p>
+        </w:tc>
+      </w:tr>
+      <w:tr>
+        <w:tc>
+          <w:tcPr>
+            <w:tcW w:type="dxa" w:w="2880"/>
+            <w:tcBorders>
+              <w:top w:val="single" w:sz="6" w:space="0" w:color="DDDDDD"/>
+              <w:bottom w:val="single" w:sz="6" w:space="0" w:color="DDDDDD"/>
+              <w:left w:val="single" w:sz="6" w:space="0" w:color="DDDDDD"/>
+              <w:right w:val="single" w:sz="6" w:space="0" w:color="DDDDDD"/>
+            </w:tcBorders>
+            <w:vAlign w:val="center"/>
+            <w:tcMar>
+              <w:top w:w="150" w:type="dxa"/>
+              <w:bottom w:w="150" w:type="dxa"/>
+              <w:left w:w="180" w:type="dxa"/>
+              <w:right w:w="180" w:type="dxa"/>
+            </w:tcMar>
+          </w:tcPr>
+          <w:p>
+            <w:pPr>
+              <w:jc w:val="left"/>
+              <w:spacing w:line="240" w:lineRule="auto" w:before="60" w:after="60"/>
+            </w:pPr>
+            <w:r>
+              <w:t>2021.07</w:t>
+            </w:r>
+          </w:p>
+        </w:tc>
+        <w:tc>
+          <w:tcPr>
+            <w:tcW w:type="dxa" w:w="2880"/>
+            <w:tcBorders>
+              <w:top w:val="single" w:sz="6" w:space="0" w:color="DDDDDD"/>
+              <w:bottom w:val="single" w:sz="6" w:space="0" w:color="DDDDDD"/>
+              <w:left w:val="single" w:sz="6" w:space="0" w:color="DDDDDD"/>
+              <w:right w:val="single" w:sz="6" w:space="0" w:color="DDDDDD"/>
+            </w:tcBorders>
+            <w:vAlign w:val="center"/>
+            <w:tcMar>
+              <w:top w:w="150" w:type="dxa"/>
+              <w:bottom w:w="150" w:type="dxa"/>
+              <w:left w:w="180" w:type="dxa"/>
+              <w:right w:w="180" w:type="dxa"/>
+            </w:tcMar>
+          </w:tcPr>
+          <w:p>
+            <w:pPr>
+              <w:jc w:val="left"/>
+              <w:spacing w:line="240" w:lineRule="auto" w:before="60" w:after="60"/>
+            </w:pPr>
+            <w:r>
+              <w:t>国家级</w:t>
+            </w:r>
+          </w:p>
+        </w:tc>
+        <w:tc>
+          <w:tcPr>
+            <w:tcW w:type="dxa" w:w="2880"/>
+            <w:tcBorders>
+              <w:top w:val="single" w:sz="6" w:space="0" w:color="DDDDDD"/>
+              <w:bottom w:val="single" w:sz="6" w:space="0" w:color="DDDDDD"/>
+              <w:left w:val="single" w:sz="6" w:space="0" w:color="DDDDDD"/>
+              <w:right w:val="single" w:sz="6" w:space="0" w:color="DDDDDD"/>
+            </w:tcBorders>
+            <w:vAlign w:val="center"/>
+            <w:tcMar>
+              <w:top w:w="150" w:type="dxa"/>
+              <w:bottom w:w="150" w:type="dxa"/>
+              <w:left w:w="180" w:type="dxa"/>
+              <w:right w:w="180" w:type="dxa"/>
+            </w:tcMar>
+          </w:tcPr>
+          <w:p>
+            <w:pPr>
+              <w:jc w:val="left"/>
+              <w:spacing w:line="240" w:lineRule="auto" w:before="60" w:after="60"/>
+            </w:pPr>
+            <w:r>
+              <w:t>第</w:t>
+            </w:r>
+            <w:r>
+              <w:t xml:space="preserve"> </w:t>
+            </w:r>
+            <w:r>
+              <w:t>13</w:t>
+            </w:r>
+            <w:r>
+              <w:t xml:space="preserve"> </w:t>
+            </w:r>
+            <w:r>
+              <w:t>届</w:t>
+            </w:r>
+            <w:r>
+              <w:t xml:space="preserve"> </w:t>
+            </w:r>
+            <w:r>
+              <w:t>"</w:t>
+            </w:r>
+            <w:r>
+              <w:t xml:space="preserve"> </w:t>
+            </w:r>
+            <w:r>
+              <w:t>电工杯</w:t>
+            </w:r>
+            <w:r>
+              <w:t xml:space="preserve"> </w:t>
+            </w:r>
+            <w:r>
+              <w:t>"</w:t>
+            </w:r>
+            <w:r>
+              <w:t xml:space="preserve"> </w:t>
+            </w:r>
+            <w:r>
+              <w:t>中国大学生数学建模竞赛</w:t>
+            </w:r>
+            <w:r>
+              <w:t xml:space="preserve"> </w:t>
+            </w:r>
+            <w:r>
+              <w:rPr>
+                <w:b/>
+              </w:rPr>
+              <w:t>二等奖</w:t>
+            </w:r>
+          </w:p>
+        </w:tc>
+      </w:tr>
+      <w:tr>
+        <w:tc>
+          <w:tcPr>
+            <w:tcW w:type="dxa" w:w="2880"/>
+            <w:tcBorders>
+              <w:top w:val="single" w:sz="6" w:space="0" w:color="DDDDDD"/>
+              <w:bottom w:val="single" w:sz="6" w:space="0" w:color="DDDDDD"/>
+              <w:left w:val="single" w:sz="6" w:space="0" w:color="DDDDDD"/>
+              <w:right w:val="single" w:sz="6" w:space="0" w:color="DDDDDD"/>
+            </w:tcBorders>
+            <w:vAlign w:val="center"/>
+            <w:tcMar>
+              <w:top w:w="150" w:type="dxa"/>
+              <w:bottom w:w="150" w:type="dxa"/>
+              <w:left w:w="180" w:type="dxa"/>
+              <w:right w:w="180" w:type="dxa"/>
+            </w:tcMar>
+          </w:tcPr>
+          <w:p>
+            <w:pPr>
+              <w:jc w:val="left"/>
+              <w:spacing w:line="240" w:lineRule="auto" w:before="60" w:after="60"/>
+            </w:pPr>
+            <w:r>
+              <w:t>2021.09</w:t>
+            </w:r>
+          </w:p>
+        </w:tc>
+        <w:tc>
+          <w:tcPr>
+            <w:tcW w:type="dxa" w:w="2880"/>
+            <w:tcBorders>
+              <w:top w:val="single" w:sz="6" w:space="0" w:color="DDDDDD"/>
+              <w:bottom w:val="single" w:sz="6" w:space="0" w:color="DDDDDD"/>
+              <w:left w:val="single" w:sz="6" w:space="0" w:color="DDDDDD"/>
+              <w:right w:val="single" w:sz="6" w:space="0" w:color="DDDDDD"/>
+            </w:tcBorders>
+            <w:vAlign w:val="center"/>
+            <w:tcMar>
+              <w:top w:w="150" w:type="dxa"/>
+              <w:bottom w:w="150" w:type="dxa"/>
+              <w:left w:w="180" w:type="dxa"/>
+              <w:right w:w="180" w:type="dxa"/>
+            </w:tcMar>
+          </w:tcPr>
+          <w:p>
+            <w:pPr>
+              <w:jc w:val="left"/>
+              <w:spacing w:line="240" w:lineRule="auto" w:before="60" w:after="60"/>
+            </w:pPr>
+            <w:r>
+              <w:t>校级</w:t>
+            </w:r>
+          </w:p>
+        </w:tc>
+        <w:tc>
+          <w:tcPr>
+            <w:tcW w:type="dxa" w:w="2880"/>
+            <w:tcBorders>
+              <w:top w:val="single" w:sz="6" w:space="0" w:color="DDDDDD"/>
+              <w:bottom w:val="single" w:sz="6" w:space="0" w:color="DDDDDD"/>
+              <w:left w:val="single" w:sz="6" w:space="0" w:color="DDDDDD"/>
+              <w:right w:val="single" w:sz="6" w:space="0" w:color="DDDDDD"/>
+            </w:tcBorders>
+            <w:vAlign w:val="center"/>
+            <w:tcMar>
+              <w:top w:w="150" w:type="dxa"/>
+              <w:bottom w:w="150" w:type="dxa"/>
+              <w:left w:w="180" w:type="dxa"/>
+              <w:right w:w="180" w:type="dxa"/>
+            </w:tcMar>
+          </w:tcPr>
+          <w:p>
+            <w:pPr>
+              <w:jc w:val="left"/>
+              <w:spacing w:line="240" w:lineRule="auto" w:before="60" w:after="60"/>
+            </w:pPr>
+            <w:r>
+              <w:t>研究生一等奖学金（</w:t>
+            </w:r>
+            <w:r>
+              <w:t xml:space="preserve"> </w:t>
+            </w:r>
+            <w:r>
+              <w:t>TOP 2%</w:t>
+            </w:r>
+            <w:r>
+              <w:t xml:space="preserve"> </w:t>
+            </w:r>
+            <w:r>
+              <w:t>）</w:t>
+            </w:r>
+          </w:p>
+        </w:tc>
+      </w:tr>
+      <w:tr>
+        <w:tc>
+          <w:tcPr>
+            <w:tcW w:type="dxa" w:w="2880"/>
+            <w:tcBorders>
+              <w:top w:val="single" w:sz="6" w:space="0" w:color="DDDDDD"/>
+              <w:bottom w:val="single" w:sz="6" w:space="0" w:color="DDDDDD"/>
+              <w:left w:val="single" w:sz="6" w:space="0" w:color="DDDDDD"/>
+              <w:right w:val="single" w:sz="6" w:space="0" w:color="DDDDDD"/>
+            </w:tcBorders>
+            <w:vAlign w:val="center"/>
+            <w:tcMar>
+              <w:top w:w="150" w:type="dxa"/>
+              <w:bottom w:w="150" w:type="dxa"/>
+              <w:left w:w="180" w:type="dxa"/>
+              <w:right w:w="180" w:type="dxa"/>
+            </w:tcMar>
+          </w:tcPr>
+          <w:p>
+            <w:pPr>
+              <w:jc w:val="left"/>
+              <w:spacing w:line="240" w:lineRule="auto" w:before="60" w:after="60"/>
+            </w:pPr>
+            <w:r>
+              <w:t>2023-2026</w:t>
+            </w:r>
+          </w:p>
+        </w:tc>
+        <w:tc>
+          <w:tcPr>
+            <w:tcW w:type="dxa" w:w="2880"/>
+            <w:tcBorders>
+              <w:top w:val="single" w:sz="6" w:space="0" w:color="DDDDDD"/>
+              <w:bottom w:val="single" w:sz="6" w:space="0" w:color="DDDDDD"/>
+              <w:left w:val="single" w:sz="6" w:space="0" w:color="DDDDDD"/>
+              <w:right w:val="single" w:sz="6" w:space="0" w:color="DDDDDD"/>
+            </w:tcBorders>
+            <w:vAlign w:val="center"/>
+            <w:tcMar>
+              <w:top w:w="150" w:type="dxa"/>
+              <w:bottom w:w="150" w:type="dxa"/>
+              <w:left w:w="180" w:type="dxa"/>
+              <w:right w:w="180" w:type="dxa"/>
+            </w:tcMar>
+          </w:tcPr>
+          <w:p>
+            <w:pPr>
+              <w:jc w:val="left"/>
+              <w:spacing w:line="240" w:lineRule="auto" w:before="60" w:after="60"/>
+            </w:pPr>
+            <w:r>
+              <w:t>工作期间</w:t>
+            </w:r>
+          </w:p>
+        </w:tc>
+        <w:tc>
+          <w:tcPr>
+            <w:tcW w:type="dxa" w:w="2880"/>
+            <w:tcBorders>
+              <w:top w:val="single" w:sz="6" w:space="0" w:color="DDDDDD"/>
+              <w:bottom w:val="single" w:sz="6" w:space="0" w:color="DDDDDD"/>
+              <w:left w:val="single" w:sz="6" w:space="0" w:color="DDDDDD"/>
+              <w:right w:val="single" w:sz="6" w:space="0" w:color="DDDDDD"/>
+            </w:tcBorders>
+            <w:vAlign w:val="center"/>
+            <w:tcMar>
+              <w:top w:w="150" w:type="dxa"/>
+              <w:bottom w:w="150" w:type="dxa"/>
+              <w:left w:w="180" w:type="dxa"/>
+              <w:right w:w="180" w:type="dxa"/>
+            </w:tcMar>
+          </w:tcPr>
+          <w:p>
+            <w:pPr>
+              <w:jc w:val="left"/>
+              <w:spacing w:line="240" w:lineRule="auto" w:before="60" w:after="60"/>
+            </w:pPr>
+            <w:r>
+              <w:t>主导</w:t>
+            </w:r>
+            <w:r>
+              <w:t xml:space="preserve"> </w:t>
+            </w:r>
+            <w:r>
+              <w:t xml:space="preserve"> AI RRM </w:t>
+            </w:r>
+            <w:r>
+              <w:t xml:space="preserve"> </w:t>
+            </w:r>
+            <w:r>
+              <w:t>创新特性（设备侧</w:t>
+            </w:r>
+            <w:r>
+              <w:t xml:space="preserve"> </w:t>
+            </w:r>
+            <w:r>
+              <w:t>+</w:t>
+            </w:r>
+            <w:r>
+              <w:t xml:space="preserve"> </w:t>
+            </w:r>
+            <w:r>
+              <w:t>云端双计算，覆盖</w:t>
+            </w:r>
+            <w:r>
+              <w:t xml:space="preserve"> </w:t>
+            </w:r>
+            <w:r>
+              <w:t xml:space="preserve"> 98%+ </w:t>
+            </w:r>
+            <w:r>
+              <w:t xml:space="preserve"> </w:t>
+            </w:r>
+            <w:r>
+              <w:t>组网）；持续季度稳定交付、主导</w:t>
+            </w:r>
+            <w:r>
+              <w:t xml:space="preserve"> </w:t>
+            </w:r>
+            <w:r>
+              <w:t xml:space="preserve"> P0/P1 </w:t>
+            </w:r>
+            <w:r>
+              <w:t xml:space="preserve"> </w:t>
+            </w:r>
+            <w:r>
+              <w:t>故障复盘与</w:t>
+            </w:r>
+            <w:r>
+              <w:t xml:space="preserve"> </w:t>
+            </w:r>
+            <w:r>
+              <w:t xml:space="preserve"> SLA </w:t>
+            </w:r>
+            <w:r>
+              <w:t xml:space="preserve"> </w:t>
+            </w:r>
+            <w:r>
+              <w:t>闭环</w:t>
+            </w:r>
+          </w:p>
+        </w:tc>
+      </w:tr>
+    </w:tbl>
+    <w:p>
+      <w:r/>
+    </w:p>
+    <w:p>
+      <w:pPr>
+        <w:pStyle w:val="Heading2"/>
+      </w:pPr>
+      <w:r>
+        <w:rPr>
+          <w:rFonts w:ascii="Microsoft YaHei" w:eastAsia="Microsoft YaHei" w:hAnsi="Microsoft YaHei" w:cs="Microsoft YaHei" w:hint="eastAsia"/>
+          <w:color w:val="FFFFFF"/>
+          <w:sz w:val="24"/>
+          <w:lang w:eastAsia="zh-CN"/>
+        </w:rPr>
+        <w:t>自 我 评 价</w:t>
+      </w:r>
+      <w:r/>
+    </w:p>
+    <w:p>
+      <w:pPr>
+        <w:pStyle w:val="ListBullet"/>
+      </w:pPr>
+      <w:r>
+        <w:rPr>
+          <w:rFonts w:ascii="Microsoft YaHei" w:eastAsia="Microsoft YaHei" w:hAnsi="Microsoft YaHei" w:cs="Microsoft YaHei" w:hint="eastAsia"/>
+          <w:b/>
+          <w:lang w:eastAsia="zh-CN"/>
+        </w:rPr>
+        <w:t>底层功底</w:t>
+      </w:r>
+      <w:r>
+        <w:rPr>
+          <w:rFonts w:ascii="Microsoft YaHei" w:eastAsia="Microsoft YaHei" w:hAnsi="Microsoft YaHei" w:cs="Microsoft YaHei" w:hint="eastAsia"/>
+          <w:lang w:eastAsia="zh-CN"/>
+        </w:rPr>
+        <w:t>：</w:t>
+      </w:r>
+      <w:r>
+        <w:t xml:space="preserve">C/C++ </w:t>
+      </w:r>
+      <w:r>
+        <w:rPr>
+          <w:rFonts w:ascii="Microsoft YaHei" w:eastAsia="Microsoft YaHei" w:hAnsi="Microsoft YaHei" w:cs="Microsoft YaHei" w:hint="eastAsia"/>
+          <w:lang w:eastAsia="zh-CN"/>
+        </w:rPr>
+        <w:t>扎实（竞赛获奖</w:t>
+      </w:r>
+      <w:r>
+        <w:t xml:space="preserve"> + </w:t>
+      </w:r>
+      <w:r>
+        <w:rPr>
+          <w:rFonts w:ascii="Microsoft YaHei" w:eastAsia="Microsoft YaHei" w:hAnsi="Microsoft YaHei" w:cs="Microsoft YaHei" w:hint="eastAsia"/>
+          <w:lang w:eastAsia="zh-CN"/>
+        </w:rPr>
+        <w:t>生产级</w:t>
+      </w:r>
+      <w:r>
+        <w:t xml:space="preserve"> C </w:t>
+      </w:r>
+      <w:r>
+        <w:rPr>
+          <w:rFonts w:ascii="Microsoft YaHei" w:eastAsia="Microsoft YaHei" w:hAnsi="Microsoft YaHei" w:cs="Microsoft YaHei" w:hint="eastAsia"/>
+          <w:lang w:eastAsia="zh-CN"/>
+        </w:rPr>
+        <w:t>库调用），理解内存管理与指针本质</w:t>
       </w:r>
     </w:p>
     <w:p>
+      <w:pPr>
+        <w:pStyle w:val="ListBullet"/>
+      </w:pPr>
       <w:r>
-        <w:t>📌 方向说明：3 年网络设备与无线通信系统开发，C/C++ 功底与网络协议栈扎实（node-ffi 调 C 库、802.11/netconf/TCP-IP）；嵌入式方向（RTOS/驱动）已系统学习基础原理，可快速上手嵌入式软件开发。</w:t>
+        <w:rPr>
+          <w:rFonts w:ascii="Microsoft YaHei" w:eastAsia="Microsoft YaHei" w:hAnsi="Microsoft YaHei" w:cs="Microsoft YaHei" w:hint="eastAsia"/>
+          <w:b/>
+          <w:lang w:eastAsia="zh-CN"/>
+        </w:rPr>
+        <w:t>网络/无线专业</w:t>
+      </w:r>
+      <w:r>
+        <w:rPr>
+          <w:rFonts w:ascii="Microsoft YaHei" w:eastAsia="Microsoft YaHei" w:hAnsi="Microsoft YaHei" w:cs="Microsoft YaHei" w:hint="eastAsia"/>
+          <w:lang w:eastAsia="zh-CN"/>
+        </w:rPr>
+        <w:t>：深入</w:t>
+      </w:r>
+      <w:r>
+        <w:t xml:space="preserve"> TCP/IP</w:t>
+      </w:r>
+      <w:r>
+        <w:rPr>
+          <w:rFonts w:ascii="Microsoft YaHei" w:eastAsia="Microsoft YaHei" w:hAnsi="Microsoft YaHei" w:cs="Microsoft YaHei" w:hint="eastAsia"/>
+          <w:lang w:eastAsia="zh-CN"/>
+        </w:rPr>
+        <w:t>、</w:t>
+      </w:r>
+      <w:r>
+        <w:t>802.11</w:t>
+      </w:r>
+      <w:r>
+        <w:rPr>
+          <w:rFonts w:ascii="Microsoft YaHei" w:eastAsia="Microsoft YaHei" w:hAnsi="Microsoft YaHei" w:cs="Microsoft YaHei" w:hint="eastAsia"/>
+          <w:lang w:eastAsia="zh-CN"/>
+        </w:rPr>
+        <w:t>（</w:t>
+      </w:r>
+      <w:r>
+        <w:t>WiFi7/6GHz</w:t>
+      </w:r>
+      <w:r>
+        <w:rPr>
+          <w:rFonts w:ascii="Microsoft YaHei" w:eastAsia="Microsoft YaHei" w:hAnsi="Microsoft YaHei" w:cs="Microsoft YaHei" w:hint="eastAsia"/>
+          <w:lang w:eastAsia="zh-CN"/>
+        </w:rPr>
+        <w:t>）、</w:t>
+      </w:r>
+      <w:r>
+        <w:t xml:space="preserve">netconf </w:t>
+      </w:r>
+      <w:r>
+        <w:rPr>
+          <w:rFonts w:ascii="Microsoft YaHei" w:eastAsia="Microsoft YaHei" w:hAnsi="Microsoft YaHei" w:cs="Microsoft YaHei" w:hint="eastAsia"/>
+          <w:lang w:eastAsia="zh-CN"/>
+        </w:rPr>
+        <w:t>等协议，通信背景稀缺</w:t>
       </w:r>
     </w:p>
     <w:p>
+      <w:pPr>
+        <w:pStyle w:val="ListBullet"/>
+      </w:pPr>
       <w:r>
         <w:rPr>
+          <w:rFonts w:ascii="Microsoft YaHei" w:eastAsia="Microsoft YaHei" w:hAnsi="Microsoft YaHei" w:cs="Microsoft YaHei" w:hint="eastAsia"/>
           <w:b/>
-          <w:sz w:val="24"/>
+          <w:lang w:eastAsia="zh-CN"/>
         </w:rPr>
-        <w:t>竞 赛 与 获 奖</w:t>
+        <w:t>设备软件经验</w:t>
+      </w:r>
+      <w:r>
+        <w:rPr>
+          <w:rFonts w:ascii="Microsoft YaHei" w:eastAsia="Microsoft YaHei" w:hAnsi="Microsoft YaHei" w:cs="Microsoft YaHei" w:hint="eastAsia"/>
+          <w:lang w:eastAsia="zh-CN"/>
+        </w:rPr>
+        <w:t>：参与网络设备（</w:t>
+      </w:r>
+      <w:r>
+        <w:t xml:space="preserve">WBC </w:t>
+      </w:r>
+      <w:r>
+        <w:rPr>
+          <w:rFonts w:ascii="Microsoft YaHei" w:eastAsia="Microsoft YaHei" w:hAnsi="Microsoft YaHei" w:cs="Microsoft YaHei" w:hint="eastAsia"/>
+          <w:lang w:eastAsia="zh-CN"/>
+        </w:rPr>
+        <w:t>一体机）软件开发，熟悉资源受限环境优化</w:t>
       </w:r>
     </w:p>
     <w:p>
+      <w:pPr>
+        <w:pStyle w:val="ListBullet"/>
+      </w:pPr>
       <w:r>
-        <w:t>时间级别奖项</w:t>
+        <w:rPr>
+          <w:rFonts w:ascii="Microsoft YaHei" w:eastAsia="Microsoft YaHei" w:hAnsi="Microsoft YaHei" w:cs="Microsoft YaHei" w:hint="eastAsia"/>
+          <w:b/>
+          <w:lang w:eastAsia="zh-CN"/>
+        </w:rPr>
+        <w:t>快速学习</w:t>
+      </w:r>
+      <w:r>
+        <w:rPr>
+          <w:rFonts w:ascii="Microsoft YaHei" w:eastAsia="Microsoft YaHei" w:hAnsi="Microsoft YaHei" w:cs="Microsoft YaHei" w:hint="eastAsia"/>
+          <w:lang w:eastAsia="zh-CN"/>
+        </w:rPr>
+        <w:t>：电子信息硕士</w:t>
+      </w:r>
+      <w:r>
+        <w:t xml:space="preserve"> + </w:t>
+      </w:r>
+      <w:r>
+        <w:rPr>
+          <w:rFonts w:ascii="Microsoft YaHei" w:eastAsia="Microsoft YaHei" w:hAnsi="Microsoft YaHei" w:cs="Microsoft YaHei" w:hint="eastAsia"/>
+          <w:lang w:eastAsia="zh-CN"/>
+        </w:rPr>
+        <w:t>系统开发经验，可快速上手</w:t>
+      </w:r>
+      <w:r>
+        <w:t xml:space="preserve"> RTOS/</w:t>
+      </w:r>
+      <w:r>
+        <w:rPr>
+          <w:rFonts w:ascii="Microsoft YaHei" w:eastAsia="Microsoft YaHei" w:hAnsi="Microsoft YaHei" w:cs="Microsoft YaHei" w:hint="eastAsia"/>
+          <w:lang w:eastAsia="zh-CN"/>
+        </w:rPr>
+        <w:t>驱动等嵌入式方向</w:t>
       </w:r>
     </w:p>
     <w:p>
+      <w:pPr>
+        <w:pStyle w:val="ListBullet"/>
+      </w:pPr>
       <w:r>
         <w:rPr>
+          <w:rFonts w:ascii="Microsoft YaHei" w:eastAsia="Microsoft YaHei" w:hAnsi="Microsoft YaHei" w:cs="Microsoft YaHei" w:hint="eastAsia"/>
           <w:b/>
+          <w:lang w:eastAsia="zh-CN"/>
         </w:rPr>
-        <w:t>2019.09国家级第13届"西门子杯"中国智能制造挑战赛全国总决赛特等奖</w:t>
+        <w:t>工程化</w:t>
       </w:r>
+      <w:r>
+        <w:rPr>
+          <w:rFonts w:ascii="Microsoft YaHei" w:eastAsia="Microsoft YaHei" w:hAnsi="Microsoft YaHei" w:cs="Microsoft YaHei" w:hint="eastAsia"/>
+          <w:lang w:eastAsia="zh-CN"/>
+        </w:rPr>
+        <w:t>：</w:t>
+      </w:r>
+      <w:r>
+        <w:t>K8s/CI/CD/</w:t>
+      </w:r>
+      <w:r>
+        <w:rPr>
+          <w:rFonts w:ascii="Microsoft YaHei" w:eastAsia="Microsoft YaHei" w:hAnsi="Microsoft YaHei" w:cs="Microsoft YaHei" w:hint="eastAsia"/>
+          <w:lang w:eastAsia="zh-CN"/>
+        </w:rPr>
+        <w:t>监控全链路经验，质量意识强（</w:t>
+      </w:r>
+      <w:r>
+        <w:t xml:space="preserve">SonarQube </w:t>
+      </w:r>
+      <w:r>
+        <w:rPr>
+          <w:rFonts w:ascii="Microsoft YaHei" w:eastAsia="Microsoft YaHei" w:hAnsi="Microsoft YaHei" w:cs="Microsoft YaHei" w:hint="eastAsia"/>
+          <w:lang w:eastAsia="zh-CN"/>
+        </w:rPr>
+        <w:t>代码审查）；日常使用</w:t>
+      </w:r>
+      <w:r>
+        <w:t xml:space="preserve"> LLM </w:t>
+      </w:r>
+      <w:r>
+        <w:rPr>
+          <w:rFonts w:ascii="Microsoft YaHei" w:eastAsia="Microsoft YaHei" w:hAnsi="Microsoft YaHei" w:cs="Microsoft YaHei" w:hint="eastAsia"/>
+          <w:lang w:eastAsia="zh-CN"/>
+        </w:rPr>
+        <w:t>提升编码与排查效率</w:t>
+      </w:r>
+      <w:r/>
     </w:p>
     <w:p>
+      <w:pPr>
+        <w:spacing w:before="600"/>
+        <w:jc w:val="center"/>
+        <w:pBdr>
+          <w:top w:val="single" w:sz="6" w:space="0" w:color="EEEEEE"/>
+        </w:pBdr>
+      </w:pPr>
       <w:r>
         <w:rPr>
-          <w:b/>
+          <w:rFonts w:ascii="Microsoft YaHei" w:eastAsia="Microsoft YaHei" w:hAnsi="Microsoft YaHei" w:cs="Microsoft YaHei" w:hint="eastAsia"/>
+          <w:color w:val="999999"/>
+          <w:sz w:val="19"/>
+          <w:lang w:eastAsia="zh-CN"/>
         </w:rPr>
-        <w:t>2021.05省部级第13届"蓝桥杯"C/C++程序设计研究生组二等奖</w:t>
-      </w:r>
-    </w:p>
-    <w:p>
-      <w:r>
-        <w:rPr>
-          <w:b/>
-        </w:rPr>
-        <w:t>2021.07国家级第13届"电工杯"中国大学生数学建模竞赛二等奖</w:t>
-      </w:r>
-    </w:p>
-    <w:p>
-      <w:r>
-        <w:rPr>
-          <w:b/>
-        </w:rPr>
-        <w:t>2021.09校级研究生一等奖学金（TOP 2%）</w:t>
-      </w:r>
-    </w:p>
-    <w:p>
-      <w:r>
-        <w:t>2023-2026工作期间主导 AI RRM 创新特性（设备侧+云端双计算，覆盖 98%+ 组网）；季度稳定交付，现网 0 重大事故</w:t>
-      </w:r>
-    </w:p>
-    <w:p>
-      <w:r>
-        <w:rPr>
-          <w:b/>
-          <w:sz w:val="24"/>
-        </w:rPr>
-        <w:t>自 我 评 价</w:t>
-      </w:r>
-    </w:p>
-    <w:p>
-      <w:r>
-        <w:t>底层功底：C/C++ 扎实（竞赛获奖 + 生产级 C 库调用），理解内存管理与指针本质</w:t>
-      </w:r>
-    </w:p>
-    <w:p>
-      <w:r>
-        <w:t>网络/无线专业：深入 TCP/IP、802.11（WiFi7/6GHz）、netconf 等协议，通信背景稀缺</w:t>
-      </w:r>
-    </w:p>
-    <w:p>
-      <w:r>
-        <w:t>设备软件经验：参与网络设备（WBC 一体机）软件开发，熟悉资源受限环境优化</w:t>
-      </w:r>
-    </w:p>
-    <w:p>
-      <w:r>
-        <w:t>快速学习：电子信息硕士 + 系统开发经验，可快速上手 RTOS/驱动等嵌入式方向</w:t>
-      </w:r>
-    </w:p>
-    <w:p>
-      <w:r>
-        <w:t>工程化：K8s/CI/CD/监控全链路经验，质量意识强（SonarQube 代码审查）；日常使用 LLM 提升编码与排查效率</w:t>
-      </w:r>
-    </w:p>
-    <w:p>
-      <w:r>
         <w:t>感谢您的阅读</w:t>
       </w:r>
+      <w:r/>
+      <w:r/>
+      <w:r/>
     </w:p>
     <w:sectPr>
-      <w:pgSz w:w="12240" w:h="15840"/>
-      <w:pgMar w:top="1440" w:right="1800" w:bottom="1440" w:left="1800" w:header="720" w:footer="720" w:gutter="0"/>
+      <w:pgSz w:w="11906" w:h="16838"/>
+      <w:pgMar w:top="1440" w:right="1797" w:bottom="1440" w:left="1797" w:header="720" w:footer="720" w:gutter="0"/>
       <w:cols w:space="720"/>
       <w:docGrid w:linePitch="360"/>
     </w:sectPr>
@@ -825,9 +3926,12 @@
     <w:name w:val="Normal"/>
     <w:qFormat/>
     <w:rsid w:val="00FC693F"/>
+    <w:pPr>
+      <w:spacing w:line="347" w:lineRule="auto"/>
+    </w:pPr>
     <w:rPr>
-      <w:rFonts w:ascii="微软雅黑" w:hAnsi="微软雅黑"/>
-      <w:sz w:val="21"/>
+      <w:rFonts w:ascii="Microsoft YaHei" w:hAnsi="Microsoft YaHei" w:eastAsia="Microsoft YaHei"/>
+      <w:color w:val="333333"/>
     </w:rPr>
   </w:style>
   <w:style w:type="paragraph" w:styleId="Header">
@@ -916,8 +4020,8 @@
       <w:rFonts w:asciiTheme="majorHAnsi" w:eastAsiaTheme="majorEastAsia" w:hAnsiTheme="majorHAnsi" w:cstheme="majorBidi"/>
       <w:b/>
       <w:bCs/>
-      <w:color w:val="4F81BD" w:themeColor="accent1"/>
-      <w:sz w:val="26"/>
+      <w:color w:val="FFFFFF"/>
+      <w:sz w:val="24"/>
       <w:szCs w:val="26"/>
     </w:rPr>
   </w:style>
@@ -940,7 +4044,8 @@
       <w:rFonts w:asciiTheme="majorHAnsi" w:eastAsiaTheme="majorEastAsia" w:hAnsiTheme="majorHAnsi" w:cstheme="majorBidi"/>
       <w:b/>
       <w:bCs/>
-      <w:color w:val="4F81BD" w:themeColor="accent1"/>
+      <w:color w:val="333333"/>
+      <w:sz w:val="22"/>
     </w:rPr>
   </w:style>
   <w:style w:type="paragraph" w:styleId="Heading4">
@@ -965,7 +4070,8 @@
       <w:bCs/>
       <w:i/>
       <w:iCs/>
-      <w:color w:val="4F81BD" w:themeColor="accent1"/>
+      <w:color w:val="555555"/>
+      <w:sz w:val="21"/>
     </w:rPr>
   </w:style>
   <w:style w:type="paragraph" w:styleId="Heading5">
